--- a/06-学生侧材料/讲义/3-物理化学/热力学初步（Word清稿）.docx
+++ b/06-学生侧材料/讲义/3-物理化学/热力学初步（Word清稿）.docx
@@ -31,17 +31,900 @@
     </w:p>
     <w:p>
       <w:pPr>
-        <w:pStyle w:val="Compact"/>
-        <w:numPr>
-          <w:ilvl w:val="0"/>
-          <w:numId w:val="1001"/>
-        </w:numPr>
+        <w:pStyle w:val="BlockText"/>
+        <w:spacing w:after="80"/>
       </w:pPr>
       <w:r>
         <w:rPr>
           <w:rFonts w:hint="eastAsia" w:ascii="Times New Roman" w:hAnsi="Times New Roman" w:eastAsia="FangSong" w:cs="Times New Roman"/>
         </w:rPr>
-        <w:t>能区分体系与环境</w:t>
+        <w:t>对齐考纲</w:t>
+      </w:r>
+      <w:r>
+        <w:rPr>
+          <w:rFonts w:hint="eastAsia" w:ascii="Times New Roman" w:hAnsi="Times New Roman" w:eastAsia="Times New Roman" w:cs="Times New Roman"/>
+        </w:rPr>
+        <w:t>：§06</w:t>
+      </w:r>
+      <w:r>
+        <w:rPr>
+          <w:rFonts w:ascii="Times New Roman" w:hAnsi="Times New Roman" w:eastAsia="Times New Roman" w:cs="Times New Roman"/>
+        </w:rPr>
+        <w:t xml:space="preserve"> </w:t>
+      </w:r>
+      <w:r>
+        <w:rPr>
+          <w:rFonts w:hint="eastAsia" w:ascii="Times New Roman" w:hAnsi="Times New Roman" w:eastAsia="FangSong" w:cs="Times New Roman"/>
+        </w:rPr>
+        <w:t xml:space="preserve">热力学初步</w:t>
+      </w:r>
+    </w:p>
+    <w:tbl>
+      <w:tblPr>
+        <w:tblStyle w:val="Table"/>
+        <w:tblW w:type="pct" w:w="5000"/>
+        <w:tblLayout w:type="fixed"/>
+        <w:tblLook w:firstRow="1" w:lastRow="0" w:firstColumn="0" w:lastColumn="0" w:noHBand="0" w:noVBand="0" w:val="0020"/>
+      </w:tblPr>
+      <w:tblGrid>
+        <w:gridCol w:w="3960"/>
+        <w:gridCol w:w="3960"/>
+      </w:tblGrid>
+      <w:tr>
+        <w:trPr>
+          <w:tblHeader w:val="on"/>
+        </w:trPr>
+        <w:tc>
+          <w:tcPr/>
+          <w:p>
+            <w:pPr>
+              <w:pStyle w:val="Compact"/>
+              <w:jc w:val="center"/>
+            </w:pPr>
+            <w:r>
+              <w:rPr>
+                <w:rFonts w:hint="eastAsia" w:ascii="Times New Roman" w:hAnsi="Times New Roman" w:eastAsia="SimHei" w:cs="Times New Roman"/>
+                <w:b/>
+              </w:rPr>
+              <w:t xml:space="preserve">考纲条目</w:t>
+            </w:r>
+          </w:p>
+        </w:tc>
+        <w:tc>
+          <w:tcPr/>
+          <w:p>
+            <w:pPr>
+              <w:pStyle w:val="Compact"/>
+              <w:jc w:val="center"/>
+            </w:pPr>
+            <w:r>
+              <w:rPr>
+                <w:rFonts w:hint="eastAsia" w:ascii="Times New Roman" w:hAnsi="Times New Roman" w:eastAsia="SimHei" w:cs="Times New Roman"/>
+                <w:b/>
+              </w:rPr>
+              <w:t xml:space="preserve">学完本讲你应能</w:t>
+            </w:r>
+          </w:p>
+        </w:tc>
+      </w:tr>
+      <w:tr>
+        <w:tc>
+          <w:tcPr/>
+          <w:p>
+            <w:pPr>
+              <w:pStyle w:val="Compact"/>
+              <w:jc w:val="center"/>
+            </w:pPr>
+            <w:r>
+              <w:rPr>
+                <w:rFonts w:ascii="Times New Roman" w:hAnsi="Times New Roman" w:eastAsia="Times New Roman" w:cs="Times New Roman"/>
+              </w:rPr>
+              <w:t xml:space="preserve">§06 </w:t>
+            </w:r>
+            <w:r>
+              <w:rPr>
+                <w:rFonts w:hint="eastAsia" w:ascii="Times New Roman" w:hAnsi="Times New Roman" w:eastAsia="FangSong" w:cs="Times New Roman"/>
+              </w:rPr>
+              <w:t xml:space="preserve">热力学初步</w:t>
+            </w:r>
+            <w:r>
+              <w:rPr>
+                <w:rFonts w:ascii="Times New Roman" w:hAnsi="Times New Roman" w:eastAsia="Times New Roman" w:cs="Times New Roman"/>
+              </w:rPr>
+              <w:t xml:space="preserve"> · </w:t>
+            </w:r>
+            <w:r>
+              <w:rPr>
+                <w:rFonts w:hint="eastAsia" w:ascii="Times New Roman" w:hAnsi="Times New Roman" w:eastAsia="FangSong" w:cs="Times New Roman"/>
+              </w:rPr>
+              <w:t xml:space="preserve">状态函数与过程量</w:t>
+            </w:r>
+          </w:p>
+        </w:tc>
+        <w:tc>
+          <w:tcPr/>
+          <w:p>
+            <w:pPr>
+              <w:pStyle w:val="Compact"/>
+              <w:jc w:val="center"/>
+            </w:pPr>
+            <w:r>
+              <w:rPr>
+                <w:rFonts w:hint="eastAsia" w:ascii="Times New Roman" w:hAnsi="Times New Roman" w:eastAsia="FangSong" w:cs="Times New Roman"/>
+              </w:rPr>
+              <w:t>能区分体系与环境</w:t>
+            </w:r>
+            <w:r>
+              <w:rPr>
+                <w:rFonts w:hint="eastAsia" w:ascii="Times New Roman" w:hAnsi="Times New Roman" w:eastAsia="Times New Roman" w:cs="Times New Roman"/>
+              </w:rPr>
+              <w:t>、</w:t>
+            </w:r>
+            <w:r>
+              <w:rPr>
+                <w:rFonts w:hint="eastAsia" w:ascii="Times New Roman" w:hAnsi="Times New Roman" w:eastAsia="FangSong" w:cs="Times New Roman"/>
+              </w:rPr>
+              <w:t>状态函数与途径函数</w:t>
+            </w:r>
+            <w:r>
+              <w:rPr>
+                <w:rFonts w:hint="eastAsia" w:ascii="Times New Roman" w:hAnsi="Times New Roman" w:eastAsia="Times New Roman" w:cs="Times New Roman"/>
+              </w:rPr>
+              <w:t>，</w:t>
+            </w:r>
+            <w:r>
+              <w:rPr>
+                <w:rFonts w:hint="eastAsia" w:ascii="Times New Roman" w:hAnsi="Times New Roman" w:eastAsia="FangSong" w:cs="Times New Roman"/>
+              </w:rPr>
+              <w:t>正确判断恒压过程中</w:t>
+            </w:r>
+            <w:r>
+              <w:rPr>
+                <w:rFonts w:ascii="Times New Roman" w:hAnsi="Times New Roman" w:eastAsia="Times New Roman" w:cs="Times New Roman"/>
+              </w:rPr>
+              <w:t xml:space="preserve"> Q、W、ΔU、ΔH </w:t>
+            </w:r>
+            <w:r>
+              <w:rPr>
+                <w:rFonts w:hint="eastAsia" w:ascii="Times New Roman" w:hAnsi="Times New Roman" w:eastAsia="FangSong" w:cs="Times New Roman"/>
+              </w:rPr>
+              <w:t xml:space="preserve">的符号</w:t>
+            </w:r>
+          </w:p>
+        </w:tc>
+      </w:tr>
+      <w:tr>
+        <w:tc>
+          <w:tcPr/>
+          <w:p>
+            <w:pPr>
+              <w:pStyle w:val="Compact"/>
+              <w:jc w:val="center"/>
+            </w:pPr>
+            <w:r>
+              <w:rPr>
+                <w:rFonts w:ascii="Times New Roman" w:hAnsi="Times New Roman" w:eastAsia="Times New Roman" w:cs="Times New Roman"/>
+              </w:rPr>
+              <w:t xml:space="preserve">§06 </w:t>
+            </w:r>
+            <w:r>
+              <w:rPr>
+                <w:rFonts w:hint="eastAsia" w:ascii="Times New Roman" w:hAnsi="Times New Roman" w:eastAsia="FangSong" w:cs="Times New Roman"/>
+              </w:rPr>
+              <w:t xml:space="preserve">热力学初步</w:t>
+            </w:r>
+            <w:r>
+              <w:rPr>
+                <w:rFonts w:ascii="Times New Roman" w:hAnsi="Times New Roman" w:eastAsia="Times New Roman" w:cs="Times New Roman"/>
+              </w:rPr>
+              <w:t xml:space="preserve"> · </w:t>
+            </w:r>
+            <w:r>
+              <w:rPr>
+                <w:rFonts w:hint="eastAsia" w:ascii="Times New Roman" w:hAnsi="Times New Roman" w:eastAsia="FangSong" w:cs="Times New Roman"/>
+              </w:rPr>
+              <w:t xml:space="preserve">热化学与反应焓变</w:t>
+            </w:r>
+          </w:p>
+        </w:tc>
+        <w:tc>
+          <w:tcPr/>
+          <w:p>
+            <w:pPr>
+              <w:pStyle w:val="Compact"/>
+              <w:jc w:val="center"/>
+            </w:pPr>
+            <w:r>
+              <w:rPr>
+                <w:rFonts w:hint="eastAsia" w:ascii="Times New Roman" w:hAnsi="Times New Roman" w:eastAsia="FangSong" w:cs="Times New Roman"/>
+              </w:rPr>
+              <w:t>能用盖斯定律</w:t>
+            </w:r>
+            <w:r>
+              <w:rPr>
+                <w:rFonts w:hint="eastAsia" w:ascii="Times New Roman" w:hAnsi="Times New Roman" w:eastAsia="Times New Roman" w:cs="Times New Roman"/>
+              </w:rPr>
+              <w:t>、</w:t>
+            </w:r>
+            <w:r>
+              <w:rPr>
+                <w:rFonts w:hint="eastAsia" w:ascii="Times New Roman" w:hAnsi="Times New Roman" w:eastAsia="FangSong" w:cs="Times New Roman"/>
+              </w:rPr>
+              <w:t>标准生成焓</w:t>
+            </w:r>
+            <w:r>
+              <w:rPr>
+                <w:rFonts w:hint="eastAsia" w:ascii="Times New Roman" w:hAnsi="Times New Roman" w:eastAsia="Times New Roman" w:cs="Times New Roman"/>
+              </w:rPr>
+              <w:t>、</w:t>
+            </w:r>
+            <w:r>
+              <w:rPr>
+                <w:rFonts w:hint="eastAsia" w:ascii="Times New Roman" w:hAnsi="Times New Roman" w:eastAsia="FangSong" w:cs="Times New Roman"/>
+              </w:rPr>
+              <w:t>键焓三种方法计算标准反应焓变</w:t>
+            </w:r>
+            <w:r>
+              <w:rPr>
+                <w:rFonts w:ascii="Times New Roman" w:hAnsi="Times New Roman" w:eastAsia="Times New Roman" w:cs="Times New Roman"/>
+              </w:rPr>
+              <w:t xml:space="preserve"> </w:t>
+            </w:r>
+            <m:oMath>
+              <m:sSub>
+                <m:e>
+                  <m:r>
+                    <m:rPr>
+                      <m:sty m:val="p"/>
+                    </m:rPr>
+                    <m:t>Δ</m:t>
+                  </m:r>
+                </m:e>
+                <m:sub>
+                  <m:r>
+                    <m:t>r</m:t>
+                  </m:r>
+                </m:sub>
+              </m:sSub>
+              <m:sSup>
+                <m:e>
+                  <m:r>
+                    <m:t>H</m:t>
+                  </m:r>
+                </m:e>
+                <m:sup>
+                  <m:r>
+                    <m:t>θ</m:t>
+                  </m:r>
+                </m:sup>
+              </m:sSup>
+            </m:oMath>
+          </w:p>
+        </w:tc>
+      </w:tr>
+      <w:tr>
+        <w:tc>
+          <w:tcPr/>
+          <w:p>
+            <w:pPr>
+              <w:pStyle w:val="Compact"/>
+              <w:jc w:val="center"/>
+            </w:pPr>
+            <w:r>
+              <w:rPr>
+                <w:rFonts w:ascii="Times New Roman" w:hAnsi="Times New Roman" w:eastAsia="Times New Roman" w:cs="Times New Roman"/>
+              </w:rPr>
+              <w:t xml:space="preserve">§06 </w:t>
+            </w:r>
+            <w:r>
+              <w:rPr>
+                <w:rFonts w:hint="eastAsia" w:ascii="Times New Roman" w:hAnsi="Times New Roman" w:eastAsia="FangSong" w:cs="Times New Roman"/>
+              </w:rPr>
+              <w:t xml:space="preserve">热力学初步</w:t>
+            </w:r>
+            <w:r>
+              <w:rPr>
+                <w:rFonts w:ascii="Times New Roman" w:hAnsi="Times New Roman" w:eastAsia="Times New Roman" w:cs="Times New Roman"/>
+              </w:rPr>
+              <w:t xml:space="preserve"> · ΔU </w:t>
+            </w:r>
+            <w:r>
+              <w:rPr>
+                <w:rFonts w:hint="eastAsia" w:ascii="Times New Roman" w:hAnsi="Times New Roman" w:eastAsia="FangSong" w:cs="Times New Roman"/>
+              </w:rPr>
+              <w:t xml:space="preserve">与</w:t>
+            </w:r>
+            <w:r>
+              <w:rPr>
+                <w:rFonts w:ascii="Times New Roman" w:hAnsi="Times New Roman" w:eastAsia="Times New Roman" w:cs="Times New Roman"/>
+              </w:rPr>
+              <w:t xml:space="preserve"> ΔH</w:t>
+            </w:r>
+          </w:p>
+        </w:tc>
+        <w:tc>
+          <w:tcPr/>
+          <w:p>
+            <w:pPr>
+              <w:pStyle w:val="Compact"/>
+              <w:jc w:val="center"/>
+            </w:pPr>
+            <w:r>
+              <w:rPr>
+                <w:rFonts w:hint="eastAsia" w:ascii="Times New Roman" w:hAnsi="Times New Roman" w:eastAsia="FangSong" w:cs="Times New Roman"/>
+              </w:rPr>
+              <w:t xml:space="preserve">能区分</w:t>
+            </w:r>
+            <w:r>
+              <w:rPr>
+                <w:rFonts w:ascii="Times New Roman" w:hAnsi="Times New Roman" w:eastAsia="Times New Roman" w:cs="Times New Roman"/>
+              </w:rPr>
+              <w:t xml:space="preserve"> ΔU </w:t>
+            </w:r>
+            <w:r>
+              <w:rPr>
+                <w:rFonts w:hint="eastAsia" w:ascii="Times New Roman" w:hAnsi="Times New Roman" w:eastAsia="FangSong" w:cs="Times New Roman"/>
+              </w:rPr>
+              <w:t xml:space="preserve">与</w:t>
+            </w:r>
+            <w:r>
+              <w:rPr>
+                <w:rFonts w:ascii="Times New Roman" w:hAnsi="Times New Roman" w:eastAsia="Times New Roman" w:cs="Times New Roman"/>
+              </w:rPr>
+              <w:t xml:space="preserve"> ΔH </w:t>
+            </w:r>
+            <w:r>
+              <w:rPr>
+                <w:rFonts w:hint="eastAsia" w:ascii="Times New Roman" w:hAnsi="Times New Roman" w:eastAsia="FangSong" w:cs="Times New Roman"/>
+              </w:rPr>
+              <w:t>的物理意义</w:t>
+            </w:r>
+            <w:r>
+              <w:rPr>
+                <w:rFonts w:hint="eastAsia" w:ascii="Times New Roman" w:hAnsi="Times New Roman" w:eastAsia="Times New Roman" w:cs="Times New Roman"/>
+              </w:rPr>
+              <w:t>，</w:t>
+            </w:r>
+            <w:r>
+              <w:rPr>
+                <w:rFonts w:hint="eastAsia" w:ascii="Times New Roman" w:hAnsi="Times New Roman" w:eastAsia="FangSong" w:cs="Times New Roman"/>
+              </w:rPr>
+              <w:t>掌握</w:t>
+            </w:r>
+            <w:r>
+              <w:rPr>
+                <w:rFonts w:ascii="Times New Roman" w:hAnsi="Times New Roman" w:eastAsia="Times New Roman" w:cs="Times New Roman"/>
+              </w:rPr>
+              <w:t xml:space="preserve"> ΔH = ΔU + ΔnRT </w:t>
+            </w:r>
+            <w:r>
+              <w:rPr>
+                <w:rFonts w:hint="eastAsia" w:ascii="Times New Roman" w:hAnsi="Times New Roman" w:eastAsia="FangSong" w:cs="Times New Roman"/>
+              </w:rPr>
+              <w:t xml:space="preserve">的推导与应用</w:t>
+            </w:r>
+          </w:p>
+        </w:tc>
+      </w:tr>
+      <w:tr>
+        <w:tc>
+          <w:tcPr/>
+          <w:p>
+            <w:pPr>
+              <w:pStyle w:val="Compact"/>
+              <w:jc w:val="center"/>
+            </w:pPr>
+            <w:r>
+              <w:rPr>
+                <w:rFonts w:ascii="Times New Roman" w:hAnsi="Times New Roman" w:eastAsia="Times New Roman" w:cs="Times New Roman"/>
+              </w:rPr>
+              <w:t xml:space="preserve">§06 </w:t>
+            </w:r>
+            <w:r>
+              <w:rPr>
+                <w:rFonts w:hint="eastAsia" w:ascii="Times New Roman" w:hAnsi="Times New Roman" w:eastAsia="FangSong" w:cs="Times New Roman"/>
+              </w:rPr>
+              <w:t xml:space="preserve">热力学初步</w:t>
+            </w:r>
+            <w:r>
+              <w:rPr>
+                <w:rFonts w:ascii="Times New Roman" w:hAnsi="Times New Roman" w:eastAsia="Times New Roman" w:cs="Times New Roman"/>
+              </w:rPr>
+              <w:t xml:space="preserve"> · </w:t>
+            </w:r>
+            <w:r>
+              <w:rPr>
+                <w:rFonts w:hint="eastAsia" w:ascii="Times New Roman" w:hAnsi="Times New Roman" w:eastAsia="FangSong" w:cs="Times New Roman"/>
+              </w:rPr>
+              <w:t xml:space="preserve">熵与标准熵</w:t>
+            </w:r>
+          </w:p>
+        </w:tc>
+        <w:tc>
+          <w:tcPr/>
+          <w:p>
+            <w:pPr>
+              <w:pStyle w:val="Compact"/>
+              <w:jc w:val="center"/>
+            </w:pPr>
+            <w:r>
+              <w:rPr>
+                <w:rFonts w:hint="eastAsia" w:ascii="Times New Roman" w:hAnsi="Times New Roman" w:eastAsia="FangSong" w:cs="Times New Roman"/>
+              </w:rPr>
+              <w:t xml:space="preserve">能定性判断化学反应熵变</w:t>
+            </w:r>
+            <w:r>
+              <w:rPr>
+                <w:rFonts w:ascii="Times New Roman" w:hAnsi="Times New Roman" w:eastAsia="Times New Roman" w:cs="Times New Roman"/>
+              </w:rPr>
+              <w:t xml:space="preserve"> ΔS </w:t>
+            </w:r>
+            <w:r>
+              <w:rPr>
+                <w:rFonts w:hint="eastAsia" w:ascii="Times New Roman" w:hAnsi="Times New Roman" w:eastAsia="FangSong" w:cs="Times New Roman"/>
+              </w:rPr>
+              <w:t>的符号</w:t>
+            </w:r>
+            <w:r>
+              <w:rPr>
+                <w:rFonts w:hint="eastAsia" w:ascii="Times New Roman" w:hAnsi="Times New Roman" w:eastAsia="Times New Roman" w:cs="Times New Roman"/>
+              </w:rPr>
+              <w:t>，</w:t>
+            </w:r>
+            <w:r>
+              <w:rPr>
+                <w:rFonts w:hint="eastAsia" w:ascii="Times New Roman" w:hAnsi="Times New Roman" w:eastAsia="FangSong" w:cs="Times New Roman"/>
+              </w:rPr>
+              <w:t>知道标准熵的概念与基本计算</w:t>
+            </w:r>
+          </w:p>
+        </w:tc>
+      </w:tr>
+      <w:tr>
+        <w:tc>
+          <w:tcPr/>
+          <w:p>
+            <w:pPr>
+              <w:pStyle w:val="Compact"/>
+              <w:jc w:val="center"/>
+            </w:pPr>
+            <w:r>
+              <w:rPr>
+                <w:rFonts w:ascii="Times New Roman" w:hAnsi="Times New Roman" w:eastAsia="Times New Roman" w:cs="Times New Roman"/>
+              </w:rPr>
+              <w:t xml:space="preserve">§06 </w:t>
+            </w:r>
+            <w:r>
+              <w:rPr>
+                <w:rFonts w:hint="eastAsia" w:ascii="Times New Roman" w:hAnsi="Times New Roman" w:eastAsia="FangSong" w:cs="Times New Roman"/>
+              </w:rPr>
+              <w:t xml:space="preserve">热力学初步</w:t>
+            </w:r>
+            <w:r>
+              <w:rPr>
+                <w:rFonts w:ascii="Times New Roman" w:hAnsi="Times New Roman" w:eastAsia="Times New Roman" w:cs="Times New Roman"/>
+              </w:rPr>
+              <w:t xml:space="preserve"> · </w:t>
+            </w:r>
+            <w:r>
+              <w:rPr>
+                <w:rFonts w:hint="eastAsia" w:ascii="Times New Roman" w:hAnsi="Times New Roman" w:eastAsia="FangSong" w:cs="Times New Roman"/>
+              </w:rPr>
+              <w:t xml:space="preserve">吉布斯自由能与自发性</w:t>
+            </w:r>
+          </w:p>
+        </w:tc>
+        <w:tc>
+          <w:tcPr/>
+          <w:p>
+            <w:pPr>
+              <w:pStyle w:val="Compact"/>
+              <w:jc w:val="center"/>
+            </w:pPr>
+            <w:r>
+              <w:rPr>
+                <w:rFonts w:hint="eastAsia" w:ascii="Times New Roman" w:hAnsi="Times New Roman" w:eastAsia="FangSong" w:cs="Times New Roman"/>
+              </w:rPr>
+              <w:t xml:space="preserve">能用</w:t>
+            </w:r>
+            <w:r>
+              <w:rPr>
+                <w:rFonts w:ascii="Times New Roman" w:hAnsi="Times New Roman" w:eastAsia="Times New Roman" w:cs="Times New Roman"/>
+              </w:rPr>
+              <w:t xml:space="preserve"> ΔG = ΔH − TΔS </w:t>
+            </w:r>
+            <w:r>
+              <w:rPr>
+                <w:rFonts w:hint="eastAsia" w:ascii="Times New Roman" w:hAnsi="Times New Roman" w:eastAsia="FangSong" w:cs="Times New Roman"/>
+              </w:rPr>
+              <w:t>判断反应自发性</w:t>
+            </w:r>
+            <w:r>
+              <w:rPr>
+                <w:rFonts w:hint="eastAsia" w:ascii="Times New Roman" w:hAnsi="Times New Roman" w:eastAsia="Times New Roman" w:cs="Times New Roman"/>
+              </w:rPr>
+              <w:t>，</w:t>
+            </w:r>
+            <w:r>
+              <w:rPr>
+                <w:rFonts w:hint="eastAsia" w:ascii="Times New Roman" w:hAnsi="Times New Roman" w:eastAsia="FangSong" w:cs="Times New Roman"/>
+              </w:rPr>
+              <w:t>识别四类反应并估算转变温度</w:t>
+            </w:r>
+          </w:p>
+        </w:tc>
+      </w:tr>
+      <w:tr>
+        <w:tc>
+          <w:tcPr/>
+          <w:p>
+            <w:pPr>
+              <w:pStyle w:val="Compact"/>
+              <w:jc w:val="center"/>
+            </w:pPr>
+            <w:r>
+              <w:rPr>
+                <w:rFonts w:ascii="Times New Roman" w:hAnsi="Times New Roman" w:eastAsia="Times New Roman" w:cs="Times New Roman"/>
+              </w:rPr>
+              <w:t xml:space="preserve">§06 </w:t>
+            </w:r>
+            <w:r>
+              <w:rPr>
+                <w:rFonts w:hint="eastAsia" w:ascii="Times New Roman" w:hAnsi="Times New Roman" w:eastAsia="FangSong" w:cs="Times New Roman"/>
+              </w:rPr>
+              <w:t xml:space="preserve">热力学初步</w:t>
+            </w:r>
+            <w:r>
+              <w:rPr>
+                <w:rFonts w:ascii="Times New Roman" w:hAnsi="Times New Roman" w:eastAsia="Times New Roman" w:cs="Times New Roman"/>
+              </w:rPr>
+              <w:t xml:space="preserve"> · </w:t>
+            </w:r>
+            <w:r>
+              <w:rPr>
+                <w:rFonts w:hint="eastAsia" w:ascii="Times New Roman" w:hAnsi="Times New Roman" w:eastAsia="FangSong" w:cs="Times New Roman"/>
+              </w:rPr>
+              <w:t>自由能与平衡常数</w:t>
+            </w:r>
+            <w:r>
+              <w:rPr>
+                <w:rFonts w:hint="eastAsia" w:ascii="Times New Roman" w:hAnsi="Times New Roman" w:eastAsia="Times New Roman" w:cs="Times New Roman"/>
+              </w:rPr>
+              <w:t>、</w:t>
+            </w:r>
+            <w:r>
+              <w:rPr>
+                <w:rFonts w:hint="eastAsia" w:ascii="Times New Roman" w:hAnsi="Times New Roman" w:eastAsia="FangSong" w:cs="Times New Roman"/>
+              </w:rPr>
+              <w:t>电化学桥接</w:t>
+            </w:r>
+          </w:p>
+        </w:tc>
+        <w:tc>
+          <w:tcPr/>
+          <w:p>
+            <w:pPr>
+              <w:pStyle w:val="Compact"/>
+              <w:jc w:val="center"/>
+            </w:pPr>
+            <w:r>
+              <w:rPr>
+                <w:rFonts w:hint="eastAsia" w:ascii="Times New Roman" w:hAnsi="Times New Roman" w:eastAsia="FangSong" w:cs="Times New Roman"/>
+              </w:rPr>
+              <w:t xml:space="preserve">能区分</w:t>
+            </w:r>
+            <w:r>
+              <w:rPr>
+                <w:rFonts w:ascii="Times New Roman" w:hAnsi="Times New Roman" w:eastAsia="Times New Roman" w:cs="Times New Roman"/>
+              </w:rPr>
+              <w:t xml:space="preserve"> ΔG </w:t>
+            </w:r>
+            <w:r>
+              <w:rPr>
+                <w:rFonts w:hint="eastAsia" w:ascii="Times New Roman" w:hAnsi="Times New Roman" w:eastAsia="FangSong" w:cs="Times New Roman"/>
+              </w:rPr>
+              <w:t xml:space="preserve">与</w:t>
+            </w:r>
+            <w:r>
+              <w:rPr>
+                <w:rFonts w:ascii="Times New Roman" w:hAnsi="Times New Roman" w:eastAsia="Times New Roman" w:cs="Times New Roman"/>
+              </w:rPr>
+              <w:t xml:space="preserve"> </w:t>
+            </w:r>
+            <m:oMath>
+              <m:r>
+                <m:rPr>
+                  <m:sty m:val="p"/>
+                </m:rPr>
+                <m:t>Δ</m:t>
+              </m:r>
+              <m:sSup>
+                <m:e>
+                  <m:r>
+                    <m:t>G</m:t>
+                  </m:r>
+                </m:e>
+                <m:sup>
+                  <m:r>
+                    <m:t>θ</m:t>
+                  </m:r>
+                </m:sup>
+              </m:sSup>
+            </m:oMath>
+            <w:r>
+              <w:rPr>
+                <w:rFonts w:ascii="Times New Roman" w:hAnsi="Times New Roman" w:eastAsia="Times New Roman" w:cs="Times New Roman"/>
+              </w:rPr>
+              <w:t xml:space="preserve"> </w:t>
+            </w:r>
+            <w:r>
+              <w:rPr>
+                <w:rFonts w:hint="eastAsia" w:ascii="Times New Roman" w:hAnsi="Times New Roman" w:eastAsia="FangSong" w:cs="Times New Roman"/>
+              </w:rPr>
+              <w:t>的物理意义</w:t>
+            </w:r>
+            <w:r>
+              <w:rPr>
+                <w:rFonts w:hint="eastAsia" w:ascii="Times New Roman" w:hAnsi="Times New Roman" w:eastAsia="Times New Roman" w:cs="Times New Roman"/>
+              </w:rPr>
+              <w:t>，</w:t>
+            </w:r>
+            <w:r>
+              <w:rPr>
+                <w:rFonts w:hint="eastAsia" w:ascii="Times New Roman" w:hAnsi="Times New Roman" w:eastAsia="FangSong" w:cs="Times New Roman"/>
+              </w:rPr>
+              <w:t>会用</w:t>
+            </w:r>
+            <w:r>
+              <w:rPr>
+                <w:rFonts w:ascii="Times New Roman" w:hAnsi="Times New Roman" w:eastAsia="Times New Roman" w:cs="Times New Roman"/>
+              </w:rPr>
+              <w:t xml:space="preserve"> </w:t>
+            </w:r>
+            <m:oMath>
+              <m:r>
+                <m:rPr>
+                  <m:sty m:val="p"/>
+                </m:rPr>
+                <m:t>Δ</m:t>
+              </m:r>
+              <m:sSup>
+                <m:e>
+                  <m:r>
+                    <m:t>G</m:t>
+                  </m:r>
+                </m:e>
+                <m:sup>
+                  <m:r>
+                    <m:t>θ</m:t>
+                  </m:r>
+                </m:sup>
+              </m:sSup>
+              <m:r>
+                <m:rPr>
+                  <m:sty m:val="p"/>
+                </m:rPr>
+                <m:t>=</m:t>
+              </m:r>
+              <m:r>
+                <m:rPr>
+                  <m:sty m:val="p"/>
+                </m:rPr>
+                <m:t>−</m:t>
+              </m:r>
+              <m:r>
+                <m:t>R</m:t>
+              </m:r>
+              <m:r>
+                <m:t>T</m:t>
+              </m:r>
+              <m:r>
+                <m:rPr>
+                  <m:sty m:val="p"/>
+                </m:rPr>
+                <m:t>ln</m:t>
+              </m:r>
+              <m:sSup>
+                <m:e>
+                  <m:r>
+                    <m:t>K</m:t>
+                  </m:r>
+                </m:e>
+                <m:sup>
+                  <m:r>
+                    <m:t>θ</m:t>
+                  </m:r>
+                </m:sup>
+              </m:sSup>
+            </m:oMath>
+            <w:r>
+              <w:rPr>
+                <w:rFonts w:ascii="Times New Roman" w:hAnsi="Times New Roman" w:eastAsia="Times New Roman" w:cs="Times New Roman"/>
+              </w:rPr>
+              <w:t xml:space="preserve"> </w:t>
+            </w:r>
+            <w:r>
+              <w:rPr>
+                <w:rFonts w:hint="eastAsia" w:ascii="Times New Roman" w:hAnsi="Times New Roman" w:eastAsia="FangSong" w:cs="Times New Roman"/>
+              </w:rPr>
+              <w:t>建立热力学与化学平衡的桥梁</w:t>
+            </w:r>
+            <w:r>
+              <w:rPr>
+                <w:rFonts w:hint="eastAsia" w:ascii="Times New Roman" w:hAnsi="Times New Roman" w:eastAsia="Times New Roman" w:cs="Times New Roman"/>
+              </w:rPr>
+              <w:t>；</w:t>
+            </w:r>
+            <w:r>
+              <w:rPr>
+                <w:rFonts w:hint="eastAsia" w:ascii="Times New Roman" w:hAnsi="Times New Roman" w:eastAsia="FangSong" w:cs="Times New Roman"/>
+              </w:rPr>
+              <w:t>知道</w:t>
+            </w:r>
+            <w:r>
+              <w:rPr>
+                <w:rFonts w:ascii="Times New Roman" w:hAnsi="Times New Roman" w:eastAsia="Times New Roman" w:cs="Times New Roman"/>
+              </w:rPr>
+              <w:t xml:space="preserve"> </w:t>
+            </w:r>
+            <m:oMath>
+              <m:r>
+                <m:rPr>
+                  <m:sty m:val="p"/>
+                </m:rPr>
+                <m:t>Δ</m:t>
+              </m:r>
+              <m:sSup>
+                <m:e>
+                  <m:r>
+                    <m:t>G</m:t>
+                  </m:r>
+                </m:e>
+                <m:sup>
+                  <m:r>
+                    <m:t>θ</m:t>
+                  </m:r>
+                </m:sup>
+              </m:sSup>
+            </m:oMath>
+            <w:r>
+              <w:rPr>
+                <w:rFonts w:ascii="Times New Roman" w:hAnsi="Times New Roman" w:eastAsia="Times New Roman" w:cs="Times New Roman"/>
+              </w:rPr>
+              <w:t xml:space="preserve"> </w:t>
+            </w:r>
+            <w:r>
+              <w:rPr>
+                <w:rFonts w:hint="eastAsia" w:ascii="Times New Roman" w:hAnsi="Times New Roman" w:eastAsia="FangSong" w:cs="Times New Roman"/>
+              </w:rPr>
+              <w:t xml:space="preserve">与标准电动势</w:t>
+            </w:r>
+            <w:r>
+              <w:rPr>
+                <w:rFonts w:ascii="Times New Roman" w:hAnsi="Times New Roman" w:eastAsia="Times New Roman" w:cs="Times New Roman"/>
+              </w:rPr>
+              <w:t xml:space="preserve"> </w:t>
+            </w:r>
+            <m:oMath>
+              <m:sSup>
+                <m:e>
+                  <m:r>
+                    <m:t>E</m:t>
+                  </m:r>
+                </m:e>
+                <m:sup>
+                  <m:r>
+                    <m:t>θ</m:t>
+                  </m:r>
+                </m:sup>
+              </m:sSup>
+            </m:oMath>
+            <w:r>
+              <w:rPr>
+                <w:rFonts w:ascii="Times New Roman" w:hAnsi="Times New Roman" w:eastAsia="Times New Roman" w:cs="Times New Roman"/>
+              </w:rPr>
+              <w:t xml:space="preserve"> </w:t>
+            </w:r>
+            <w:r>
+              <w:rPr>
+                <w:rFonts w:hint="eastAsia" w:ascii="Times New Roman" w:hAnsi="Times New Roman" w:eastAsia="FangSong" w:cs="Times New Roman"/>
+              </w:rPr>
+              <w:t>的关系</w:t>
+            </w:r>
+            <w:r>
+              <w:rPr>
+                <w:rFonts w:hint="eastAsia" w:ascii="Times New Roman" w:hAnsi="Times New Roman" w:eastAsia="Times New Roman" w:cs="Times New Roman"/>
+              </w:rPr>
+              <w:t>（</w:t>
+            </w:r>
+            <m:oMath>
+              <m:r>
+                <m:rPr>
+                  <m:sty m:val="p"/>
+                </m:rPr>
+                <m:t>Δ</m:t>
+              </m:r>
+              <m:sSup>
+                <m:e>
+                  <m:r>
+                    <m:t>G</m:t>
+                  </m:r>
+                </m:e>
+                <m:sup>
+                  <m:r>
+                    <m:t>θ</m:t>
+                  </m:r>
+                </m:sup>
+              </m:sSup>
+              <m:r>
+                <m:rPr>
+                  <m:sty m:val="p"/>
+                </m:rPr>
+                <m:t>=</m:t>
+              </m:r>
+              <m:r>
+                <m:rPr>
+                  <m:sty m:val="p"/>
+                </m:rPr>
+                <m:t>−</m:t>
+              </m:r>
+              <m:r>
+                <m:t>n</m:t>
+              </m:r>
+              <m:r>
+                <m:t>F</m:t>
+              </m:r>
+              <m:sSup>
+                <m:e>
+                  <m:r>
+                    <m:t>E</m:t>
+                  </m:r>
+                </m:e>
+                <m:sup>
+                  <m:r>
+                    <m:t>θ</m:t>
+                  </m:r>
+                </m:sup>
+              </m:sSup>
+            </m:oMath>
+            <w:r>
+              <w:rPr>
+                <w:rFonts w:hint="eastAsia" w:ascii="Times New Roman" w:hAnsi="Times New Roman" w:eastAsia="Times New Roman" w:cs="Times New Roman"/>
+              </w:rPr>
+              <w:t>），</w:t>
+            </w:r>
+            <w:r>
+              <w:rPr>
+                <w:rFonts w:hint="eastAsia" w:ascii="Times New Roman" w:hAnsi="Times New Roman" w:eastAsia="FangSong" w:cs="Times New Roman"/>
+              </w:rPr>
+              <w:t>为电化学学习做铺垫</w:t>
+            </w:r>
+          </w:p>
+        </w:tc>
+      </w:tr>
+    </w:tbl>
+    <w:p>
+      <w:pPr>
+        <w:spacing w:before="160" w:after="80"/>
+      </w:pPr>
+      <w:r>
+        <w:pict>
+          <v:rect style="width:0;height:1.5pt" o:hralign="center" o:hrstd="t" o:hr="t"/>
+        </w:pict>
+      </w:r>
+    </w:p>
+    <w:bookmarkEnd w:id="9"/>
+    <w:bookmarkStart w:id="10" w:name="一为什么需要热力学"/>
+    <w:p>
+      <w:pPr>
+        <w:pStyle w:val="Heading2"/>
+        <w:spacing w:before="280" w:after="120"/>
+      </w:pPr>
+      <w:r>
+        <w:rPr>
+          <w:rFonts w:hint="eastAsia" w:ascii="Times New Roman" w:hAnsi="Times New Roman" w:eastAsia="SimHei" w:cs="Times New Roman"/>
+        </w:rPr>
+        <w:t>一</w:t>
       </w:r>
       <w:r>
         <w:rPr>
@@ -51,9 +934,20 @@
       </w:r>
       <w:r>
         <w:rPr>
-          <w:rFonts w:hint="eastAsia" w:ascii="Times New Roman" w:hAnsi="Times New Roman" w:eastAsia="FangSong" w:cs="Times New Roman"/>
-        </w:rPr>
-        <w:t>状态函数与途径函数</w:t>
+          <w:rFonts w:hint="eastAsia" w:ascii="Times New Roman" w:hAnsi="Times New Roman" w:eastAsia="SimHei" w:cs="Times New Roman"/>
+        </w:rPr>
+        <w:t>为什么需要热力学</w:t>
+      </w:r>
+    </w:p>
+    <w:p>
+      <w:pPr>
+        <w:pStyle w:val="BlockText"/>
+      </w:pPr>
+      <w:r>
+        <w:rPr>
+          <w:rFonts w:hint="eastAsia" w:ascii="Times New Roman" w:hAnsi="Times New Roman" w:eastAsia="FangSong" w:cs="Times New Roman"/>
+        </w:rPr>
+        <w:t>化学热力学的重要性不仅在于可以应用它的基本原理解释许多化学现象</w:t>
       </w:r>
       <w:r>
         <w:rPr>
@@ -65,19 +959,66 @@
         <w:rPr>
           <w:rFonts w:hint="eastAsia" w:ascii="Times New Roman" w:hAnsi="Times New Roman" w:eastAsia="FangSong" w:cs="Times New Roman"/>
         </w:rPr>
-        <w:t>正确判断恒压过程中</w:t>
-      </w:r>
-      <w:r>
-        <w:rPr>
-          <w:rFonts w:ascii="Times New Roman" w:hAnsi="Times New Roman" w:eastAsia="Times New Roman" w:cs="Times New Roman"/>
-        </w:rPr>
-        <w:t xml:space="preserve"> Q、W、ΔU、ΔH </w:t>
-      </w:r>
-      <w:r>
-        <w:rPr>
-          <w:rFonts w:hint="eastAsia" w:ascii="Times New Roman" w:hAnsi="Times New Roman" w:eastAsia="FangSong" w:cs="Times New Roman"/>
-        </w:rPr>
-        <w:t xml:space="preserve">的符号</w:t>
+        <w:t>而且还能依据这些原理去判断反应进行的方向</w:t>
+      </w:r>
+      <w:r>
+        <w:rPr>
+          <w:rFonts w:hint="eastAsia" w:ascii="Times New Roman" w:hAnsi="Times New Roman" w:eastAsia="Times New Roman" w:cs="Times New Roman"/>
+        </w:rPr>
+        <w:t>，</w:t>
+      </w:r>
+      <w:r>
+        <w:rPr>
+          <w:rFonts w:hint="eastAsia" w:ascii="Times New Roman" w:hAnsi="Times New Roman" w:eastAsia="FangSong" w:cs="Times New Roman"/>
+        </w:rPr>
+        <w:t>预测反应发生的可能性</w:t>
+      </w:r>
+      <w:r>
+        <w:rPr>
+          <w:rFonts w:hint="eastAsia" w:ascii="Times New Roman" w:hAnsi="Times New Roman" w:eastAsia="Times New Roman" w:cs="Times New Roman"/>
+        </w:rPr>
+        <w:t>。</w:t>
+      </w:r>
+    </w:p>
+    <w:p>
+      <w:pPr>
+        <w:pStyle w:val="FirstParagraph"/>
+      </w:pPr>
+      <w:r>
+        <w:rPr>
+          <w:rFonts w:hint="eastAsia" w:ascii="Times New Roman" w:hAnsi="Times New Roman" w:eastAsia="FangSong" w:cs="Times New Roman"/>
+        </w:rPr>
+        <w:t>在日常化学工作中我们总会遇到这样或那样的实际问题</w:t>
+      </w:r>
+      <w:r>
+        <w:rPr>
+          <w:rFonts w:hint="eastAsia" w:ascii="Times New Roman" w:hAnsi="Times New Roman" w:eastAsia="Times New Roman" w:cs="Times New Roman"/>
+        </w:rPr>
+        <w:t>，</w:t>
+      </w:r>
+      <w:r>
+        <w:rPr>
+          <w:rFonts w:hint="eastAsia" w:ascii="Times New Roman" w:hAnsi="Times New Roman" w:eastAsia="FangSong" w:cs="Times New Roman"/>
+        </w:rPr>
+        <w:t>其中有许多要借助于热力学方法才能得到解决</w:t>
+      </w:r>
+      <w:r>
+        <w:rPr>
+          <w:rFonts w:hint="eastAsia" w:ascii="Times New Roman" w:hAnsi="Times New Roman" w:eastAsia="Times New Roman" w:cs="Times New Roman"/>
+        </w:rPr>
+        <w:t>。</w:t>
+      </w:r>
+      <w:r>
+        <w:rPr>
+          <w:rFonts w:hint="eastAsia" w:ascii="Times New Roman" w:hAnsi="Times New Roman" w:eastAsia="FangSong" w:cs="Times New Roman"/>
+        </w:rPr>
+        <w:t>例如</w:t>
+      </w:r>
+      <w:r>
+        <w:rPr>
+          <w:rFonts w:hint="eastAsia" w:ascii="Times New Roman" w:hAnsi="Times New Roman" w:eastAsia="Times New Roman" w:cs="Times New Roman"/>
+        </w:rPr>
+        <w:t>：</w:t>
       </w:r>
     </w:p>
     <w:p>
@@ -92,31 +1033,223 @@
         <w:rPr>
           <w:rFonts w:hint="eastAsia" w:ascii="Times New Roman" w:hAnsi="Times New Roman" w:eastAsia="FangSong" w:cs="Times New Roman"/>
         </w:rPr>
-        <w:t>能用盖斯定律</w:t>
-      </w:r>
-      <w:r>
-        <w:rPr>
-          <w:rFonts w:hint="eastAsia" w:ascii="Times New Roman" w:hAnsi="Times New Roman" w:eastAsia="Times New Roman" w:cs="Times New Roman"/>
-        </w:rPr>
-        <w:t>、</w:t>
-      </w:r>
-      <w:r>
-        <w:rPr>
-          <w:rFonts w:hint="eastAsia" w:ascii="Times New Roman" w:hAnsi="Times New Roman" w:eastAsia="FangSong" w:cs="Times New Roman"/>
-        </w:rPr>
-        <w:t>标准生成焓</w:t>
-      </w:r>
-      <w:r>
-        <w:rPr>
-          <w:rFonts w:hint="eastAsia" w:ascii="Times New Roman" w:hAnsi="Times New Roman" w:eastAsia="Times New Roman" w:cs="Times New Roman"/>
-        </w:rPr>
-        <w:t>、</w:t>
-      </w:r>
-      <w:r>
-        <w:rPr>
-          <w:rFonts w:hint="eastAsia" w:ascii="Times New Roman" w:hAnsi="Times New Roman" w:eastAsia="FangSong" w:cs="Times New Roman"/>
-        </w:rPr>
-        <w:t>键焓三种方法计算标准反应焓变</w:t>
+        <w:t xml:space="preserve">高炉炼铁过程中的主要反应</w:t>
+      </w:r>
+      <w:r>
+        <w:rPr>
+          <w:rFonts w:ascii="Times New Roman" w:hAnsi="Times New Roman" w:eastAsia="Times New Roman" w:cs="Times New Roman"/>
+        </w:rPr>
+        <w:t xml:space="preserve"> </w:t>
+      </w:r>
+      <m:oMath>
+        <m:oMathPr>
+          <m:ctrlPr>
+            <w:rPr>
+              <w:sz w:val="28"/>
+              <w:szCs w:val="28"/>
+            </w:rPr>
+          </m:ctrlPr>
+        </m:oMathPr>
+        <m:r>
+          <m:rPr>
+            <m:sty m:val="p"/>
+          </m:rPr>
+          <m:t>F</m:t>
+        </m:r>
+        <m:sSub>
+          <m:e>
+            <m:r>
+              <m:rPr>
+                <m:sty m:val="p"/>
+              </m:rPr>
+              <m:t>e</m:t>
+            </m:r>
+          </m:e>
+          <m:sub>
+            <m:r>
+              <m:rPr>
+                <m:sty m:val="p"/>
+              </m:rPr>
+              <m:t>2</m:t>
+            </m:r>
+          </m:sub>
+        </m:sSub>
+        <m:sSub>
+          <m:e>
+            <m:r>
+              <m:rPr>
+                <m:sty m:val="p"/>
+              </m:rPr>
+              <m:t>O</m:t>
+            </m:r>
+          </m:e>
+          <m:sub>
+            <m:r>
+              <m:rPr>
+                <m:sty m:val="p"/>
+              </m:rPr>
+              <m:t>3</m:t>
+            </m:r>
+          </m:sub>
+        </m:sSub>
+        <m:r>
+          <m:rPr>
+            <m:sty m:val="p"/>
+          </m:rPr>
+          <m:t>+</m:t>
+        </m:r>
+        <m:r>
+          <m:rPr>
+            <m:sty m:val="p"/>
+          </m:rPr>
+          <m:t>3</m:t>
+        </m:r>
+        <m:r>
+          <m:rPr>
+            <m:sty m:val="p"/>
+          </m:rPr>
+          <m:t>C</m:t>
+        </m:r>
+        <m:r>
+          <m:rPr>
+            <m:sty m:val="p"/>
+          </m:rPr>
+          <m:t>O</m:t>
+        </m:r>
+        <m:r>
+          <m:rPr>
+            <m:sty m:val="p"/>
+          </m:rPr>
+          <m:t>→</m:t>
+        </m:r>
+        <m:r>
+          <m:rPr>
+            <m:sty m:val="p"/>
+          </m:rPr>
+          <m:t>2</m:t>
+        </m:r>
+        <m:r>
+          <m:rPr>
+            <m:sty m:val="p"/>
+          </m:rPr>
+          <m:t>F</m:t>
+        </m:r>
+        <m:r>
+          <m:rPr>
+            <m:sty m:val="p"/>
+          </m:rPr>
+          <m:t>e</m:t>
+        </m:r>
+        <m:r>
+          <m:rPr>
+            <m:sty m:val="p"/>
+          </m:rPr>
+          <m:t>+</m:t>
+        </m:r>
+        <m:r>
+          <m:rPr>
+            <m:sty m:val="p"/>
+          </m:rPr>
+          <m:t>3</m:t>
+        </m:r>
+        <m:r>
+          <m:rPr>
+            <m:sty m:val="p"/>
+          </m:rPr>
+          <m:t>C</m:t>
+        </m:r>
+        <m:sSub>
+          <m:e>
+            <m:r>
+              <m:rPr>
+                <m:sty m:val="p"/>
+              </m:rPr>
+              <m:t>O</m:t>
+            </m:r>
+          </m:e>
+          <m:sub>
+            <m:r>
+              <m:rPr>
+                <m:sty m:val="p"/>
+              </m:rPr>
+              <m:t>2</m:t>
+            </m:r>
+          </m:sub>
+        </m:sSub>
+      </m:oMath>
+      <w:r>
+        <w:rPr>
+          <w:rFonts w:hint="eastAsia" w:ascii="Times New Roman" w:hAnsi="Times New Roman" w:eastAsia="Times New Roman" w:cs="Times New Roman"/>
+        </w:rPr>
+        <w:t>，</w:t>
+      </w:r>
+      <w:r>
+        <w:rPr>
+          <w:rFonts w:hint="eastAsia" w:ascii="Times New Roman" w:hAnsi="Times New Roman" w:eastAsia="FangSong" w:cs="Times New Roman"/>
+        </w:rPr>
+        <w:t>那能不能用类似方法炼铝</w:t>
+      </w:r>
+      <w:r>
+        <w:rPr>
+          <w:rFonts w:hint="eastAsia" w:ascii="Times New Roman" w:hAnsi="Times New Roman" w:eastAsia="Times New Roman" w:cs="Times New Roman"/>
+        </w:rPr>
+        <w:t>？——</w:t>
+      </w:r>
+      <w:r>
+        <w:rPr>
+          <w:rFonts w:hint="eastAsia" w:ascii="Times New Roman" w:hAnsi="Times New Roman" w:eastAsia="FangSong" w:cs="Times New Roman"/>
+        </w:rPr>
+        <w:t>热力学告诉我们</w:t>
+      </w:r>
+      <w:r>
+        <w:rPr>
+          <w:rFonts w:hint="eastAsia" w:ascii="Times New Roman" w:hAnsi="Times New Roman" w:eastAsia="Times New Roman" w:cs="Times New Roman"/>
+        </w:rPr>
+        <w:t>：</w:t>
+      </w:r>
+      <w:r>
+        <w:rPr>
+          <w:rFonts w:hint="eastAsia" w:ascii="Times New Roman" w:hAnsi="Times New Roman" w:eastAsia="FangSong" w:cs="Times New Roman"/>
+        </w:rPr>
+        <w:t>不能</w:t>
+      </w:r>
+      <w:r>
+        <w:rPr>
+          <w:rFonts w:hint="eastAsia" w:ascii="Times New Roman" w:hAnsi="Times New Roman" w:eastAsia="Times New Roman" w:cs="Times New Roman"/>
+        </w:rPr>
+        <w:t>，Al</w:t>
+      </w:r>
+      <w:r>
+        <w:rPr>
+          <w:rFonts w:hint="eastAsia" w:ascii="Times New Roman" w:hAnsi="Times New Roman" w:eastAsia="Times New Roman" w:cs="Times New Roman"/>
+          <w:vertAlign w:val="subscript"/>
+        </w:rPr>
+        <w:t>2</w:t>
+      </w:r>
+      <w:r>
+        <w:rPr>
+          <w:rFonts w:hint="eastAsia" w:ascii="Times New Roman" w:hAnsi="Times New Roman" w:eastAsia="Times New Roman" w:cs="Times New Roman"/>
+        </w:rPr>
+        <w:t>O</w:t>
+      </w:r>
+      <w:r>
+        <w:rPr>
+          <w:rFonts w:hint="eastAsia" w:ascii="Times New Roman" w:hAnsi="Times New Roman" w:eastAsia="Times New Roman" w:cs="Times New Roman"/>
+          <w:vertAlign w:val="subscript"/>
+        </w:rPr>
+        <w:t>3</w:t>
+      </w:r>
+      <w:r>
+        <w:rPr>
+          <w:rFonts w:ascii="Times New Roman" w:hAnsi="Times New Roman" w:eastAsia="Times New Roman" w:cs="Times New Roman"/>
+        </w:rPr>
+        <w:t xml:space="preserve"> </w:t>
+      </w:r>
+      <w:r>
+        <w:rPr>
+          <w:rFonts w:hint="eastAsia" w:ascii="Times New Roman" w:hAnsi="Times New Roman" w:eastAsia="FangSong" w:cs="Times New Roman"/>
+        </w:rPr>
+        <w:t xml:space="preserve">的</w:t>
       </w:r>
       <w:r>
         <w:rPr>
@@ -136,7 +1269,7 @@
           </m:e>
           <m:sub>
             <m:r>
-              <m:t>r</m:t>
+              <m:t>f</m:t>
             </m:r>
           </m:sub>
         </m:sSub>
@@ -153,6 +1286,18 @@
           </m:sup>
         </m:sSup>
       </m:oMath>
+      <w:r>
+        <w:rPr>
+          <w:rFonts w:ascii="Times New Roman" w:hAnsi="Times New Roman" w:eastAsia="Times New Roman" w:cs="Times New Roman"/>
+        </w:rPr>
+        <w:t xml:space="preserve"> </w:t>
+      </w:r>
+      <w:r>
+        <w:rPr>
+          <w:rFonts w:hint="eastAsia" w:ascii="Times New Roman" w:hAnsi="Times New Roman" w:eastAsia="FangSong" w:cs="Times New Roman"/>
+        </w:rPr>
+        <w:t xml:space="preserve">太负</w:t>
+      </w:r>
     </w:p>
     <w:p>
       <w:pPr>
@@ -164,33 +1309,27 @@
       </w:pPr>
       <w:r>
         <w:rPr>
-          <w:rFonts w:hint="eastAsia" w:ascii="Times New Roman" w:hAnsi="Times New Roman" w:eastAsia="FangSong" w:cs="Times New Roman"/>
-        </w:rPr>
-        <w:t xml:space="preserve">能区分</w:t>
-      </w:r>
-      <w:r>
-        <w:rPr>
-          <w:rFonts w:ascii="Times New Roman" w:hAnsi="Times New Roman" w:eastAsia="Times New Roman" w:cs="Times New Roman"/>
-        </w:rPr>
-        <w:t xml:space="preserve"> ΔU </w:t>
-      </w:r>
-      <w:r>
-        <w:rPr>
-          <w:rFonts w:hint="eastAsia" w:ascii="Times New Roman" w:hAnsi="Times New Roman" w:eastAsia="FangSong" w:cs="Times New Roman"/>
-        </w:rPr>
-        <w:t xml:space="preserve">与</w:t>
-      </w:r>
-      <w:r>
-        <w:rPr>
-          <w:rFonts w:ascii="Times New Roman" w:hAnsi="Times New Roman" w:eastAsia="Times New Roman" w:cs="Times New Roman"/>
-        </w:rPr>
-        <w:t xml:space="preserve"> ΔH </w:t>
-      </w:r>
-      <w:r>
-        <w:rPr>
-          <w:rFonts w:hint="eastAsia" w:ascii="Times New Roman" w:hAnsi="Times New Roman" w:eastAsia="FangSong" w:cs="Times New Roman"/>
-        </w:rPr>
-        <w:t>的物理意义</w:t>
+          <w:rFonts w:ascii="Times New Roman" w:hAnsi="Times New Roman" w:eastAsia="Times New Roman" w:cs="Times New Roman"/>
+        </w:rPr>
+        <w:t xml:space="preserve">NO </w:t>
+      </w:r>
+      <w:r>
+        <w:rPr>
+          <w:rFonts w:hint="eastAsia" w:ascii="Times New Roman" w:hAnsi="Times New Roman" w:eastAsia="FangSong" w:cs="Times New Roman"/>
+        </w:rPr>
+        <w:t xml:space="preserve">和</w:t>
+      </w:r>
+      <w:r>
+        <w:rPr>
+          <w:rFonts w:ascii="Times New Roman" w:hAnsi="Times New Roman" w:eastAsia="Times New Roman" w:cs="Times New Roman"/>
+        </w:rPr>
+        <w:t xml:space="preserve"> CO </w:t>
+      </w:r>
+      <w:r>
+        <w:rPr>
+          <w:rFonts w:hint="eastAsia" w:ascii="Times New Roman" w:hAnsi="Times New Roman" w:eastAsia="FangSong" w:cs="Times New Roman"/>
+        </w:rPr>
+        <w:t>都是汽车尾气中的有毒成分</w:t>
       </w:r>
       <w:r>
         <w:rPr>
@@ -202,19 +1341,113 @@
         <w:rPr>
           <w:rFonts w:hint="eastAsia" w:ascii="Times New Roman" w:hAnsi="Times New Roman" w:eastAsia="FangSong" w:cs="Times New Roman"/>
         </w:rPr>
-        <w:t>掌握</w:t>
-      </w:r>
-      <w:r>
-        <w:rPr>
-          <w:rFonts w:ascii="Times New Roman" w:hAnsi="Times New Roman" w:eastAsia="Times New Roman" w:cs="Times New Roman"/>
-        </w:rPr>
-        <w:t xml:space="preserve"> ΔH = ΔU + ΔnRT </w:t>
-      </w:r>
-      <w:r>
-        <w:rPr>
-          <w:rFonts w:hint="eastAsia" w:ascii="Times New Roman" w:hAnsi="Times New Roman" w:eastAsia="FangSong" w:cs="Times New Roman"/>
-        </w:rPr>
-        <w:t xml:space="preserve">的推导与应用</w:t>
+        <w:t>它们能否相互反应生成无毒的</w:t>
+      </w:r>
+      <w:r>
+        <w:rPr>
+          <w:rFonts w:ascii="Times New Roman" w:hAnsi="Times New Roman" w:eastAsia="Times New Roman" w:cs="Times New Roman"/>
+        </w:rPr>
+        <w:t xml:space="preserve"> N</w:t>
+      </w:r>
+      <w:r>
+        <w:rPr>
+          <w:rFonts w:ascii="Times New Roman" w:hAnsi="Times New Roman" w:eastAsia="Times New Roman" w:cs="Times New Roman"/>
+          <w:vertAlign w:val="subscript"/>
+        </w:rPr>
+        <w:t>2</w:t>
+      </w:r>
+      <w:r>
+        <w:rPr>
+          <w:rFonts w:ascii="Times New Roman" w:hAnsi="Times New Roman" w:eastAsia="Times New Roman" w:cs="Times New Roman"/>
+        </w:rPr>
+        <w:t xml:space="preserve"> </w:t>
+      </w:r>
+      <w:r>
+        <w:rPr>
+          <w:rFonts w:hint="eastAsia" w:ascii="Times New Roman" w:hAnsi="Times New Roman" w:eastAsia="FangSong" w:cs="Times New Roman"/>
+        </w:rPr>
+        <w:t xml:space="preserve">和</w:t>
+      </w:r>
+      <w:r>
+        <w:rPr>
+          <w:rFonts w:ascii="Times New Roman" w:hAnsi="Times New Roman" w:eastAsia="Times New Roman" w:cs="Times New Roman"/>
+        </w:rPr>
+        <w:t xml:space="preserve"> </w:t>
+      </w:r>
+      <w:r>
+        <w:rPr>
+          <w:rFonts w:hint="eastAsia" w:ascii="Times New Roman" w:hAnsi="Times New Roman" w:eastAsia="Times New Roman" w:cs="Times New Roman"/>
+        </w:rPr>
+        <w:t>CO</w:t>
+      </w:r>
+      <w:r>
+        <w:rPr>
+          <w:rFonts w:hint="eastAsia" w:ascii="Times New Roman" w:hAnsi="Times New Roman" w:eastAsia="Times New Roman" w:cs="Times New Roman"/>
+          <w:vertAlign w:val="subscript"/>
+        </w:rPr>
+        <w:t>2</w:t>
+      </w:r>
+      <w:r>
+        <w:rPr>
+          <w:rFonts w:hint="eastAsia" w:ascii="Times New Roman" w:hAnsi="Times New Roman" w:eastAsia="Times New Roman" w:cs="Times New Roman"/>
+        </w:rPr>
+        <w:t>？——</w:t>
+      </w:r>
+      <w:r>
+        <w:rPr>
+          <w:rFonts w:hint="eastAsia" w:ascii="Times New Roman" w:hAnsi="Times New Roman" w:eastAsia="FangSong" w:cs="Times New Roman"/>
+        </w:rPr>
+        <w:t>热力学告诉我们</w:t>
+      </w:r>
+      <w:r>
+        <w:rPr>
+          <w:rFonts w:hint="eastAsia" w:ascii="Times New Roman" w:hAnsi="Times New Roman" w:eastAsia="Times New Roman" w:cs="Times New Roman"/>
+        </w:rPr>
+        <w:t>：</w:t>
+      </w:r>
+      <w:r>
+        <w:rPr>
+          <w:rFonts w:hint="eastAsia" w:ascii="Times New Roman" w:hAnsi="Times New Roman" w:eastAsia="FangSong" w:cs="Times New Roman"/>
+        </w:rPr>
+        <w:t>能</w:t>
+      </w:r>
+      <w:r>
+        <w:rPr>
+          <w:rFonts w:hint="eastAsia" w:ascii="Times New Roman" w:hAnsi="Times New Roman" w:eastAsia="Times New Roman" w:cs="Times New Roman"/>
+        </w:rPr>
+        <w:t>，</w:t>
+      </w:r>
+      <m:oMath>
+        <m:r>
+          <m:rPr>
+            <m:sty m:val="p"/>
+          </m:rPr>
+          <m:t>Δ</m:t>
+        </m:r>
+        <m:sSup>
+          <m:e>
+            <m:r>
+              <m:t>G</m:t>
+            </m:r>
+          </m:e>
+          <m:sup>
+            <m:r>
+              <m:t>θ</m:t>
+            </m:r>
+          </m:sup>
+        </m:sSup>
+      </m:oMath>
+      <w:r>
+        <w:rPr>
+          <w:rFonts w:ascii="Times New Roman" w:hAnsi="Times New Roman" w:eastAsia="Times New Roman" w:cs="Times New Roman"/>
+        </w:rPr>
+        <w:t xml:space="preserve"> </w:t>
+      </w:r>
+      <w:r>
+        <w:rPr>
+          <w:rFonts w:ascii="Times New Roman" w:hAnsi="Times New Roman" w:eastAsia="Times New Roman" w:cs="Times New Roman"/>
+        </w:rPr>
+        <w:t xml:space="preserve">&lt; 0</w:t>
       </w:r>
     </w:p>
     <w:p>
@@ -229,942 +1462,7 @@
         <w:rPr>
           <w:rFonts w:hint="eastAsia" w:ascii="Times New Roman" w:hAnsi="Times New Roman" w:eastAsia="FangSong" w:cs="Times New Roman"/>
         </w:rPr>
-        <w:t xml:space="preserve">能定性判断化学反应熵变</w:t>
-      </w:r>
-      <w:r>
-        <w:rPr>
-          <w:rFonts w:ascii="Times New Roman" w:hAnsi="Times New Roman" w:eastAsia="Times New Roman" w:cs="Times New Roman"/>
-        </w:rPr>
-        <w:t xml:space="preserve"> ΔS </w:t>
-      </w:r>
-      <w:r>
-        <w:rPr>
-          <w:rFonts w:hint="eastAsia" w:ascii="Times New Roman" w:hAnsi="Times New Roman" w:eastAsia="FangSong" w:cs="Times New Roman"/>
-        </w:rPr>
-        <w:t>的符号</w:t>
-      </w:r>
-      <w:r>
-        <w:rPr>
-          <w:rFonts w:hint="eastAsia" w:ascii="Times New Roman" w:hAnsi="Times New Roman" w:eastAsia="Times New Roman" w:cs="Times New Roman"/>
-        </w:rPr>
-        <w:t>，</w:t>
-      </w:r>
-      <w:r>
-        <w:rPr>
-          <w:rFonts w:hint="eastAsia" w:ascii="Times New Roman" w:hAnsi="Times New Roman" w:eastAsia="FangSong" w:cs="Times New Roman"/>
-        </w:rPr>
-        <w:t>知道标准熵的概念与基本计算</w:t>
-      </w:r>
-    </w:p>
-    <w:p>
-      <w:pPr>
-        <w:pStyle w:val="Compact"/>
-        <w:numPr>
-          <w:ilvl w:val="0"/>
-          <w:numId w:val="1001"/>
-        </w:numPr>
-      </w:pPr>
-      <w:r>
-        <w:rPr>
-          <w:rFonts w:hint="eastAsia" w:ascii="Times New Roman" w:hAnsi="Times New Roman" w:eastAsia="FangSong" w:cs="Times New Roman"/>
-        </w:rPr>
-        <w:t xml:space="preserve">能用</w:t>
-      </w:r>
-      <w:r>
-        <w:rPr>
-          <w:rFonts w:ascii="Times New Roman" w:hAnsi="Times New Roman" w:eastAsia="Times New Roman" w:cs="Times New Roman"/>
-        </w:rPr>
-        <w:t xml:space="preserve"> ΔG = ΔH − TΔS </w:t>
-      </w:r>
-      <w:r>
-        <w:rPr>
-          <w:rFonts w:hint="eastAsia" w:ascii="Times New Roman" w:hAnsi="Times New Roman" w:eastAsia="FangSong" w:cs="Times New Roman"/>
-        </w:rPr>
-        <w:t>判断反应自发性</w:t>
-      </w:r>
-      <w:r>
-        <w:rPr>
-          <w:rFonts w:hint="eastAsia" w:ascii="Times New Roman" w:hAnsi="Times New Roman" w:eastAsia="Times New Roman" w:cs="Times New Roman"/>
-        </w:rPr>
-        <w:t>，</w:t>
-      </w:r>
-      <w:r>
-        <w:rPr>
-          <w:rFonts w:hint="eastAsia" w:ascii="Times New Roman" w:hAnsi="Times New Roman" w:eastAsia="FangSong" w:cs="Times New Roman"/>
-        </w:rPr>
-        <w:t>识别四类反应并估算转变温度</w:t>
-      </w:r>
-    </w:p>
-    <w:p>
-      <w:pPr>
-        <w:pStyle w:val="Compact"/>
-        <w:numPr>
-          <w:ilvl w:val="0"/>
-          <w:numId w:val="1001"/>
-        </w:numPr>
-      </w:pPr>
-      <w:r>
-        <w:rPr>
-          <w:rFonts w:hint="eastAsia" w:ascii="Times New Roman" w:hAnsi="Times New Roman" w:eastAsia="FangSong" w:cs="Times New Roman"/>
-        </w:rPr>
-        <w:t xml:space="preserve">能区分</w:t>
-      </w:r>
-      <w:r>
-        <w:rPr>
-          <w:rFonts w:ascii="Times New Roman" w:hAnsi="Times New Roman" w:eastAsia="Times New Roman" w:cs="Times New Roman"/>
-        </w:rPr>
-        <w:t xml:space="preserve"> ΔG </w:t>
-      </w:r>
-      <w:r>
-        <w:rPr>
-          <w:rFonts w:hint="eastAsia" w:ascii="Times New Roman" w:hAnsi="Times New Roman" w:eastAsia="FangSong" w:cs="Times New Roman"/>
-        </w:rPr>
-        <w:t xml:space="preserve">与</w:t>
-      </w:r>
-      <w:r>
-        <w:rPr>
-          <w:rFonts w:ascii="Times New Roman" w:hAnsi="Times New Roman" w:eastAsia="Times New Roman" w:cs="Times New Roman"/>
-        </w:rPr>
-        <w:t xml:space="preserve"> </w:t>
-      </w:r>
-      <m:oMath>
-        <m:r>
-          <m:rPr>
-            <m:sty m:val="p"/>
-          </m:rPr>
-          <m:t>Δ</m:t>
-        </m:r>
-        <m:sSup>
-          <m:e>
-            <m:r>
-              <m:t>G</m:t>
-            </m:r>
-          </m:e>
-          <m:sup>
-            <m:r>
-              <m:t>θ</m:t>
-            </m:r>
-          </m:sup>
-        </m:sSup>
-      </m:oMath>
-      <w:r>
-        <w:rPr>
-          <w:rFonts w:ascii="Times New Roman" w:hAnsi="Times New Roman" w:eastAsia="Times New Roman" w:cs="Times New Roman"/>
-        </w:rPr>
-        <w:t xml:space="preserve"> </w:t>
-      </w:r>
-      <w:r>
-        <w:rPr>
-          <w:rFonts w:hint="eastAsia" w:ascii="Times New Roman" w:hAnsi="Times New Roman" w:eastAsia="FangSong" w:cs="Times New Roman"/>
-        </w:rPr>
-        <w:t>的物理意义</w:t>
-      </w:r>
-      <w:r>
-        <w:rPr>
-          <w:rFonts w:hint="eastAsia" w:ascii="Times New Roman" w:hAnsi="Times New Roman" w:eastAsia="Times New Roman" w:cs="Times New Roman"/>
-        </w:rPr>
-        <w:t>，</w:t>
-      </w:r>
-      <w:r>
-        <w:rPr>
-          <w:rFonts w:hint="eastAsia" w:ascii="Times New Roman" w:hAnsi="Times New Roman" w:eastAsia="FangSong" w:cs="Times New Roman"/>
-        </w:rPr>
-        <w:t>会用</w:t>
-      </w:r>
-      <w:r>
-        <w:rPr>
-          <w:rFonts w:ascii="Times New Roman" w:hAnsi="Times New Roman" w:eastAsia="Times New Roman" w:cs="Times New Roman"/>
-        </w:rPr>
-        <w:t xml:space="preserve"> </w:t>
-      </w:r>
-      <m:oMath>
-        <m:oMathPr>
-          <m:ctrlPr>
-            <w:rPr>
-              <w:sz w:val="28"/>
-              <w:szCs w:val="28"/>
-            </w:rPr>
-          </m:ctrlPr>
-        </m:oMathPr>
-        <m:r>
-          <m:rPr>
-            <m:sty m:val="p"/>
-          </m:rPr>
-          <m:t>Δ</m:t>
-        </m:r>
-        <m:sSup>
-          <m:e>
-            <m:r>
-              <m:t>G</m:t>
-            </m:r>
-          </m:e>
-          <m:sup>
-            <m:r>
-              <m:t>θ</m:t>
-            </m:r>
-          </m:sup>
-        </m:sSup>
-        <m:r>
-          <m:rPr>
-            <m:sty m:val="p"/>
-          </m:rPr>
-          <m:t>=</m:t>
-        </m:r>
-        <m:r>
-          <m:rPr>
-            <m:sty m:val="p"/>
-          </m:rPr>
-          <m:t>−</m:t>
-        </m:r>
-        <m:r>
-          <m:t>R</m:t>
-        </m:r>
-        <m:r>
-          <m:t>T</m:t>
-        </m:r>
-        <m:r>
-          <m:rPr>
-            <m:sty m:val="p"/>
-          </m:rPr>
-          <m:t>ln</m:t>
-        </m:r>
-        <m:sSup>
-          <m:e>
-            <m:r>
-              <m:t>K</m:t>
-            </m:r>
-          </m:e>
-          <m:sup>
-            <m:r>
-              <m:t>θ</m:t>
-            </m:r>
-          </m:sup>
-        </m:sSup>
-      </m:oMath>
-      <w:r>
-        <w:rPr>
-          <w:rFonts w:ascii="Times New Roman" w:hAnsi="Times New Roman" w:eastAsia="Times New Roman" w:cs="Times New Roman"/>
-        </w:rPr>
-        <w:t xml:space="preserve"> </w:t>
-      </w:r>
-      <w:r>
-        <w:rPr>
-          <w:rFonts w:hint="eastAsia" w:ascii="Times New Roman" w:hAnsi="Times New Roman" w:eastAsia="FangSong" w:cs="Times New Roman"/>
-        </w:rPr>
-        <w:t xml:space="preserve">建立热力学与化学平衡的桥梁</w:t>
-      </w:r>
-    </w:p>
-    <w:p>
-      <w:pPr>
-        <w:pStyle w:val="Compact"/>
-        <w:numPr>
-          <w:ilvl w:val="0"/>
-          <w:numId w:val="1001"/>
-        </w:numPr>
-      </w:pPr>
-      <w:r>
-        <w:rPr>
-          <w:rFonts w:hint="eastAsia" w:ascii="Times New Roman" w:hAnsi="Times New Roman" w:eastAsia="FangSong" w:cs="Times New Roman"/>
-        </w:rPr>
-        <w:t xml:space="preserve">知道</w:t>
-      </w:r>
-      <w:r>
-        <w:rPr>
-          <w:rFonts w:ascii="Times New Roman" w:hAnsi="Times New Roman" w:eastAsia="Times New Roman" w:cs="Times New Roman"/>
-        </w:rPr>
-        <w:t xml:space="preserve"> </w:t>
-      </w:r>
-      <m:oMath>
-        <m:r>
-          <m:rPr>
-            <m:sty m:val="p"/>
-          </m:rPr>
-          <m:t>Δ</m:t>
-        </m:r>
-        <m:sSup>
-          <m:e>
-            <m:r>
-              <m:t>G</m:t>
-            </m:r>
-          </m:e>
-          <m:sup>
-            <m:r>
-              <m:t>θ</m:t>
-            </m:r>
-          </m:sup>
-        </m:sSup>
-      </m:oMath>
-      <w:r>
-        <w:rPr>
-          <w:rFonts w:ascii="Times New Roman" w:hAnsi="Times New Roman" w:eastAsia="Times New Roman" w:cs="Times New Roman"/>
-        </w:rPr>
-        <w:t xml:space="preserve"> </w:t>
-      </w:r>
-      <w:r>
-        <w:rPr>
-          <w:rFonts w:hint="eastAsia" w:ascii="Times New Roman" w:hAnsi="Times New Roman" w:eastAsia="FangSong" w:cs="Times New Roman"/>
-        </w:rPr>
-        <w:t xml:space="preserve">与标准电动势</w:t>
-      </w:r>
-      <w:r>
-        <w:rPr>
-          <w:rFonts w:ascii="Times New Roman" w:hAnsi="Times New Roman" w:eastAsia="Times New Roman" w:cs="Times New Roman"/>
-        </w:rPr>
-        <w:t xml:space="preserve"> </w:t>
-      </w:r>
-      <m:oMath>
-        <m:sSup>
-          <m:e>
-            <m:r>
-              <m:t>E</m:t>
-            </m:r>
-          </m:e>
-          <m:sup>
-            <m:r>
-              <m:t>θ</m:t>
-            </m:r>
-          </m:sup>
-        </m:sSup>
-      </m:oMath>
-      <w:r>
-        <w:rPr>
-          <w:rFonts w:ascii="Times New Roman" w:hAnsi="Times New Roman" w:eastAsia="Times New Roman" w:cs="Times New Roman"/>
-        </w:rPr>
-        <w:t xml:space="preserve"> </w:t>
-      </w:r>
-      <w:r>
-        <w:rPr>
-          <w:rFonts w:hint="eastAsia" w:ascii="Times New Roman" w:hAnsi="Times New Roman" w:eastAsia="FangSong" w:cs="Times New Roman"/>
-        </w:rPr>
-        <w:t>的关系</w:t>
-      </w:r>
-      <w:r>
-        <w:rPr>
-          <w:rFonts w:hint="eastAsia" w:ascii="Times New Roman" w:hAnsi="Times New Roman" w:eastAsia="Times New Roman" w:cs="Times New Roman"/>
-        </w:rPr>
-        <w:t>（</w:t>
-      </w:r>
-      <m:oMath>
-        <m:oMathPr>
-          <m:ctrlPr>
-            <w:rPr>
-              <w:sz w:val="28"/>
-              <w:szCs w:val="28"/>
-            </w:rPr>
-          </m:ctrlPr>
-        </m:oMathPr>
-        <m:r>
-          <m:rPr>
-            <m:sty m:val="p"/>
-          </m:rPr>
-          <m:t>Δ</m:t>
-        </m:r>
-        <m:sSup>
-          <m:e>
-            <m:r>
-              <m:t>G</m:t>
-            </m:r>
-          </m:e>
-          <m:sup>
-            <m:r>
-              <m:t>θ</m:t>
-            </m:r>
-          </m:sup>
-        </m:sSup>
-        <m:r>
-          <m:rPr>
-            <m:sty m:val="p"/>
-          </m:rPr>
-          <m:t>=</m:t>
-        </m:r>
-        <m:r>
-          <m:rPr>
-            <m:sty m:val="p"/>
-          </m:rPr>
-          <m:t>−</m:t>
-        </m:r>
-        <m:r>
-          <m:t>n</m:t>
-        </m:r>
-        <m:r>
-          <m:t>F</m:t>
-        </m:r>
-        <m:sSup>
-          <m:e>
-            <m:r>
-              <m:t>E</m:t>
-            </m:r>
-          </m:e>
-          <m:sup>
-            <m:r>
-              <m:t>θ</m:t>
-            </m:r>
-          </m:sup>
-        </m:sSup>
-      </m:oMath>
-      <w:r>
-        <w:rPr>
-          <w:rFonts w:hint="eastAsia" w:ascii="Times New Roman" w:hAnsi="Times New Roman" w:eastAsia="Times New Roman" w:cs="Times New Roman"/>
-        </w:rPr>
-        <w:t>），</w:t>
-      </w:r>
-      <w:r>
-        <w:rPr>
-          <w:rFonts w:hint="eastAsia" w:ascii="Times New Roman" w:hAnsi="Times New Roman" w:eastAsia="FangSong" w:cs="Times New Roman"/>
-        </w:rPr>
-        <w:t>为电化学学习做铺垫</w:t>
-      </w:r>
-    </w:p>
-    <w:bookmarkEnd w:id="9"/>
-    <w:bookmarkStart w:id="10" w:name="一为什么需要热力学"/>
-    <w:p>
-      <w:pPr>
-        <w:pStyle w:val="Heading2"/>
-        <w:spacing w:before="280" w:after="120"/>
-      </w:pPr>
-      <w:r>
-        <w:rPr>
-          <w:rFonts w:hint="eastAsia" w:ascii="Times New Roman" w:hAnsi="Times New Roman" w:eastAsia="SimHei" w:cs="Times New Roman"/>
-        </w:rPr>
-        <w:t>一</w:t>
-      </w:r>
-      <w:r>
-        <w:rPr>
-          <w:rFonts w:hint="eastAsia" w:ascii="Times New Roman" w:hAnsi="Times New Roman" w:eastAsia="Times New Roman" w:cs="Times New Roman"/>
-        </w:rPr>
-        <w:t>、</w:t>
-      </w:r>
-      <w:r>
-        <w:rPr>
-          <w:rFonts w:hint="eastAsia" w:ascii="Times New Roman" w:hAnsi="Times New Roman" w:eastAsia="SimHei" w:cs="Times New Roman"/>
-        </w:rPr>
-        <w:t>为什么需要热力学</w:t>
-      </w:r>
-    </w:p>
-    <w:p>
-      <w:pPr>
-        <w:pStyle w:val="BlockText"/>
-      </w:pPr>
-      <w:r>
-        <w:rPr>
-          <w:rFonts w:hint="eastAsia" w:ascii="Times New Roman" w:hAnsi="Times New Roman" w:eastAsia="FangSong" w:cs="Times New Roman"/>
-        </w:rPr>
-        <w:t>化学热力学的重要性不仅在于可以应用它的基本原理解释许多化学现象</w:t>
-      </w:r>
-      <w:r>
-        <w:rPr>
-          <w:rFonts w:hint="eastAsia" w:ascii="Times New Roman" w:hAnsi="Times New Roman" w:eastAsia="Times New Roman" w:cs="Times New Roman"/>
-        </w:rPr>
-        <w:t>，</w:t>
-      </w:r>
-      <w:r>
-        <w:rPr>
-          <w:rFonts w:hint="eastAsia" w:ascii="Times New Roman" w:hAnsi="Times New Roman" w:eastAsia="FangSong" w:cs="Times New Roman"/>
-        </w:rPr>
-        <w:t>而且还能依据这些原理去判断反应进行的方向</w:t>
-      </w:r>
-      <w:r>
-        <w:rPr>
-          <w:rFonts w:hint="eastAsia" w:ascii="Times New Roman" w:hAnsi="Times New Roman" w:eastAsia="Times New Roman" w:cs="Times New Roman"/>
-        </w:rPr>
-        <w:t>，</w:t>
-      </w:r>
-      <w:r>
-        <w:rPr>
-          <w:rFonts w:hint="eastAsia" w:ascii="Times New Roman" w:hAnsi="Times New Roman" w:eastAsia="FangSong" w:cs="Times New Roman"/>
-        </w:rPr>
-        <w:t>预测反应发生的可能性</w:t>
-      </w:r>
-      <w:r>
-        <w:rPr>
-          <w:rFonts w:hint="eastAsia" w:ascii="Times New Roman" w:hAnsi="Times New Roman" w:eastAsia="Times New Roman" w:cs="Times New Roman"/>
-        </w:rPr>
-        <w:t>。</w:t>
-      </w:r>
-    </w:p>
-    <w:p>
-      <w:pPr>
-        <w:pStyle w:val="FirstParagraph"/>
-      </w:pPr>
-      <w:r>
-        <w:rPr>
-          <w:rFonts w:hint="eastAsia" w:ascii="Times New Roman" w:hAnsi="Times New Roman" w:eastAsia="FangSong" w:cs="Times New Roman"/>
-        </w:rPr>
-        <w:t>在日常化学工作中我们总会遇到这样或那样的实际问题</w:t>
-      </w:r>
-      <w:r>
-        <w:rPr>
-          <w:rFonts w:hint="eastAsia" w:ascii="Times New Roman" w:hAnsi="Times New Roman" w:eastAsia="Times New Roman" w:cs="Times New Roman"/>
-        </w:rPr>
-        <w:t>，</w:t>
-      </w:r>
-      <w:r>
-        <w:rPr>
-          <w:rFonts w:hint="eastAsia" w:ascii="Times New Roman" w:hAnsi="Times New Roman" w:eastAsia="FangSong" w:cs="Times New Roman"/>
-        </w:rPr>
-        <w:t>其中有许多要借助于热力学方法才能得到解决</w:t>
-      </w:r>
-      <w:r>
-        <w:rPr>
-          <w:rFonts w:hint="eastAsia" w:ascii="Times New Roman" w:hAnsi="Times New Roman" w:eastAsia="Times New Roman" w:cs="Times New Roman"/>
-        </w:rPr>
-        <w:t>。</w:t>
-      </w:r>
-      <w:r>
-        <w:rPr>
-          <w:rFonts w:hint="eastAsia" w:ascii="Times New Roman" w:hAnsi="Times New Roman" w:eastAsia="FangSong" w:cs="Times New Roman"/>
-        </w:rPr>
-        <w:t>例如</w:t>
-      </w:r>
-      <w:r>
-        <w:rPr>
-          <w:rFonts w:hint="eastAsia" w:ascii="Times New Roman" w:hAnsi="Times New Roman" w:eastAsia="Times New Roman" w:cs="Times New Roman"/>
-        </w:rPr>
-        <w:t>：</w:t>
-      </w:r>
-    </w:p>
-    <w:p>
-      <w:pPr>
-        <w:pStyle w:val="Compact"/>
-        <w:numPr>
-          <w:ilvl w:val="0"/>
-          <w:numId w:val="1002"/>
-        </w:numPr>
-      </w:pPr>
-      <w:r>
-        <w:rPr>
-          <w:rFonts w:hint="eastAsia" w:ascii="Times New Roman" w:hAnsi="Times New Roman" w:eastAsia="FangSong" w:cs="Times New Roman"/>
-        </w:rPr>
-        <w:t xml:space="preserve">高炉炼铁过程中的主要反应</w:t>
-      </w:r>
-      <w:r>
-        <w:rPr>
-          <w:rFonts w:ascii="Times New Roman" w:hAnsi="Times New Roman" w:eastAsia="Times New Roman" w:cs="Times New Roman"/>
-        </w:rPr>
-        <w:t xml:space="preserve"> </w:t>
-      </w:r>
-      <m:oMath>
-        <m:oMathPr>
-          <m:ctrlPr>
-            <w:rPr>
-              <w:sz w:val="28"/>
-              <w:szCs w:val="28"/>
-            </w:rPr>
-          </m:ctrlPr>
-        </m:oMathPr>
-        <m:r>
-          <m:rPr>
-            <m:sty m:val="p"/>
-          </m:rPr>
-          <m:t>F</m:t>
-        </m:r>
-        <m:sSub>
-          <m:e>
-            <m:r>
-              <m:rPr>
-                <m:sty m:val="p"/>
-              </m:rPr>
-              <m:t>e</m:t>
-            </m:r>
-          </m:e>
-          <m:sub>
-            <m:r>
-              <m:rPr>
-                <m:sty m:val="p"/>
-              </m:rPr>
-              <m:t>2</m:t>
-            </m:r>
-          </m:sub>
-        </m:sSub>
-        <m:sSub>
-          <m:e>
-            <m:r>
-              <m:rPr>
-                <m:sty m:val="p"/>
-              </m:rPr>
-              <m:t>O</m:t>
-            </m:r>
-          </m:e>
-          <m:sub>
-            <m:r>
-              <m:rPr>
-                <m:sty m:val="p"/>
-              </m:rPr>
-              <m:t>3</m:t>
-            </m:r>
-          </m:sub>
-        </m:sSub>
-        <m:r>
-          <m:rPr>
-            <m:sty m:val="p"/>
-          </m:rPr>
-          <m:t>+</m:t>
-        </m:r>
-        <m:r>
-          <m:rPr>
-            <m:sty m:val="p"/>
-          </m:rPr>
-          <m:t>3</m:t>
-        </m:r>
-        <m:r>
-          <m:rPr>
-            <m:sty m:val="p"/>
-          </m:rPr>
-          <m:t>C</m:t>
-        </m:r>
-        <m:r>
-          <m:rPr>
-            <m:sty m:val="p"/>
-          </m:rPr>
-          <m:t>O</m:t>
-        </m:r>
-        <m:r>
-          <m:rPr>
-            <m:sty m:val="p"/>
-          </m:rPr>
-          <m:t>→</m:t>
-        </m:r>
-        <m:r>
-          <m:rPr>
-            <m:sty m:val="p"/>
-          </m:rPr>
-          <m:t>2</m:t>
-        </m:r>
-        <m:r>
-          <m:rPr>
-            <m:sty m:val="p"/>
-          </m:rPr>
-          <m:t>F</m:t>
-        </m:r>
-        <m:r>
-          <m:rPr>
-            <m:sty m:val="p"/>
-          </m:rPr>
-          <m:t>e</m:t>
-        </m:r>
-        <m:r>
-          <m:rPr>
-            <m:sty m:val="p"/>
-          </m:rPr>
-          <m:t>+</m:t>
-        </m:r>
-        <m:r>
-          <m:rPr>
-            <m:sty m:val="p"/>
-          </m:rPr>
-          <m:t>3</m:t>
-        </m:r>
-        <m:r>
-          <m:rPr>
-            <m:sty m:val="p"/>
-          </m:rPr>
-          <m:t>C</m:t>
-        </m:r>
-        <m:sSub>
-          <m:e>
-            <m:r>
-              <m:rPr>
-                <m:sty m:val="p"/>
-              </m:rPr>
-              <m:t>O</m:t>
-            </m:r>
-          </m:e>
-          <m:sub>
-            <m:r>
-              <m:rPr>
-                <m:sty m:val="p"/>
-              </m:rPr>
-              <m:t>2</m:t>
-            </m:r>
-          </m:sub>
-        </m:sSub>
-      </m:oMath>
-      <w:r>
-        <w:rPr>
-          <w:rFonts w:hint="eastAsia" w:ascii="Times New Roman" w:hAnsi="Times New Roman" w:eastAsia="Times New Roman" w:cs="Times New Roman"/>
-        </w:rPr>
-        <w:t>，</w:t>
-      </w:r>
-      <w:r>
-        <w:rPr>
-          <w:rFonts w:hint="eastAsia" w:ascii="Times New Roman" w:hAnsi="Times New Roman" w:eastAsia="FangSong" w:cs="Times New Roman"/>
-        </w:rPr>
-        <w:t>那能不能用类似方法炼铝</w:t>
-      </w:r>
-      <w:r>
-        <w:rPr>
-          <w:rFonts w:hint="eastAsia" w:ascii="Times New Roman" w:hAnsi="Times New Roman" w:eastAsia="Times New Roman" w:cs="Times New Roman"/>
-        </w:rPr>
-        <w:t>？——</w:t>
-      </w:r>
-      <w:r>
-        <w:rPr>
-          <w:rFonts w:hint="eastAsia" w:ascii="Times New Roman" w:hAnsi="Times New Roman" w:eastAsia="FangSong" w:cs="Times New Roman"/>
-        </w:rPr>
-        <w:t>热力学告诉我们</w:t>
-      </w:r>
-      <w:r>
-        <w:rPr>
-          <w:rFonts w:hint="eastAsia" w:ascii="Times New Roman" w:hAnsi="Times New Roman" w:eastAsia="Times New Roman" w:cs="Times New Roman"/>
-        </w:rPr>
-        <w:t>：</w:t>
-      </w:r>
-      <w:r>
-        <w:rPr>
-          <w:rFonts w:hint="eastAsia" w:ascii="Times New Roman" w:hAnsi="Times New Roman" w:eastAsia="FangSong" w:cs="Times New Roman"/>
-        </w:rPr>
-        <w:t>不能</w:t>
-      </w:r>
-      <w:r>
-        <w:rPr>
-          <w:rFonts w:hint="eastAsia" w:ascii="Times New Roman" w:hAnsi="Times New Roman" w:eastAsia="Times New Roman" w:cs="Times New Roman"/>
-        </w:rPr>
-        <w:t>，Al</w:t>
-      </w:r>
-      <w:r>
-        <w:rPr>
-          <w:rFonts w:hint="eastAsia" w:ascii="Times New Roman" w:hAnsi="Times New Roman" w:eastAsia="Times New Roman" w:cs="Times New Roman"/>
-          <w:vertAlign w:val="subscript"/>
-        </w:rPr>
-        <w:t>2</w:t>
-      </w:r>
-      <w:r>
-        <w:rPr>
-          <w:rFonts w:hint="eastAsia" w:ascii="Times New Roman" w:hAnsi="Times New Roman" w:eastAsia="Times New Roman" w:cs="Times New Roman"/>
-        </w:rPr>
-        <w:t>O</w:t>
-      </w:r>
-      <w:r>
-        <w:rPr>
-          <w:rFonts w:hint="eastAsia" w:ascii="Times New Roman" w:hAnsi="Times New Roman" w:eastAsia="Times New Roman" w:cs="Times New Roman"/>
-          <w:vertAlign w:val="subscript"/>
-        </w:rPr>
-        <w:t>3</w:t>
-      </w:r>
-      <w:r>
-        <w:rPr>
-          <w:rFonts w:ascii="Times New Roman" w:hAnsi="Times New Roman" w:eastAsia="Times New Roman" w:cs="Times New Roman"/>
-        </w:rPr>
-        <w:t xml:space="preserve"> </w:t>
-      </w:r>
-      <w:r>
-        <w:rPr>
-          <w:rFonts w:hint="eastAsia" w:ascii="Times New Roman" w:hAnsi="Times New Roman" w:eastAsia="FangSong" w:cs="Times New Roman"/>
-        </w:rPr>
-        <w:t xml:space="preserve">的</w:t>
-      </w:r>
-      <w:r>
-        <w:rPr>
-          <w:rFonts w:ascii="Times New Roman" w:hAnsi="Times New Roman" w:eastAsia="Times New Roman" w:cs="Times New Roman"/>
-        </w:rPr>
-        <w:t xml:space="preserve"> </w:t>
-      </w:r>
-      <m:oMath>
-        <m:sSub>
-          <m:e>
-            <m:r>
-              <m:rPr>
-                <m:sty m:val="p"/>
-              </m:rPr>
-              <m:t>Δ</m:t>
-            </m:r>
-          </m:e>
-          <m:sub>
-            <m:r>
-              <m:t>f</m:t>
-            </m:r>
-          </m:sub>
-        </m:sSub>
-        <m:sSup>
-          <m:e>
-            <m:r>
-              <m:t>H</m:t>
-            </m:r>
-          </m:e>
-          <m:sup>
-            <m:r>
-              <m:t>θ</m:t>
-            </m:r>
-          </m:sup>
-        </m:sSup>
-      </m:oMath>
-      <w:r>
-        <w:rPr>
-          <w:rFonts w:ascii="Times New Roman" w:hAnsi="Times New Roman" w:eastAsia="Times New Roman" w:cs="Times New Roman"/>
-        </w:rPr>
-        <w:t xml:space="preserve"> </w:t>
-      </w:r>
-      <w:r>
-        <w:rPr>
-          <w:rFonts w:hint="eastAsia" w:ascii="Times New Roman" w:hAnsi="Times New Roman" w:eastAsia="FangSong" w:cs="Times New Roman"/>
-        </w:rPr>
-        <w:t xml:space="preserve">太负</w:t>
-      </w:r>
-    </w:p>
-    <w:p>
-      <w:pPr>
-        <w:pStyle w:val="Compact"/>
-        <w:numPr>
-          <w:ilvl w:val="0"/>
-          <w:numId w:val="1002"/>
-        </w:numPr>
-      </w:pPr>
-      <w:r>
-        <w:rPr>
-          <w:rFonts w:ascii="Times New Roman" w:hAnsi="Times New Roman" w:eastAsia="Times New Roman" w:cs="Times New Roman"/>
-        </w:rPr>
-        <w:t xml:space="preserve">NO </w:t>
-      </w:r>
-      <w:r>
-        <w:rPr>
-          <w:rFonts w:hint="eastAsia" w:ascii="Times New Roman" w:hAnsi="Times New Roman" w:eastAsia="FangSong" w:cs="Times New Roman"/>
-        </w:rPr>
-        <w:t xml:space="preserve">和</w:t>
-      </w:r>
-      <w:r>
-        <w:rPr>
-          <w:rFonts w:ascii="Times New Roman" w:hAnsi="Times New Roman" w:eastAsia="Times New Roman" w:cs="Times New Roman"/>
-        </w:rPr>
-        <w:t xml:space="preserve"> CO </w:t>
-      </w:r>
-      <w:r>
-        <w:rPr>
-          <w:rFonts w:hint="eastAsia" w:ascii="Times New Roman" w:hAnsi="Times New Roman" w:eastAsia="FangSong" w:cs="Times New Roman"/>
-        </w:rPr>
-        <w:t>都是汽车尾气中的有毒成分</w:t>
-      </w:r>
-      <w:r>
-        <w:rPr>
-          <w:rFonts w:hint="eastAsia" w:ascii="Times New Roman" w:hAnsi="Times New Roman" w:eastAsia="Times New Roman" w:cs="Times New Roman"/>
-        </w:rPr>
-        <w:t>，</w:t>
-      </w:r>
-      <w:r>
-        <w:rPr>
-          <w:rFonts w:hint="eastAsia" w:ascii="Times New Roman" w:hAnsi="Times New Roman" w:eastAsia="FangSong" w:cs="Times New Roman"/>
-        </w:rPr>
-        <w:t>它们能否相互反应生成无毒的</w:t>
-      </w:r>
-      <w:r>
-        <w:rPr>
-          <w:rFonts w:ascii="Times New Roman" w:hAnsi="Times New Roman" w:eastAsia="Times New Roman" w:cs="Times New Roman"/>
-        </w:rPr>
-        <w:t xml:space="preserve"> N</w:t>
-      </w:r>
-      <w:r>
-        <w:rPr>
-          <w:rFonts w:ascii="Times New Roman" w:hAnsi="Times New Roman" w:eastAsia="Times New Roman" w:cs="Times New Roman"/>
-          <w:vertAlign w:val="subscript"/>
-        </w:rPr>
-        <w:t>2</w:t>
-      </w:r>
-      <w:r>
-        <w:rPr>
-          <w:rFonts w:ascii="Times New Roman" w:hAnsi="Times New Roman" w:eastAsia="Times New Roman" w:cs="Times New Roman"/>
-        </w:rPr>
-        <w:t xml:space="preserve"> </w:t>
-      </w:r>
-      <w:r>
-        <w:rPr>
-          <w:rFonts w:hint="eastAsia" w:ascii="Times New Roman" w:hAnsi="Times New Roman" w:eastAsia="FangSong" w:cs="Times New Roman"/>
-        </w:rPr>
-        <w:t xml:space="preserve">和</w:t>
-      </w:r>
-      <w:r>
-        <w:rPr>
-          <w:rFonts w:ascii="Times New Roman" w:hAnsi="Times New Roman" w:eastAsia="Times New Roman" w:cs="Times New Roman"/>
-        </w:rPr>
-        <w:t xml:space="preserve"> </w:t>
-      </w:r>
-      <w:r>
-        <w:rPr>
-          <w:rFonts w:hint="eastAsia" w:ascii="Times New Roman" w:hAnsi="Times New Roman" w:eastAsia="Times New Roman" w:cs="Times New Roman"/>
-        </w:rPr>
-        <w:t>CO</w:t>
-      </w:r>
-      <w:r>
-        <w:rPr>
-          <w:rFonts w:hint="eastAsia" w:ascii="Times New Roman" w:hAnsi="Times New Roman" w:eastAsia="Times New Roman" w:cs="Times New Roman"/>
-          <w:vertAlign w:val="subscript"/>
-        </w:rPr>
-        <w:t>2</w:t>
-      </w:r>
-      <w:r>
-        <w:rPr>
-          <w:rFonts w:hint="eastAsia" w:ascii="Times New Roman" w:hAnsi="Times New Roman" w:eastAsia="Times New Roman" w:cs="Times New Roman"/>
-        </w:rPr>
-        <w:t>？——</w:t>
-      </w:r>
-      <w:r>
-        <w:rPr>
-          <w:rFonts w:hint="eastAsia" w:ascii="Times New Roman" w:hAnsi="Times New Roman" w:eastAsia="FangSong" w:cs="Times New Roman"/>
-        </w:rPr>
-        <w:t>热力学告诉我们</w:t>
-      </w:r>
-      <w:r>
-        <w:rPr>
-          <w:rFonts w:hint="eastAsia" w:ascii="Times New Roman" w:hAnsi="Times New Roman" w:eastAsia="Times New Roman" w:cs="Times New Roman"/>
-        </w:rPr>
-        <w:t>：</w:t>
-      </w:r>
-      <w:r>
-        <w:rPr>
-          <w:rFonts w:hint="eastAsia" w:ascii="Times New Roman" w:hAnsi="Times New Roman" w:eastAsia="FangSong" w:cs="Times New Roman"/>
-        </w:rPr>
-        <w:t>能</w:t>
-      </w:r>
-      <w:r>
-        <w:rPr>
-          <w:rFonts w:hint="eastAsia" w:ascii="Times New Roman" w:hAnsi="Times New Roman" w:eastAsia="Times New Roman" w:cs="Times New Roman"/>
-        </w:rPr>
-        <w:t>，</w:t>
-      </w:r>
-      <m:oMath>
-        <m:r>
-          <m:rPr>
-            <m:sty m:val="p"/>
-          </m:rPr>
-          <m:t>Δ</m:t>
-        </m:r>
-        <m:sSup>
-          <m:e>
-            <m:r>
-              <m:t>G</m:t>
-            </m:r>
-          </m:e>
-          <m:sup>
-            <m:r>
-              <m:t>θ</m:t>
-            </m:r>
-          </m:sup>
-        </m:sSup>
-      </m:oMath>
-      <w:r>
-        <w:rPr>
-          <w:rFonts w:ascii="Times New Roman" w:hAnsi="Times New Roman" w:eastAsia="Times New Roman" w:cs="Times New Roman"/>
-        </w:rPr>
-        <w:t xml:space="preserve"> </w:t>
-      </w:r>
-      <w:r>
-        <w:rPr>
-          <w:rFonts w:ascii="Times New Roman" w:hAnsi="Times New Roman" w:eastAsia="Times New Roman" w:cs="Times New Roman"/>
-        </w:rPr>
-        <w:t xml:space="preserve">&lt; 0</w:t>
-      </w:r>
-    </w:p>
-    <w:p>
-      <w:pPr>
-        <w:pStyle w:val="Compact"/>
-        <w:numPr>
-          <w:ilvl w:val="0"/>
-          <w:numId w:val="1002"/>
-        </w:numPr>
-      </w:pPr>
-      <w:r>
-        <w:rPr>
-          <w:rFonts w:hint="eastAsia" w:ascii="Times New Roman" w:hAnsi="Times New Roman" w:eastAsia="FangSong" w:cs="Times New Roman"/>
-        </w:rPr>
-        <w:t>天然金刚石非常珍贵</w:t>
+        <w:t>天然金刚石十分珍贵</w:t>
       </w:r>
       <w:r>
         <w:rPr>
@@ -2337,7 +2635,7 @@
       <w:pPr>
         <w:numPr>
           <w:ilvl w:val="0"/>
-          <w:numId w:val="1003"/>
+          <w:numId w:val="1002"/>
         </w:numPr>
       </w:pPr>
       <w:r>
@@ -2446,7 +2744,7 @@
       <w:pPr>
         <w:numPr>
           <w:ilvl w:val="0"/>
-          <w:numId w:val="1003"/>
+          <w:numId w:val="1002"/>
         </w:numPr>
       </w:pPr>
       <w:r>
@@ -3357,11 +3655,27 @@
         <w:rPr>
           <w:rFonts w:ascii="Times New Roman" w:hAnsi="Times New Roman" w:eastAsia="Times New Roman" w:cs="Times New Roman"/>
         </w:rPr>
-        <w:t xml:space="preserve"> = 5.82 / (1.01 × 0.100) = **57.6</w:t>
-      </w:r>
-      <w:r>
-        <w:rPr>
-          <w:rFonts w:ascii="Times New Roman" w:hAnsi="Times New Roman" w:eastAsia="Times New Roman" w:cs="Times New Roman"/>
+        <w:t xml:space="preserve"> = 5.82 / (1.01 × 0.100) =</w:t>
+      </w:r>
+      <w:r>
+        <w:rPr>
+          <w:rFonts w:ascii="Times New Roman" w:hAnsi="Times New Roman" w:eastAsia="Times New Roman" w:cs="Times New Roman"/>
+        </w:rPr>
+        <w:t xml:space="preserve"> </w:t>
+      </w:r>
+      <w:r>
+        <w:rPr>
+          <w:rFonts w:ascii="Times New Roman" w:hAnsi="Times New Roman" w:eastAsia="Times New Roman" w:cs="Times New Roman"/>
+          <w:b/>
+          <w:bCs/>
+        </w:rPr>
+        <w:t xml:space="preserve">57.6</w:t>
+      </w:r>
+      <w:r>
+        <w:rPr>
+          <w:rFonts w:ascii="Times New Roman" w:hAnsi="Times New Roman" w:eastAsia="Times New Roman" w:cs="Times New Roman"/>
+          <w:b/>
+          <w:bCs/>
         </w:rPr>
         <w:t xml:space="preserve"> </w:t>
       </w:r>
@@ -3375,26 +3689,41 @@
           </m:ctrlPr>
         </m:oMathPr>
         <m:r>
-          <m:t>k</m:t>
-        </m:r>
-        <m:r>
-          <m:t>J</m:t>
-        </m:r>
-        <m:r>
           <m:rPr>
             <m:sty m:val="p"/>
           </m:rPr>
-          <m:t>·</m:t>
-        </m:r>
-        <m:r>
+          <m:t>k</m:t>
+        </m:r>
+        <m:r>
+          <m:rPr>
+            <m:sty m:val="p"/>
+          </m:rPr>
+          <m:t>J</m:t>
+        </m:r>
+        <m:r>
+          <m:rPr>
+            <m:sty m:val="p"/>
+          </m:rPr>
+          <m:t>⋅</m:t>
+        </m:r>
+        <m:r>
+          <m:rPr>
+            <m:sty m:val="p"/>
+          </m:rPr>
           <m:t>m</m:t>
         </m:r>
         <m:r>
+          <m:rPr>
+            <m:sty m:val="p"/>
+          </m:rPr>
           <m:t>o</m:t>
         </m:r>
         <m:sSup>
           <m:e>
             <m:r>
+              <m:rPr>
+                <m:sty m:val="p"/>
+              </m:rPr>
               <m:t>l</m:t>
             </m:r>
           </m:e>
@@ -3406,22 +3735,13 @@
               <m:t>−</m:t>
             </m:r>
             <m:r>
+              <m:rPr>
+                <m:sty m:val="p"/>
+              </m:rPr>
               <m:t>1</m:t>
             </m:r>
           </m:sup>
         </m:sSup>
-        <m:r>
-          <m:rPr>
-            <m:sty m:val="p"/>
-          </m:rPr>
-          <m:t>*</m:t>
-        </m:r>
-        <m:r>
-          <m:rPr>
-            <m:sty m:val="p"/>
-          </m:rPr>
-          <m:t>*</m:t>
-        </m:r>
       </m:oMath>
     </w:p>
     <w:p>
@@ -4191,7 +4511,7 @@
         <w:pStyle w:val="Compact"/>
         <w:numPr>
           <w:ilvl w:val="0"/>
-          <w:numId w:val="1004"/>
+          <w:numId w:val="1003"/>
         </w:numPr>
       </w:pPr>
       <w:r>
@@ -4276,7 +4596,7 @@
         <w:pStyle w:val="Compact"/>
         <w:numPr>
           <w:ilvl w:val="0"/>
-          <w:numId w:val="1004"/>
+          <w:numId w:val="1003"/>
         </w:numPr>
       </w:pPr>
       <w:r>
@@ -4355,7 +4675,7 @@
         <w:pStyle w:val="Compact"/>
         <w:numPr>
           <w:ilvl w:val="0"/>
-          <w:numId w:val="1004"/>
+          <w:numId w:val="1003"/>
         </w:numPr>
       </w:pPr>
       <w:r>
@@ -6030,7 +6350,7 @@
     </w:p>
     <w:p>
       <w:pPr>
-        <w:pStyle w:val="BlockText"/>
+        <w:pStyle w:val="BodyText"/>
       </w:pPr>
       <w:r>
         <w:rPr>
@@ -6050,7 +6370,7 @@
         <w:rPr>
           <w:rFonts w:ascii="Times New Roman" w:hAnsi="Times New Roman" w:eastAsia="Times New Roman" w:cs="Times New Roman"/>
         </w:rPr>
-        <w:br/>
+        <w:t xml:space="preserve"> </w:t>
       </w:r>
       <w:r>
         <w:rPr>
@@ -6153,7 +6473,7 @@
         <w:rPr>
           <w:rFonts w:ascii="Times New Roman" w:hAnsi="Times New Roman" w:eastAsia="Times New Roman" w:cs="Times New Roman"/>
         </w:rPr>
-        <w:br/>
+        <w:t xml:space="preserve"> </w:t>
       </w:r>
       <w:r>
         <w:rPr>
@@ -6282,7 +6602,7 @@
         <w:rPr>
           <w:rFonts w:ascii="Times New Roman" w:hAnsi="Times New Roman" w:eastAsia="Times New Roman" w:cs="Times New Roman"/>
         </w:rPr>
-        <w:br/>
+        <w:t xml:space="preserve"> </w:t>
       </w:r>
       <w:r>
         <w:rPr>
@@ -6341,7 +6661,7 @@
     </w:p>
     <w:p>
       <w:pPr>
-        <w:pStyle w:val="FirstParagraph"/>
+        <w:pStyle w:val="BodyText"/>
       </w:pPr>
       <w:r>
         <w:rPr>
@@ -6605,6 +6925,18 @@
           <w:rFonts w:hint="eastAsia" w:ascii="Times New Roman" w:hAnsi="Times New Roman" w:eastAsia="Times New Roman" w:cs="Times New Roman"/>
         </w:rPr>
         <w:t>，</w:t>
+      </w:r>
+      <w:r>
+        <w:rPr>
+          <w:rFonts w:hint="eastAsia" w:ascii="Times New Roman" w:hAnsi="Times New Roman" w:eastAsia="FangSong" w:cs="Times New Roman"/>
+        </w:rPr>
+        <w:t>焓变可按定义展开为</w:t>
+      </w:r>
+      <w:r>
+        <w:rPr>
+          <w:rFonts w:hint="eastAsia" w:ascii="Times New Roman" w:hAnsi="Times New Roman" w:eastAsia="Times New Roman" w:cs="Times New Roman"/>
+        </w:rPr>
+        <w:t>：</w:t>
       </w:r>
     </w:p>
     <w:p>
@@ -6709,29 +7041,6 @@
     <w:p>
       <w:pPr>
         <w:pStyle w:val="FirstParagraph"/>
-      </w:pPr>
-      <w:r>
-        <w:rPr>
-          <w:rFonts w:hint="eastAsia" w:ascii="Times New Roman" w:hAnsi="Times New Roman" w:eastAsia="FangSong" w:cs="Times New Roman"/>
-        </w:rPr>
-        <w:t>把上式代入</w:t>
-      </w:r>
-      <w:r>
-        <w:rPr>
-          <w:rFonts w:hint="eastAsia" w:ascii="Times New Roman" w:hAnsi="Times New Roman" w:eastAsia="Times New Roman" w:cs="Times New Roman"/>
-        </w:rPr>
-        <w:t>，</w:t>
-      </w:r>
-      <w:r>
-        <w:rPr>
-          <w:rFonts w:hint="eastAsia" w:ascii="Times New Roman" w:hAnsi="Times New Roman" w:eastAsia="FangSong" w:cs="Times New Roman"/>
-        </w:rPr>
-        <w:t>就得到</w:t>
-      </w:r>
-    </w:p>
-    <w:p>
-      <w:pPr>
-        <w:pStyle w:val="BodyText"/>
       </w:pPr>
       <m:oMathPara>
         <m:oMathParaPr>
@@ -6844,23 +7153,6 @@
       <w:pPr>
         <w:pStyle w:val="FirstParagraph"/>
       </w:pPr>
-      <w:r>
-        <w:rPr>
-          <w:rFonts w:hint="eastAsia" w:ascii="Times New Roman" w:hAnsi="Times New Roman" w:eastAsia="FangSong" w:cs="Times New Roman"/>
-        </w:rPr>
-        <w:t>即</w:t>
-      </w:r>
-      <w:r>
-        <w:rPr>
-          <w:rFonts w:hint="eastAsia" w:ascii="Times New Roman" w:hAnsi="Times New Roman" w:eastAsia="Times New Roman" w:cs="Times New Roman"/>
-        </w:rPr>
-        <w:t>：</w:t>
-      </w:r>
-    </w:p>
-    <w:p>
-      <w:pPr>
-        <w:pStyle w:val="BodyText"/>
-      </w:pPr>
       <m:oMathPara>
         <m:oMathParaPr>
           <m:jc m:val="center"/>
@@ -7416,7 +7708,7 @@
         <w:rPr>
           <w:rFonts w:hint="eastAsia" w:ascii="Times New Roman" w:hAnsi="Times New Roman" w:eastAsia="FangSong" w:cs="Times New Roman"/>
         </w:rPr>
-        <w:t>这里再强调一次它的使用边界</w:t>
+        <w:t>该式的使用边界</w:t>
       </w:r>
       <w:r>
         <w:rPr>
@@ -7428,7 +7720,7 @@
         <w:rPr>
           <w:rFonts w:hint="eastAsia" w:ascii="Times New Roman" w:hAnsi="Times New Roman" w:eastAsia="FangSong" w:cs="Times New Roman"/>
         </w:rPr>
-        <w:t>这个式子本质上来自</w:t>
+        <w:t>它本质上来自</w:t>
       </w:r>
       <w:r>
         <w:rPr>
@@ -7559,13 +7851,13 @@
         <w:rPr>
           <w:rFonts w:hint="eastAsia" w:ascii="Times New Roman" w:hAnsi="Times New Roman" w:eastAsia="Times New Roman" w:cs="Times New Roman"/>
         </w:rPr>
-        <w:t>。</w:t>
-      </w:r>
-      <w:r>
-        <w:rPr>
-          <w:rFonts w:hint="eastAsia" w:ascii="Times New Roman" w:hAnsi="Times New Roman" w:eastAsia="FangSong" w:cs="Times New Roman"/>
-        </w:rPr>
-        <w:t>所以它最适合</w:t>
+        <w:t>，</w:t>
+      </w:r>
+      <w:r>
+        <w:rPr>
+          <w:rFonts w:hint="eastAsia" w:ascii="Times New Roman" w:hAnsi="Times New Roman" w:eastAsia="FangSong" w:cs="Times New Roman"/>
+        </w:rPr>
+        <w:t>因此最适合</w:t>
       </w:r>
       <w:r>
         <w:rPr>
@@ -7784,7 +8076,7 @@
           <w:iCs/>
           <w:sz w:val="21"/>
         </w:rPr>
-        <w:t xml:space="preserve"> 3 </w:t>
+        <w:t xml:space="preserve"> 1 </w:t>
       </w:r>
       <w:r>
         <w:rPr>
@@ -9182,7 +9474,7 @@
         <w:pStyle w:val="Compact"/>
         <w:numPr>
           <w:ilvl w:val="0"/>
-          <w:numId w:val="1005"/>
+          <w:numId w:val="1004"/>
         </w:numPr>
       </w:pPr>
       <w:r>
@@ -9493,7 +9785,7 @@
         <w:pStyle w:val="Compact"/>
         <w:numPr>
           <w:ilvl w:val="0"/>
-          <w:numId w:val="1005"/>
+          <w:numId w:val="1004"/>
         </w:numPr>
       </w:pPr>
       <w:r>
@@ -9774,7 +10066,7 @@
         <w:pStyle w:val="Compact"/>
         <w:numPr>
           <w:ilvl w:val="0"/>
-          <w:numId w:val="1005"/>
+          <w:numId w:val="1004"/>
         </w:numPr>
       </w:pPr>
       <w:r>
@@ -14158,7 +14450,7 @@
     </w:p>
     <w:p>
       <w:pPr>
-        <w:pStyle w:val="BlockText"/>
+        <w:pStyle w:val="BodyText"/>
         <w:spacing w:after="80"/>
       </w:pPr>
       <w:r>
@@ -14815,7 +15107,7 @@
       <w:pPr>
         <w:numPr>
           <w:ilvl w:val="0"/>
-          <w:numId w:val="1006"/>
+          <w:numId w:val="1005"/>
         </w:numPr>
       </w:pPr>
       <w:r>
@@ -14911,7 +15203,7 @@
       <w:pPr>
         <w:numPr>
           <w:ilvl w:val="0"/>
-          <w:numId w:val="1006"/>
+          <w:numId w:val="1005"/>
         </w:numPr>
       </w:pPr>
       <w:r>
@@ -16270,7 +16562,7 @@
           <w:iCs/>
           <w:sz w:val="21"/>
         </w:rPr>
-        <w:t xml:space="preserve"> 1 NaF </w:t>
+        <w:t xml:space="preserve"> 2 NaF </w:t>
       </w:r>
       <w:r>
         <w:rPr>
@@ -16458,7 +16750,7 @@
     </w:p>
     <w:p>
       <w:pPr>
-        <w:pStyle w:val="BlockText"/>
+        <w:pStyle w:val="BodyText"/>
       </w:pPr>
       <w:r>
         <w:rPr>
@@ -16667,47 +16959,6 @@
     <w:p>
       <w:pPr>
         <w:pStyle w:val="FirstParagraph"/>
-      </w:pPr>
-      <w:r>
-        <w:rPr>
-          <w:rFonts w:hint="eastAsia" w:ascii="Times New Roman" w:hAnsi="Times New Roman" w:eastAsia="FangSong" w:cs="Times New Roman"/>
-        </w:rPr>
-        <w:t>热力学计算里最容易混淆的不是公式</w:t>
-      </w:r>
-      <w:r>
-        <w:rPr>
-          <w:rFonts w:hint="eastAsia" w:ascii="Times New Roman" w:hAnsi="Times New Roman" w:eastAsia="Times New Roman" w:cs="Times New Roman"/>
-        </w:rPr>
-        <w:t>，</w:t>
-      </w:r>
-      <w:r>
-        <w:rPr>
-          <w:rFonts w:hint="eastAsia" w:ascii="Times New Roman" w:hAnsi="Times New Roman" w:eastAsia="FangSong" w:cs="Times New Roman"/>
-        </w:rPr>
-        <w:t>而是</w:t>
-      </w:r>
-      <w:r>
-        <w:rPr>
-          <w:rFonts w:hint="eastAsia" w:ascii="Times New Roman" w:hAnsi="Times New Roman" w:eastAsia="Times New Roman" w:cs="Times New Roman"/>
-        </w:rPr>
-        <w:t>“</w:t>
-      </w:r>
-      <w:r>
-        <w:rPr>
-          <w:rFonts w:hint="eastAsia" w:ascii="Times New Roman" w:hAnsi="Times New Roman" w:eastAsia="FangSong" w:cs="Times New Roman"/>
-        </w:rPr>
-        <w:t>这些数据到底对应什么状态</w:t>
-      </w:r>
-      <w:r>
-        <w:rPr>
-          <w:rFonts w:hint="eastAsia" w:ascii="Times New Roman" w:hAnsi="Times New Roman" w:eastAsia="Times New Roman" w:cs="Times New Roman"/>
-        </w:rPr>
-        <w:t>”。</w:t>
-      </w:r>
-    </w:p>
-    <w:p>
-      <w:pPr>
-        <w:pStyle w:val="BodyText"/>
         <w:spacing w:after="80"/>
       </w:pPr>
       <w:r>
@@ -17003,7 +17254,7 @@
     </w:tbl>
     <w:p>
       <w:pPr>
-        <w:pStyle w:val="BlockText"/>
+        <w:pStyle w:val="BodyText"/>
         <w:spacing w:before="120"/>
       </w:pPr>
       <w:r>
@@ -17131,7 +17382,7 @@
     </w:p>
     <w:p>
       <w:pPr>
-        <w:pStyle w:val="FirstParagraph"/>
+        <w:pStyle w:val="BodyText"/>
         <w:spacing w:after="80"/>
       </w:pPr>
       <w:r>
@@ -17559,7 +17810,7 @@
     </w:tbl>
     <w:p>
       <w:pPr>
-        <w:pStyle w:val="BlockText"/>
+        <w:pStyle w:val="BodyText"/>
         <w:spacing w:before="120"/>
       </w:pPr>
       <w:r>
@@ -17574,19 +17825,13 @@
         <w:rPr>
           <w:rFonts w:hint="eastAsia" w:ascii="Times New Roman" w:hAnsi="Times New Roman" w:eastAsia="Times New Roman" w:cs="Times New Roman"/>
         </w:rPr>
-        <w:t xml:space="preserve">：</w:t>
-      </w:r>
-      <w:r>
-        <w:rPr>
-          <w:rFonts w:ascii="Times New Roman" w:hAnsi="Times New Roman" w:eastAsia="Times New Roman" w:cs="Times New Roman"/>
-        </w:rPr>
-        <w:t xml:space="preserve"> </w:t>
-      </w:r>
-      <w:r>
-        <w:rPr>
-          <w:rFonts w:ascii="Times New Roman" w:hAnsi="Times New Roman" w:eastAsia="Times New Roman" w:cs="Times New Roman"/>
-        </w:rPr>
-        <w:t xml:space="preserve">1. </w:t>
+        <w:t xml:space="preserve">：①</w:t>
+      </w:r>
+      <w:r>
+        <w:rPr>
+          <w:rFonts w:ascii="Times New Roman" w:hAnsi="Times New Roman" w:eastAsia="Times New Roman" w:cs="Times New Roman"/>
+        </w:rPr>
+        <w:t xml:space="preserve"> </w:t>
       </w:r>
       <w:r>
         <w:rPr>
@@ -17702,19 +17947,13 @@
         <w:rPr>
           <w:rFonts w:hint="eastAsia" w:ascii="Times New Roman" w:hAnsi="Times New Roman" w:eastAsia="Times New Roman" w:cs="Times New Roman"/>
         </w:rPr>
-        <w:t xml:space="preserve">；</w:t>
-      </w:r>
-      <w:r>
-        <w:rPr>
-          <w:rFonts w:ascii="Times New Roman" w:hAnsi="Times New Roman" w:eastAsia="Times New Roman" w:cs="Times New Roman"/>
-        </w:rPr>
-        <w:t xml:space="preserve"> </w:t>
-      </w:r>
-      <w:r>
-        <w:rPr>
-          <w:rFonts w:ascii="Times New Roman" w:hAnsi="Times New Roman" w:eastAsia="Times New Roman" w:cs="Times New Roman"/>
-        </w:rPr>
-        <w:t xml:space="preserve">2. </w:t>
+        <w:t xml:space="preserve">；②</w:t>
+      </w:r>
+      <w:r>
+        <w:rPr>
+          <w:rFonts w:ascii="Times New Roman" w:hAnsi="Times New Roman" w:eastAsia="Times New Roman" w:cs="Times New Roman"/>
+        </w:rPr>
+        <w:t xml:space="preserve"> </w:t>
       </w:r>
       <w:r>
         <w:rPr>
@@ -17765,7 +18004,7 @@
     </w:p>
     <w:p>
       <w:pPr>
-        <w:pStyle w:val="FirstParagraph"/>
+        <w:pStyle w:val="BodyText"/>
       </w:pPr>
       <w:r>
         <w:rPr>
@@ -17982,23 +18221,6 @@
       <w:r>
         <w:rPr>
           <w:rFonts w:hint="eastAsia" w:ascii="Times New Roman" w:hAnsi="Times New Roman" w:eastAsia="FangSong" w:cs="Times New Roman"/>
-        </w:rPr>
-        <w:t>这也是热力学和化学平衡衔接的关键接口</w:t>
-      </w:r>
-      <w:r>
-        <w:rPr>
-          <w:rFonts w:hint="eastAsia" w:ascii="Times New Roman" w:hAnsi="Times New Roman" w:eastAsia="Times New Roman" w:cs="Times New Roman"/>
-        </w:rPr>
-        <w:t>。</w:t>
-      </w:r>
-    </w:p>
-    <w:p>
-      <w:pPr>
-        <w:pStyle w:val="BodyText"/>
-      </w:pPr>
-      <w:r>
-        <w:rPr>
-          <w:rFonts w:hint="eastAsia" w:ascii="Times New Roman" w:hAnsi="Times New Roman" w:eastAsia="FangSong" w:cs="Times New Roman"/>
           <w:b/>
           <w:bCs/>
         </w:rPr>
@@ -18155,7 +18377,7 @@
         <w:pStyle w:val="Compact"/>
         <w:numPr>
           <w:ilvl w:val="0"/>
-          <w:numId w:val="1007"/>
+          <w:numId w:val="1006"/>
         </w:numPr>
       </w:pPr>
       <w:r>
@@ -18202,7 +18424,7 @@
         <w:pStyle w:val="Compact"/>
         <w:numPr>
           <w:ilvl w:val="0"/>
-          <w:numId w:val="1007"/>
+          <w:numId w:val="1006"/>
         </w:numPr>
       </w:pPr>
       <w:r>
@@ -19044,17 +19266,6 @@
       <w:pPr>
         <w:pStyle w:val="FirstParagraph"/>
       </w:pPr>
-      <w:r>
-        <w:rPr>
-          <w:rFonts w:hint="eastAsia" w:ascii="Times New Roman" w:hAnsi="Times New Roman" w:eastAsia="FangSong" w:cs="Times New Roman"/>
-        </w:rPr>
-        <w:t xml:space="preserve">其中</w:t>
-      </w:r>
-    </w:p>
-    <w:p>
-      <w:pPr>
-        <w:pStyle w:val="BodyText"/>
-      </w:pPr>
       <m:oMathPara>
         <m:oMathParaPr>
           <m:jc m:val="center"/>
@@ -19169,7 +19380,7 @@
     </w:p>
     <w:p>
       <w:pPr>
-        <w:pStyle w:val="BlockText"/>
+        <w:pStyle w:val="FirstParagraph"/>
       </w:pPr>
       <w:r>
         <w:rPr>
@@ -20137,7 +20348,7 @@
     </w:p>
     <w:p>
       <w:pPr>
-        <w:pStyle w:val="BlockText"/>
+        <w:pStyle w:val="BodyText"/>
       </w:pPr>
       <w:r>
         <w:rPr>
@@ -20199,181 +20410,175 @@
         <w:rPr>
           <w:rFonts w:hint="eastAsia" w:ascii="Times New Roman" w:hAnsi="Times New Roman" w:eastAsia="Times New Roman" w:cs="Times New Roman"/>
         </w:rPr>
+        <w:t>，“</w:t>
+      </w:r>
+      <w:r>
+        <w:rPr>
+          <w:rFonts w:hint="eastAsia" w:ascii="Times New Roman" w:hAnsi="Times New Roman" w:eastAsia="FangSong" w:cs="Times New Roman"/>
+        </w:rPr>
+        <w:t>一正一反</w:t>
+      </w:r>
+      <w:r>
+        <w:rPr>
+          <w:rFonts w:hint="eastAsia" w:ascii="Times New Roman" w:hAnsi="Times New Roman" w:eastAsia="Times New Roman" w:cs="Times New Roman"/>
+        </w:rPr>
+        <w:t>”</w:t>
+      </w:r>
+      <w:r>
+        <w:rPr>
+          <w:rFonts w:hint="eastAsia" w:ascii="Times New Roman" w:hAnsi="Times New Roman" w:eastAsia="FangSong" w:cs="Times New Roman"/>
+        </w:rPr>
+        <w:t>这个宏观状态对应</w:t>
+      </w:r>
+      <w:r>
+        <w:rPr>
+          <w:rFonts w:ascii="Times New Roman" w:hAnsi="Times New Roman" w:eastAsia="Times New Roman" w:cs="Times New Roman"/>
+        </w:rPr>
+        <w:t xml:space="preserve"> 2 </w:t>
+      </w:r>
+      <w:r>
+        <w:rPr>
+          <w:rFonts w:hint="eastAsia" w:ascii="Times New Roman" w:hAnsi="Times New Roman" w:eastAsia="FangSong" w:cs="Times New Roman"/>
+        </w:rPr>
+        <w:t>种微观排列</w:t>
+      </w:r>
+      <w:r>
+        <w:rPr>
+          <w:rFonts w:hint="eastAsia" w:ascii="Times New Roman" w:hAnsi="Times New Roman" w:eastAsia="Times New Roman" w:cs="Times New Roman"/>
+        </w:rPr>
+        <w:t>（</w:t>
+      </w:r>
+      <w:r>
+        <w:rPr>
+          <w:rFonts w:hint="eastAsia" w:ascii="Times New Roman" w:hAnsi="Times New Roman" w:eastAsia="FangSong" w:cs="Times New Roman"/>
+        </w:rPr>
+        <w:t>正反</w:t>
+      </w:r>
+      <w:r>
+        <w:rPr>
+          <w:rFonts w:hint="eastAsia" w:ascii="Times New Roman" w:hAnsi="Times New Roman" w:eastAsia="Times New Roman" w:cs="Times New Roman"/>
+        </w:rPr>
+        <w:t>、</w:t>
+      </w:r>
+      <w:r>
+        <w:rPr>
+          <w:rFonts w:hint="eastAsia" w:ascii="Times New Roman" w:hAnsi="Times New Roman" w:eastAsia="FangSong" w:cs="Times New Roman"/>
+        </w:rPr>
+        <w:t>反正</w:t>
+      </w:r>
+      <w:r>
+        <w:rPr>
+          <w:rFonts w:hint="eastAsia" w:ascii="Times New Roman" w:hAnsi="Times New Roman" w:eastAsia="Times New Roman" w:cs="Times New Roman"/>
+        </w:rPr>
+        <w:t>），</w:t>
+      </w:r>
+      <w:r>
+        <w:rPr>
+          <w:rFonts w:hint="eastAsia" w:ascii="Times New Roman" w:hAnsi="Times New Roman" w:eastAsia="FangSong" w:cs="Times New Roman"/>
+        </w:rPr>
+        <w:t>而</w:t>
+      </w:r>
+      <w:r>
+        <w:rPr>
+          <w:rFonts w:hint="eastAsia" w:ascii="Times New Roman" w:hAnsi="Times New Roman" w:eastAsia="Times New Roman" w:cs="Times New Roman"/>
+        </w:rPr>
+        <w:t>“</w:t>
+      </w:r>
+      <w:r>
+        <w:rPr>
+          <w:rFonts w:hint="eastAsia" w:ascii="Times New Roman" w:hAnsi="Times New Roman" w:eastAsia="FangSong" w:cs="Times New Roman"/>
+        </w:rPr>
+        <w:t>两正</w:t>
+      </w:r>
+      <w:r>
+        <w:rPr>
+          <w:rFonts w:hint="eastAsia" w:ascii="Times New Roman" w:hAnsi="Times New Roman" w:eastAsia="Times New Roman" w:cs="Times New Roman"/>
+        </w:rPr>
+        <w:t>”</w:t>
+      </w:r>
+      <w:r>
+        <w:rPr>
+          <w:rFonts w:hint="eastAsia" w:ascii="Times New Roman" w:hAnsi="Times New Roman" w:eastAsia="FangSong" w:cs="Times New Roman"/>
+        </w:rPr>
+        <w:t>只对应</w:t>
+      </w:r>
+      <w:r>
+        <w:rPr>
+          <w:rFonts w:ascii="Times New Roman" w:hAnsi="Times New Roman" w:eastAsia="Times New Roman" w:cs="Times New Roman"/>
+        </w:rPr>
+        <w:t xml:space="preserve"> 1 </w:t>
+      </w:r>
+      <w:r>
+        <w:rPr>
+          <w:rFonts w:hint="eastAsia" w:ascii="Times New Roman" w:hAnsi="Times New Roman" w:eastAsia="FangSong" w:cs="Times New Roman"/>
+        </w:rPr>
+        <w:t>种</w:t>
+      </w:r>
+      <w:r>
+        <w:rPr>
+          <w:rFonts w:hint="eastAsia" w:ascii="Times New Roman" w:hAnsi="Times New Roman" w:eastAsia="Times New Roman" w:cs="Times New Roman"/>
+        </w:rPr>
+        <w:t>。</w:t>
+      </w:r>
+      <w:r>
+        <w:rPr>
+          <w:rFonts w:hint="eastAsia" w:ascii="Times New Roman" w:hAnsi="Times New Roman" w:eastAsia="FangSong" w:cs="Times New Roman"/>
+        </w:rPr>
+        <w:t>所以</w:t>
+      </w:r>
+      <w:r>
+        <w:rPr>
+          <w:rFonts w:hint="eastAsia" w:ascii="Times New Roman" w:hAnsi="Times New Roman" w:eastAsia="Times New Roman" w:cs="Times New Roman"/>
+        </w:rPr>
+        <w:t>“</w:t>
+      </w:r>
+      <w:r>
+        <w:rPr>
+          <w:rFonts w:hint="eastAsia" w:ascii="Times New Roman" w:hAnsi="Times New Roman" w:eastAsia="FangSong" w:cs="Times New Roman"/>
+        </w:rPr>
+        <w:t>一正一反</w:t>
+      </w:r>
+      <w:r>
+        <w:rPr>
+          <w:rFonts w:hint="eastAsia" w:ascii="Times New Roman" w:hAnsi="Times New Roman" w:eastAsia="Times New Roman" w:cs="Times New Roman"/>
+        </w:rPr>
+        <w:t>”</w:t>
+      </w:r>
+      <w:r>
+        <w:rPr>
+          <w:rFonts w:hint="eastAsia" w:ascii="Times New Roman" w:hAnsi="Times New Roman" w:eastAsia="FangSong" w:cs="Times New Roman"/>
+        </w:rPr>
+        <w:t>的</w:t>
+      </w:r>
+      <w:r>
+        <w:rPr>
+          <w:rFonts w:ascii="Times New Roman" w:hAnsi="Times New Roman" w:eastAsia="Times New Roman" w:cs="Times New Roman"/>
+        </w:rPr>
+        <w:t xml:space="preserve"> Ω </w:t>
+      </w:r>
+      <w:r>
+        <w:rPr>
+          <w:rFonts w:hint="eastAsia" w:ascii="Times New Roman" w:hAnsi="Times New Roman" w:eastAsia="FangSong" w:cs="Times New Roman"/>
+        </w:rPr>
+        <w:t>更大</w:t>
+      </w:r>
+      <w:r>
+        <w:rPr>
+          <w:rFonts w:hint="eastAsia" w:ascii="Times New Roman" w:hAnsi="Times New Roman" w:eastAsia="Times New Roman" w:cs="Times New Roman"/>
+        </w:rPr>
         <w:t>，</w:t>
       </w:r>
       <w:r>
         <w:rPr>
+          <w:rFonts w:hint="eastAsia" w:ascii="Times New Roman" w:hAnsi="Times New Roman" w:eastAsia="FangSong" w:cs="Times New Roman"/>
+        </w:rPr>
+        <w:t>更</w:t>
+      </w:r>
+      <w:r>
+        <w:rPr>
           <w:rFonts w:hint="eastAsia" w:ascii="Times New Roman" w:hAnsi="Times New Roman" w:eastAsia="Times New Roman" w:cs="Times New Roman"/>
         </w:rPr>
         <w:t>“</w:t>
-      </w:r>
-      <w:r>
-        <w:rPr>
-          <w:rFonts w:hint="eastAsia" w:ascii="Times New Roman" w:hAnsi="Times New Roman" w:eastAsia="FangSong" w:cs="Times New Roman"/>
-        </w:rPr>
-        <w:t>一正一反</w:t>
-      </w:r>
-      <w:r>
-        <w:rPr>
-          <w:rFonts w:hint="eastAsia" w:ascii="Times New Roman" w:hAnsi="Times New Roman" w:eastAsia="Times New Roman" w:cs="Times New Roman"/>
-        </w:rPr>
-        <w:t>”</w:t>
-      </w:r>
-      <w:r>
-        <w:rPr>
-          <w:rFonts w:hint="eastAsia" w:ascii="Times New Roman" w:hAnsi="Times New Roman" w:eastAsia="FangSong" w:cs="Times New Roman"/>
-        </w:rPr>
-        <w:t xml:space="preserve">这个宏观状态对应</w:t>
-      </w:r>
-      <w:r>
-        <w:rPr>
-          <w:rFonts w:ascii="Times New Roman" w:hAnsi="Times New Roman" w:eastAsia="Times New Roman" w:cs="Times New Roman"/>
-        </w:rPr>
-        <w:t xml:space="preserve"> 2 </w:t>
-      </w:r>
-      <w:r>
-        <w:rPr>
-          <w:rFonts w:hint="eastAsia" w:ascii="Times New Roman" w:hAnsi="Times New Roman" w:eastAsia="FangSong" w:cs="Times New Roman"/>
-        </w:rPr>
-        <w:t>种微观排列</w:t>
-      </w:r>
-      <w:r>
-        <w:rPr>
-          <w:rFonts w:hint="eastAsia" w:ascii="Times New Roman" w:hAnsi="Times New Roman" w:eastAsia="Times New Roman" w:cs="Times New Roman"/>
-        </w:rPr>
-        <w:t>（</w:t>
-      </w:r>
-      <w:r>
-        <w:rPr>
-          <w:rFonts w:hint="eastAsia" w:ascii="Times New Roman" w:hAnsi="Times New Roman" w:eastAsia="FangSong" w:cs="Times New Roman"/>
-        </w:rPr>
-        <w:t>正反</w:t>
-      </w:r>
-      <w:r>
-        <w:rPr>
-          <w:rFonts w:hint="eastAsia" w:ascii="Times New Roman" w:hAnsi="Times New Roman" w:eastAsia="Times New Roman" w:cs="Times New Roman"/>
-        </w:rPr>
-        <w:t>、</w:t>
-      </w:r>
-      <w:r>
-        <w:rPr>
-          <w:rFonts w:hint="eastAsia" w:ascii="Times New Roman" w:hAnsi="Times New Roman" w:eastAsia="FangSong" w:cs="Times New Roman"/>
-        </w:rPr>
-        <w:t>反正</w:t>
-      </w:r>
-      <w:r>
-        <w:rPr>
-          <w:rFonts w:hint="eastAsia" w:ascii="Times New Roman" w:hAnsi="Times New Roman" w:eastAsia="Times New Roman" w:cs="Times New Roman"/>
-        </w:rPr>
-        <w:t>），</w:t>
-      </w:r>
-      <w:r>
-        <w:rPr>
-          <w:rFonts w:hint="eastAsia" w:ascii="Times New Roman" w:hAnsi="Times New Roman" w:eastAsia="FangSong" w:cs="Times New Roman"/>
-        </w:rPr>
-        <w:t>而</w:t>
-      </w:r>
-      <w:r>
-        <w:rPr>
-          <w:rFonts w:hint="eastAsia" w:ascii="Times New Roman" w:hAnsi="Times New Roman" w:eastAsia="Times New Roman" w:cs="Times New Roman"/>
-        </w:rPr>
-        <w:t>”</w:t>
-      </w:r>
-      <w:r>
-        <w:rPr>
-          <w:rFonts w:hint="eastAsia" w:ascii="Times New Roman" w:hAnsi="Times New Roman" w:eastAsia="FangSong" w:cs="Times New Roman"/>
-        </w:rPr>
-        <w:t>两正</w:t>
-      </w:r>
-      <w:r>
-        <w:rPr>
-          <w:rFonts w:hint="eastAsia" w:ascii="Times New Roman" w:hAnsi="Times New Roman" w:eastAsia="Times New Roman" w:cs="Times New Roman"/>
-        </w:rPr>
-        <w:t>”</w:t>
-      </w:r>
-      <w:r>
-        <w:rPr>
-          <w:rFonts w:hint="eastAsia" w:ascii="Times New Roman" w:hAnsi="Times New Roman" w:eastAsia="FangSong" w:cs="Times New Roman"/>
-        </w:rPr>
-        <w:t>只对应</w:t>
-      </w:r>
-      <w:r>
-        <w:rPr>
-          <w:rFonts w:ascii="Times New Roman" w:hAnsi="Times New Roman" w:eastAsia="Times New Roman" w:cs="Times New Roman"/>
-        </w:rPr>
-        <w:t xml:space="preserve"> 1 </w:t>
-      </w:r>
-      <w:r>
-        <w:rPr>
-          <w:rFonts w:hint="eastAsia" w:ascii="Times New Roman" w:hAnsi="Times New Roman" w:eastAsia="FangSong" w:cs="Times New Roman"/>
-        </w:rPr>
-        <w:t>种</w:t>
-      </w:r>
-      <w:r>
-        <w:rPr>
-          <w:rFonts w:hint="eastAsia" w:ascii="Times New Roman" w:hAnsi="Times New Roman" w:eastAsia="Times New Roman" w:cs="Times New Roman"/>
-        </w:rPr>
-        <w:t>。</w:t>
-      </w:r>
-      <w:r>
-        <w:rPr>
-          <w:rFonts w:hint="eastAsia" w:ascii="Times New Roman" w:hAnsi="Times New Roman" w:eastAsia="FangSong" w:cs="Times New Roman"/>
-        </w:rPr>
-        <w:t>所以</w:t>
-      </w:r>
-      <w:r>
-        <w:rPr>
-          <w:rFonts w:hint="eastAsia" w:ascii="Times New Roman" w:hAnsi="Times New Roman" w:eastAsia="Times New Roman" w:cs="Times New Roman"/>
-        </w:rPr>
-        <w:t>”</w:t>
-      </w:r>
-      <w:r>
-        <w:rPr>
-          <w:rFonts w:hint="eastAsia" w:ascii="Times New Roman" w:hAnsi="Times New Roman" w:eastAsia="FangSong" w:cs="Times New Roman"/>
-        </w:rPr>
-        <w:t>一正一反</w:t>
-      </w:r>
-      <w:r>
-        <w:rPr>
-          <w:rFonts w:hint="eastAsia" w:ascii="Times New Roman" w:hAnsi="Times New Roman" w:eastAsia="Times New Roman" w:cs="Times New Roman"/>
-        </w:rPr>
-        <w:t>”</w:t>
-      </w:r>
-      <w:r>
-        <w:rPr>
-          <w:rFonts w:hint="eastAsia" w:ascii="Times New Roman" w:hAnsi="Times New Roman" w:eastAsia="FangSong" w:cs="Times New Roman"/>
-        </w:rPr>
-        <w:t>的</w:t>
-      </w:r>
-      <w:r>
-        <w:rPr>
-          <w:rFonts w:ascii="Times New Roman" w:hAnsi="Times New Roman" w:eastAsia="Times New Roman" w:cs="Times New Roman"/>
-        </w:rPr>
-        <w:t xml:space="preserve"> Ω </w:t>
-      </w:r>
-      <w:r>
-        <w:rPr>
-          <w:rFonts w:hint="eastAsia" w:ascii="Times New Roman" w:hAnsi="Times New Roman" w:eastAsia="FangSong" w:cs="Times New Roman"/>
-        </w:rPr>
-        <w:t>更大</w:t>
-      </w:r>
-      <w:r>
-        <w:rPr>
-          <w:rFonts w:hint="eastAsia" w:ascii="Times New Roman" w:hAnsi="Times New Roman" w:eastAsia="Times New Roman" w:cs="Times New Roman"/>
-        </w:rPr>
-        <w:t>，</w:t>
-      </w:r>
-      <w:r>
-        <w:rPr>
-          <w:rFonts w:hint="eastAsia" w:ascii="Times New Roman" w:hAnsi="Times New Roman" w:eastAsia="FangSong" w:cs="Times New Roman"/>
-        </w:rPr>
-        <w:t>更</w:t>
-      </w:r>
-      <w:r>
-        <w:rPr>
-          <w:rFonts w:hint="eastAsia" w:ascii="Times New Roman" w:hAnsi="Times New Roman" w:eastAsia="Times New Roman" w:cs="Times New Roman"/>
-        </w:rPr>
-        <w:t>”</w:t>
       </w:r>
       <w:r>
         <w:rPr>
@@ -20468,7 +20673,7 @@
     </w:p>
     <w:p>
       <w:pPr>
-        <w:pStyle w:val="FirstParagraph"/>
+        <w:pStyle w:val="BodyText"/>
       </w:pPr>
       <w:r>
         <w:rPr>
@@ -20763,7 +20968,7 @@
     </w:p>
     <w:p>
       <w:pPr>
-        <w:pStyle w:val="BlockText"/>
+        <w:pStyle w:val="FirstParagraph"/>
       </w:pPr>
       <w:r>
         <w:rPr>
@@ -20771,7 +20976,7 @@
           <w:b/>
           <w:bCs/>
         </w:rPr>
-        <w:t xml:space="preserve">关键区别</w:t>
+        <w:t xml:space="preserve">与生成焓的关键区别</w:t>
       </w:r>
       <w:r>
         <w:rPr>
@@ -20783,13 +20988,7 @@
         <w:rPr>
           <w:rFonts w:hint="eastAsia" w:ascii="Times New Roman" w:hAnsi="Times New Roman" w:eastAsia="FangSong" w:cs="Times New Roman"/>
         </w:rPr>
-        <w:t>与生成焓不同</w:t>
-      </w:r>
-      <w:r>
-        <w:rPr>
-          <w:rFonts w:hint="eastAsia" w:ascii="Times New Roman" w:hAnsi="Times New Roman" w:eastAsia="Times New Roman" w:cs="Times New Roman"/>
-        </w:rPr>
-        <w:t>，</w:t>
+        <w:t>稳定单质的</w:t>
       </w:r>
       <w:r>
         <w:rPr>
@@ -20797,7 +20996,7 @@
           <w:b/>
           <w:bCs/>
         </w:rPr>
-        <w:t xml:space="preserve">稳定单质的标准熵不为零</w:t>
+        <w:t xml:space="preserve">标准熵不为零</w:t>
       </w:r>
       <w:r>
         <w:rPr>
@@ -21708,7 +21907,7 @@
         <w:pStyle w:val="Compact"/>
         <w:numPr>
           <w:ilvl w:val="0"/>
-          <w:numId w:val="1008"/>
+          <w:numId w:val="1007"/>
         </w:numPr>
       </w:pPr>
       <w:r>
@@ -21716,6 +21915,214 @@
           <w:rFonts w:hint="eastAsia" w:ascii="Times New Roman" w:hAnsi="Times New Roman" w:eastAsia="FangSong" w:cs="Times New Roman"/>
         </w:rPr>
         <w:t xml:space="preserve">先按化学方程式把系数配平</w:t>
+      </w:r>
+    </w:p>
+    <w:p>
+      <w:pPr>
+        <w:pStyle w:val="Compact"/>
+        <w:numPr>
+          <w:ilvl w:val="0"/>
+          <w:numId w:val="1007"/>
+        </w:numPr>
+      </w:pPr>
+      <w:r>
+        <w:rPr>
+          <w:rFonts w:hint="eastAsia" w:ascii="Times New Roman" w:hAnsi="Times New Roman" w:eastAsia="FangSong" w:cs="Times New Roman"/>
+        </w:rPr>
+        <w:t xml:space="preserve">再逐项乘系数求和</w:t>
+      </w:r>
+    </w:p>
+    <w:p>
+      <w:pPr>
+        <w:pStyle w:val="Compact"/>
+        <w:numPr>
+          <w:ilvl w:val="0"/>
+          <w:numId w:val="1007"/>
+        </w:numPr>
+      </w:pPr>
+      <w:r>
+        <w:rPr>
+          <w:rFonts w:hint="eastAsia" w:ascii="Times New Roman" w:hAnsi="Times New Roman" w:eastAsia="FangSong" w:cs="Times New Roman"/>
+        </w:rPr>
+        <w:t>最后统一单位</w:t>
+      </w:r>
+      <w:r>
+        <w:rPr>
+          <w:rFonts w:hint="eastAsia" w:ascii="Times New Roman" w:hAnsi="Times New Roman" w:eastAsia="Times New Roman" w:cs="Times New Roman"/>
+        </w:rPr>
+        <w:t>，</w:t>
+      </w:r>
+      <w:r>
+        <w:rPr>
+          <w:rFonts w:hint="eastAsia" w:ascii="Times New Roman" w:hAnsi="Times New Roman" w:eastAsia="FangSong" w:cs="Times New Roman"/>
+        </w:rPr>
+        <w:t>通常是</w:t>
+      </w:r>
+      <w:r>
+        <w:rPr>
+          <w:rFonts w:ascii="Times New Roman" w:hAnsi="Times New Roman" w:eastAsia="Times New Roman" w:cs="Times New Roman"/>
+        </w:rPr>
+        <w:t xml:space="preserve"> </w:t>
+      </w:r>
+      <m:oMath>
+        <m:oMathPr>
+          <m:ctrlPr>
+            <w:rPr>
+              <w:sz w:val="28"/>
+              <w:szCs w:val="28"/>
+            </w:rPr>
+          </m:ctrlPr>
+        </m:oMathPr>
+        <m:r>
+          <m:rPr>
+            <m:sty m:val="p"/>
+          </m:rPr>
+          <m:t>J</m:t>
+        </m:r>
+        <m:r>
+          <m:rPr>
+            <m:sty m:val="p"/>
+          </m:rPr>
+          <m:t>⋅</m:t>
+        </m:r>
+        <m:r>
+          <m:rPr>
+            <m:sty m:val="p"/>
+          </m:rPr>
+          <m:t>m</m:t>
+        </m:r>
+        <m:r>
+          <m:rPr>
+            <m:sty m:val="p"/>
+          </m:rPr>
+          <m:t>o</m:t>
+        </m:r>
+        <m:sSup>
+          <m:e>
+            <m:r>
+              <m:rPr>
+                <m:sty m:val="p"/>
+              </m:rPr>
+              <m:t>l</m:t>
+            </m:r>
+          </m:e>
+          <m:sup>
+            <m:r>
+              <m:rPr>
+                <m:sty m:val="p"/>
+              </m:rPr>
+              <m:t>−</m:t>
+            </m:r>
+            <m:r>
+              <m:rPr>
+                <m:sty m:val="p"/>
+              </m:rPr>
+              <m:t>1</m:t>
+            </m:r>
+          </m:sup>
+        </m:sSup>
+        <m:r>
+          <m:rPr>
+            <m:sty m:val="p"/>
+          </m:rPr>
+          <m:t>⋅</m:t>
+        </m:r>
+        <m:sSup>
+          <m:e>
+            <m:r>
+              <m:rPr>
+                <m:sty m:val="p"/>
+              </m:rPr>
+              <m:t>K</m:t>
+            </m:r>
+          </m:e>
+          <m:sup>
+            <m:r>
+              <m:rPr>
+                <m:sty m:val="p"/>
+              </m:rPr>
+              <m:t>−</m:t>
+            </m:r>
+            <m:r>
+              <m:rPr>
+                <m:sty m:val="p"/>
+              </m:rPr>
+              <m:t>1</m:t>
+            </m:r>
+          </m:sup>
+        </m:sSup>
+      </m:oMath>
+    </w:p>
+    <w:p>
+      <w:pPr>
+        <w:pStyle w:val="FirstParagraph"/>
+      </w:pPr>
+      <w:r>
+        <w:rPr>
+          <w:rFonts w:hint="eastAsia" w:ascii="Times New Roman" w:hAnsi="Times New Roman" w:eastAsia="FangSong" w:cs="Times New Roman"/>
+          <w:b/>
+          <w:bCs/>
+        </w:rPr>
+        <w:t xml:space="preserve">为什么很多气相反应的</w:t>
+      </w:r>
+      <w:r>
+        <w:rPr>
+          <w:rFonts w:ascii="Times New Roman" w:hAnsi="Times New Roman" w:eastAsia="Times New Roman" w:cs="Times New Roman"/>
+          <w:b/>
+          <w:bCs/>
+        </w:rPr>
+        <w:t xml:space="preserve"> </w:t>
+      </w:r>
+      <m:oMath>
+        <m:sSub>
+          <m:e>
+            <m:r>
+              <m:rPr>
+                <m:sty m:val="p"/>
+              </m:rPr>
+              <m:t>Δ</m:t>
+            </m:r>
+          </m:e>
+          <m:sub>
+            <m:r>
+              <m:t>r</m:t>
+            </m:r>
+          </m:sub>
+        </m:sSub>
+        <m:sSup>
+          <m:e>
+            <m:r>
+              <m:t>S</m:t>
+            </m:r>
+          </m:e>
+          <m:sup>
+            <m:r>
+              <m:t>θ</m:t>
+            </m:r>
+          </m:sup>
+        </m:sSup>
+      </m:oMath>
+      <w:r>
+        <w:rPr>
+          <w:rFonts w:ascii="Times New Roman" w:hAnsi="Times New Roman" w:eastAsia="Times New Roman" w:cs="Times New Roman"/>
+          <w:b/>
+          <w:bCs/>
+        </w:rPr>
+        <w:t xml:space="preserve"> </w:t>
+      </w:r>
+      <w:r>
+        <w:rPr>
+          <w:rFonts w:hint="eastAsia" w:ascii="Times New Roman" w:hAnsi="Times New Roman" w:eastAsia="FangSong" w:cs="Times New Roman"/>
+          <w:b/>
+          <w:bCs/>
+        </w:rPr>
+        <w:t xml:space="preserve">很显著</w:t>
+      </w:r>
+      <w:r>
+        <w:rPr>
+          <w:rFonts w:hint="eastAsia" w:ascii="Times New Roman" w:hAnsi="Times New Roman" w:eastAsia="Times New Roman" w:cs="Times New Roman"/>
+        </w:rPr>
+        <w:t xml:space="preserve">：</w:t>
       </w:r>
     </w:p>
     <w:p>
@@ -21730,7 +22137,7 @@
         <w:rPr>
           <w:rFonts w:hint="eastAsia" w:ascii="Times New Roman" w:hAnsi="Times New Roman" w:eastAsia="FangSong" w:cs="Times New Roman"/>
         </w:rPr>
-        <w:t xml:space="preserve">再逐项乘系数求和</w:t>
+        <w:t xml:space="preserve">气体分子数变化会显著改变平动微观状态数</w:t>
       </w:r>
     </w:p>
     <w:p>
@@ -21739,214 +22146,6 @@
         <w:numPr>
           <w:ilvl w:val="0"/>
           <w:numId w:val="1008"/>
-        </w:numPr>
-      </w:pPr>
-      <w:r>
-        <w:rPr>
-          <w:rFonts w:hint="eastAsia" w:ascii="Times New Roman" w:hAnsi="Times New Roman" w:eastAsia="FangSong" w:cs="Times New Roman"/>
-        </w:rPr>
-        <w:t>最后统一单位</w:t>
-      </w:r>
-      <w:r>
-        <w:rPr>
-          <w:rFonts w:hint="eastAsia" w:ascii="Times New Roman" w:hAnsi="Times New Roman" w:eastAsia="Times New Roman" w:cs="Times New Roman"/>
-        </w:rPr>
-        <w:t>，</w:t>
-      </w:r>
-      <w:r>
-        <w:rPr>
-          <w:rFonts w:hint="eastAsia" w:ascii="Times New Roman" w:hAnsi="Times New Roman" w:eastAsia="FangSong" w:cs="Times New Roman"/>
-        </w:rPr>
-        <w:t>通常是</w:t>
-      </w:r>
-      <w:r>
-        <w:rPr>
-          <w:rFonts w:ascii="Times New Roman" w:hAnsi="Times New Roman" w:eastAsia="Times New Roman" w:cs="Times New Roman"/>
-        </w:rPr>
-        <w:t xml:space="preserve"> </w:t>
-      </w:r>
-      <m:oMath>
-        <m:oMathPr>
-          <m:ctrlPr>
-            <w:rPr>
-              <w:sz w:val="28"/>
-              <w:szCs w:val="28"/>
-            </w:rPr>
-          </m:ctrlPr>
-        </m:oMathPr>
-        <m:r>
-          <m:rPr>
-            <m:sty m:val="p"/>
-          </m:rPr>
-          <m:t>J</m:t>
-        </m:r>
-        <m:r>
-          <m:rPr>
-            <m:sty m:val="p"/>
-          </m:rPr>
-          <m:t>⋅</m:t>
-        </m:r>
-        <m:r>
-          <m:rPr>
-            <m:sty m:val="p"/>
-          </m:rPr>
-          <m:t>m</m:t>
-        </m:r>
-        <m:r>
-          <m:rPr>
-            <m:sty m:val="p"/>
-          </m:rPr>
-          <m:t>o</m:t>
-        </m:r>
-        <m:sSup>
-          <m:e>
-            <m:r>
-              <m:rPr>
-                <m:sty m:val="p"/>
-              </m:rPr>
-              <m:t>l</m:t>
-            </m:r>
-          </m:e>
-          <m:sup>
-            <m:r>
-              <m:rPr>
-                <m:sty m:val="p"/>
-              </m:rPr>
-              <m:t>−</m:t>
-            </m:r>
-            <m:r>
-              <m:rPr>
-                <m:sty m:val="p"/>
-              </m:rPr>
-              <m:t>1</m:t>
-            </m:r>
-          </m:sup>
-        </m:sSup>
-        <m:r>
-          <m:rPr>
-            <m:sty m:val="p"/>
-          </m:rPr>
-          <m:t>⋅</m:t>
-        </m:r>
-        <m:sSup>
-          <m:e>
-            <m:r>
-              <m:rPr>
-                <m:sty m:val="p"/>
-              </m:rPr>
-              <m:t>K</m:t>
-            </m:r>
-          </m:e>
-          <m:sup>
-            <m:r>
-              <m:rPr>
-                <m:sty m:val="p"/>
-              </m:rPr>
-              <m:t>−</m:t>
-            </m:r>
-            <m:r>
-              <m:rPr>
-                <m:sty m:val="p"/>
-              </m:rPr>
-              <m:t>1</m:t>
-            </m:r>
-          </m:sup>
-        </m:sSup>
-      </m:oMath>
-    </w:p>
-    <w:p>
-      <w:pPr>
-        <w:pStyle w:val="FirstParagraph"/>
-      </w:pPr>
-      <w:r>
-        <w:rPr>
-          <w:rFonts w:hint="eastAsia" w:ascii="Times New Roman" w:hAnsi="Times New Roman" w:eastAsia="FangSong" w:cs="Times New Roman"/>
-          <w:b/>
-          <w:bCs/>
-        </w:rPr>
-        <w:t xml:space="preserve">为什么很多气相反应的</w:t>
-      </w:r>
-      <w:r>
-        <w:rPr>
-          <w:rFonts w:ascii="Times New Roman" w:hAnsi="Times New Roman" w:eastAsia="Times New Roman" w:cs="Times New Roman"/>
-          <w:b/>
-          <w:bCs/>
-        </w:rPr>
-        <w:t xml:space="preserve"> </w:t>
-      </w:r>
-      <m:oMath>
-        <m:sSub>
-          <m:e>
-            <m:r>
-              <m:rPr>
-                <m:sty m:val="p"/>
-              </m:rPr>
-              <m:t>Δ</m:t>
-            </m:r>
-          </m:e>
-          <m:sub>
-            <m:r>
-              <m:t>r</m:t>
-            </m:r>
-          </m:sub>
-        </m:sSub>
-        <m:sSup>
-          <m:e>
-            <m:r>
-              <m:t>S</m:t>
-            </m:r>
-          </m:e>
-          <m:sup>
-            <m:r>
-              <m:t>θ</m:t>
-            </m:r>
-          </m:sup>
-        </m:sSup>
-      </m:oMath>
-      <w:r>
-        <w:rPr>
-          <w:rFonts w:ascii="Times New Roman" w:hAnsi="Times New Roman" w:eastAsia="Times New Roman" w:cs="Times New Roman"/>
-          <w:b/>
-          <w:bCs/>
-        </w:rPr>
-        <w:t xml:space="preserve"> </w:t>
-      </w:r>
-      <w:r>
-        <w:rPr>
-          <w:rFonts w:hint="eastAsia" w:ascii="Times New Roman" w:hAnsi="Times New Roman" w:eastAsia="FangSong" w:cs="Times New Roman"/>
-          <w:b/>
-          <w:bCs/>
-        </w:rPr>
-        <w:t xml:space="preserve">很显著</w:t>
-      </w:r>
-      <w:r>
-        <w:rPr>
-          <w:rFonts w:hint="eastAsia" w:ascii="Times New Roman" w:hAnsi="Times New Roman" w:eastAsia="Times New Roman" w:cs="Times New Roman"/>
-        </w:rPr>
-        <w:t xml:space="preserve">：</w:t>
-      </w:r>
-    </w:p>
-    <w:p>
-      <w:pPr>
-        <w:pStyle w:val="Compact"/>
-        <w:numPr>
-          <w:ilvl w:val="0"/>
-          <w:numId w:val="1009"/>
-        </w:numPr>
-      </w:pPr>
-      <w:r>
-        <w:rPr>
-          <w:rFonts w:hint="eastAsia" w:ascii="Times New Roman" w:hAnsi="Times New Roman" w:eastAsia="FangSong" w:cs="Times New Roman"/>
-        </w:rPr>
-        <w:t xml:space="preserve">气体分子数变化会显著改变平动微观状态数</w:t>
-      </w:r>
-    </w:p>
-    <w:p>
-      <w:pPr>
-        <w:pStyle w:val="Compact"/>
-        <w:numPr>
-          <w:ilvl w:val="0"/>
-          <w:numId w:val="1009"/>
         </w:numPr>
       </w:pPr>
       <w:r>
@@ -22742,7 +22941,7 @@
     </w:p>
     <w:p>
       <w:pPr>
-        <w:pStyle w:val="BlockText"/>
+        <w:pStyle w:val="BodyText"/>
       </w:pPr>
       <w:r>
         <w:rPr>
@@ -22798,180 +22997,210 @@
         <w:rPr>
           <w:rFonts w:hint="eastAsia" w:ascii="Times New Roman" w:hAnsi="Times New Roman" w:eastAsia="Times New Roman" w:cs="Times New Roman"/>
         </w:rPr>
+        <w:t>“</w:t>
+      </w:r>
+      <w:r>
+        <w:rPr>
+          <w:rFonts w:hint="eastAsia" w:ascii="Times New Roman" w:hAnsi="Times New Roman" w:eastAsia="FangSong" w:cs="Times New Roman"/>
+        </w:rPr>
+        <w:t>熵税</w:t>
+      </w:r>
+      <w:r>
+        <w:rPr>
+          <w:rFonts w:hint="eastAsia" w:ascii="Times New Roman" w:hAnsi="Times New Roman" w:eastAsia="Times New Roman" w:cs="Times New Roman"/>
+        </w:rPr>
+        <w:t>”——</w:t>
+      </w:r>
+      <w:r>
+        <w:rPr>
+          <w:rFonts w:hint="eastAsia" w:ascii="Times New Roman" w:hAnsi="Times New Roman" w:eastAsia="FangSong" w:cs="Times New Roman"/>
+        </w:rPr>
+        <w:t>体系要增加混乱度</w:t>
+      </w:r>
+      <w:r>
+        <w:rPr>
+          <w:rFonts w:hint="eastAsia" w:ascii="Times New Roman" w:hAnsi="Times New Roman" w:eastAsia="Times New Roman" w:cs="Times New Roman"/>
+        </w:rPr>
+        <w:t>（ΔS</w:t>
+      </w:r>
+      <w:r>
+        <w:rPr>
+          <w:rFonts w:ascii="Times New Roman" w:hAnsi="Times New Roman" w:eastAsia="Times New Roman" w:cs="Times New Roman"/>
+        </w:rPr>
+        <w:t xml:space="preserve"> &gt; </w:t>
+      </w:r>
+      <w:r>
+        <w:rPr>
+          <w:rFonts w:hint="eastAsia" w:ascii="Times New Roman" w:hAnsi="Times New Roman" w:eastAsia="Times New Roman" w:cs="Times New Roman"/>
+        </w:rPr>
+        <w:t>0），</w:t>
+      </w:r>
+      <w:r>
+        <w:rPr>
+          <w:rFonts w:hint="eastAsia" w:ascii="Times New Roman" w:hAnsi="Times New Roman" w:eastAsia="FangSong" w:cs="Times New Roman"/>
+        </w:rPr>
+        <w:t>就必须从总能量中</w:t>
+      </w:r>
+      <w:r>
+        <w:rPr>
+          <w:rFonts w:hint="eastAsia" w:ascii="Times New Roman" w:hAnsi="Times New Roman" w:eastAsia="Times New Roman" w:cs="Times New Roman"/>
+        </w:rPr>
+        <w:t>“</w:t>
+      </w:r>
+      <w:r>
+        <w:rPr>
+          <w:rFonts w:hint="eastAsia" w:ascii="Times New Roman" w:hAnsi="Times New Roman" w:eastAsia="FangSong" w:cs="Times New Roman"/>
+        </w:rPr>
+        <w:t>支付</w:t>
+      </w:r>
+      <w:r>
+        <w:rPr>
+          <w:rFonts w:hint="eastAsia" w:ascii="Times New Roman" w:hAnsi="Times New Roman" w:eastAsia="Times New Roman" w:cs="Times New Roman"/>
+        </w:rPr>
         <w:t>”</w:t>
       </w:r>
       <w:r>
         <w:rPr>
           <w:rFonts w:hint="eastAsia" w:ascii="Times New Roman" w:hAnsi="Times New Roman" w:eastAsia="FangSong" w:cs="Times New Roman"/>
         </w:rPr>
+        <w:t>一部分</w:t>
+      </w:r>
+      <w:r>
+        <w:rPr>
+          <w:rFonts w:hint="eastAsia" w:ascii="Times New Roman" w:hAnsi="Times New Roman" w:eastAsia="Times New Roman" w:cs="Times New Roman"/>
+        </w:rPr>
+        <w:t>（TΔS）</w:t>
+      </w:r>
+      <w:r>
+        <w:rPr>
+          <w:rFonts w:hint="eastAsia" w:ascii="Times New Roman" w:hAnsi="Times New Roman" w:eastAsia="FangSong" w:cs="Times New Roman"/>
+        </w:rPr>
+        <w:t>给环境</w:t>
+      </w:r>
+      <w:r>
+        <w:rPr>
+          <w:rFonts w:hint="eastAsia" w:ascii="Times New Roman" w:hAnsi="Times New Roman" w:eastAsia="Times New Roman" w:cs="Times New Roman"/>
+        </w:rPr>
+        <w:t>，</w:t>
+      </w:r>
+      <w:r>
+        <w:rPr>
+          <w:rFonts w:hint="eastAsia" w:ascii="Times New Roman" w:hAnsi="Times New Roman" w:eastAsia="FangSong" w:cs="Times New Roman"/>
+        </w:rPr>
+        <w:t>剩下的</w:t>
+      </w:r>
+      <w:r>
+        <w:rPr>
+          <w:rFonts w:ascii="Times New Roman" w:hAnsi="Times New Roman" w:eastAsia="Times New Roman" w:cs="Times New Roman"/>
+        </w:rPr>
+        <w:t xml:space="preserve"> H − TS </w:t>
+      </w:r>
+      <w:r>
+        <w:rPr>
+          <w:rFonts w:hint="eastAsia" w:ascii="Times New Roman" w:hAnsi="Times New Roman" w:eastAsia="FangSong" w:cs="Times New Roman"/>
+        </w:rPr>
+        <w:t>才是可用于做功的能量</w:t>
+      </w:r>
+      <w:r>
+        <w:rPr>
+          <w:rFonts w:hint="eastAsia" w:ascii="Times New Roman" w:hAnsi="Times New Roman" w:eastAsia="Times New Roman" w:cs="Times New Roman"/>
+        </w:rPr>
+        <w:t>，</w:t>
+      </w:r>
+      <w:r>
+        <w:rPr>
+          <w:rFonts w:hint="eastAsia" w:ascii="Times New Roman" w:hAnsi="Times New Roman" w:eastAsia="FangSong" w:cs="Times New Roman"/>
+        </w:rPr>
+        <w:t>故名</w:t>
+      </w:r>
+      <w:r>
+        <w:rPr>
+          <w:rFonts w:hint="eastAsia" w:ascii="Times New Roman" w:hAnsi="Times New Roman" w:eastAsia="Times New Roman" w:cs="Times New Roman"/>
+        </w:rPr>
+        <w:t>“</w:t>
+      </w:r>
+      <w:r>
+        <w:rPr>
+          <w:rFonts w:hint="eastAsia" w:ascii="Times New Roman" w:hAnsi="Times New Roman" w:eastAsia="FangSong" w:cs="Times New Roman"/>
+        </w:rPr>
+        <w:t>自由能</w:t>
+      </w:r>
+      <w:r>
+        <w:rPr>
+          <w:rFonts w:hint="eastAsia" w:ascii="Times New Roman" w:hAnsi="Times New Roman" w:eastAsia="Times New Roman" w:cs="Times New Roman"/>
+        </w:rPr>
+        <w:t>”。</w:t>
+      </w:r>
+      <w:r>
+        <w:rPr>
+          <w:rFonts w:hint="eastAsia" w:ascii="Times New Roman" w:hAnsi="Times New Roman" w:eastAsia="FangSong" w:cs="Times New Roman"/>
+        </w:rPr>
+        <w:t>严格地说</w:t>
+      </w:r>
+      <w:r>
+        <w:rPr>
+          <w:rFonts w:hint="eastAsia" w:ascii="Times New Roman" w:hAnsi="Times New Roman" w:eastAsia="Times New Roman" w:cs="Times New Roman"/>
+        </w:rPr>
+        <w:t>：G</w:t>
+      </w:r>
+      <w:r>
+        <w:rPr>
+          <w:rFonts w:ascii="Times New Roman" w:hAnsi="Times New Roman" w:eastAsia="Times New Roman" w:cs="Times New Roman"/>
+        </w:rPr>
+        <w:t xml:space="preserve"> = H − TS </w:t>
+      </w:r>
+      <w:r>
+        <w:rPr>
+          <w:rFonts w:hint="eastAsia" w:ascii="Times New Roman" w:hAnsi="Times New Roman" w:eastAsia="FangSong" w:cs="Times New Roman"/>
+        </w:rPr>
+        <w:t>是定义式</w:t>
+      </w:r>
+      <w:r>
+        <w:rPr>
+          <w:rFonts w:hint="eastAsia" w:ascii="Times New Roman" w:hAnsi="Times New Roman" w:eastAsia="Times New Roman" w:cs="Times New Roman"/>
+        </w:rPr>
+        <w:t>，</w:t>
+      </w:r>
+      <w:r>
+        <w:rPr>
+          <w:rFonts w:hint="eastAsia" w:ascii="Times New Roman" w:hAnsi="Times New Roman" w:eastAsia="FangSong" w:cs="Times New Roman"/>
+        </w:rPr>
+        <w:t>其自发性含义由下方恒溫恒压推导给出</w:t>
+      </w:r>
+      <w:r>
+        <w:rPr>
+          <w:rFonts w:hint="eastAsia" w:ascii="Times New Roman" w:hAnsi="Times New Roman" w:eastAsia="Times New Roman" w:cs="Times New Roman"/>
+        </w:rPr>
+        <w:t>，“</w:t>
+      </w:r>
+      <w:r>
+        <w:rPr>
+          <w:rFonts w:hint="eastAsia" w:ascii="Times New Roman" w:hAnsi="Times New Roman" w:eastAsia="FangSong" w:cs="Times New Roman"/>
+        </w:rPr>
         <w:t>熵税</w:t>
       </w:r>
       <w:r>
         <w:rPr>
           <w:rFonts w:hint="eastAsia" w:ascii="Times New Roman" w:hAnsi="Times New Roman" w:eastAsia="Times New Roman" w:cs="Times New Roman"/>
         </w:rPr>
-        <w:t>”——</w:t>
-      </w:r>
-      <w:r>
-        <w:rPr>
-          <w:rFonts w:hint="eastAsia" w:ascii="Times New Roman" w:hAnsi="Times New Roman" w:eastAsia="FangSong" w:cs="Times New Roman"/>
-        </w:rPr>
-        <w:t>体系要增加混乱度</w:t>
-      </w:r>
-      <w:r>
-        <w:rPr>
-          <w:rFonts w:hint="eastAsia" w:ascii="Times New Roman" w:hAnsi="Times New Roman" w:eastAsia="Times New Roman" w:cs="Times New Roman"/>
-        </w:rPr>
-        <w:t>（ΔS</w:t>
-      </w:r>
-      <w:r>
-        <w:rPr>
-          <w:rFonts w:ascii="Times New Roman" w:hAnsi="Times New Roman" w:eastAsia="Times New Roman" w:cs="Times New Roman"/>
-        </w:rPr>
-        <w:t xml:space="preserve"> &gt; </w:t>
-      </w:r>
-      <w:r>
-        <w:rPr>
-          <w:rFonts w:hint="eastAsia" w:ascii="Times New Roman" w:hAnsi="Times New Roman" w:eastAsia="Times New Roman" w:cs="Times New Roman"/>
-        </w:rPr>
-        <w:t>0），</w:t>
-      </w:r>
-      <w:r>
-        <w:rPr>
-          <w:rFonts w:hint="eastAsia" w:ascii="Times New Roman" w:hAnsi="Times New Roman" w:eastAsia="FangSong" w:cs="Times New Roman"/>
-        </w:rPr>
-        <w:t>就必须从总能量中</w:t>
-      </w:r>
-      <w:r>
-        <w:rPr>
-          <w:rFonts w:hint="eastAsia" w:ascii="Times New Roman" w:hAnsi="Times New Roman" w:eastAsia="Times New Roman" w:cs="Times New Roman"/>
-        </w:rPr>
         <w:t>”</w:t>
       </w:r>
       <w:r>
         <w:rPr>
           <w:rFonts w:hint="eastAsia" w:ascii="Times New Roman" w:hAnsi="Times New Roman" w:eastAsia="FangSong" w:cs="Times New Roman"/>
         </w:rPr>
-        <w:t>支付</w:t>
-      </w:r>
-      <w:r>
-        <w:rPr>
-          <w:rFonts w:hint="eastAsia" w:ascii="Times New Roman" w:hAnsi="Times New Roman" w:eastAsia="Times New Roman" w:cs="Times New Roman"/>
-        </w:rPr>
-        <w:t>”</w:t>
-      </w:r>
-      <w:r>
-        <w:rPr>
-          <w:rFonts w:hint="eastAsia" w:ascii="Times New Roman" w:hAnsi="Times New Roman" w:eastAsia="FangSong" w:cs="Times New Roman"/>
-        </w:rPr>
-        <w:t>一部分</w:t>
-      </w:r>
-      <w:r>
-        <w:rPr>
-          <w:rFonts w:hint="eastAsia" w:ascii="Times New Roman" w:hAnsi="Times New Roman" w:eastAsia="Times New Roman" w:cs="Times New Roman"/>
-        </w:rPr>
-        <w:t>（TΔS）</w:t>
-      </w:r>
-      <w:r>
-        <w:rPr>
-          <w:rFonts w:hint="eastAsia" w:ascii="Times New Roman" w:hAnsi="Times New Roman" w:eastAsia="FangSong" w:cs="Times New Roman"/>
-        </w:rPr>
-        <w:t>给环境</w:t>
+        <w:t>只是它的物理图像</w:t>
       </w:r>
       <w:r>
         <w:rPr>
           <w:rFonts w:hint="eastAsia" w:ascii="Times New Roman" w:hAnsi="Times New Roman" w:eastAsia="Times New Roman" w:cs="Times New Roman"/>
         </w:rPr>
         <w:t>。</w:t>
-      </w:r>
-      <w:r>
-        <w:rPr>
-          <w:rFonts w:hint="eastAsia" w:ascii="Times New Roman" w:hAnsi="Times New Roman" w:eastAsia="FangSong" w:cs="Times New Roman"/>
-        </w:rPr>
-        <w:t>剩下的</w:t>
-      </w:r>
-      <w:r>
-        <w:rPr>
-          <w:rFonts w:ascii="Times New Roman" w:hAnsi="Times New Roman" w:eastAsia="Times New Roman" w:cs="Times New Roman"/>
-        </w:rPr>
-        <w:t xml:space="preserve"> H − TS </w:t>
-      </w:r>
-      <w:r>
-        <w:rPr>
-          <w:rFonts w:hint="eastAsia" w:ascii="Times New Roman" w:hAnsi="Times New Roman" w:eastAsia="FangSong" w:cs="Times New Roman"/>
-        </w:rPr>
-        <w:t>才是真正</w:t>
-      </w:r>
-      <w:r>
-        <w:rPr>
-          <w:rFonts w:hint="eastAsia" w:ascii="Times New Roman" w:hAnsi="Times New Roman" w:eastAsia="Times New Roman" w:cs="Times New Roman"/>
-        </w:rPr>
-        <w:t>”</w:t>
-      </w:r>
-      <w:r>
-        <w:rPr>
-          <w:rFonts w:hint="eastAsia" w:ascii="Times New Roman" w:hAnsi="Times New Roman" w:eastAsia="FangSong" w:cs="Times New Roman"/>
-        </w:rPr>
-        <w:t>自由</w:t>
-      </w:r>
-      <w:r>
-        <w:rPr>
-          <w:rFonts w:hint="eastAsia" w:ascii="Times New Roman" w:hAnsi="Times New Roman" w:eastAsia="Times New Roman" w:cs="Times New Roman"/>
-        </w:rPr>
-        <w:t>”</w:t>
-      </w:r>
-      <w:r>
-        <w:rPr>
-          <w:rFonts w:hint="eastAsia" w:ascii="Times New Roman" w:hAnsi="Times New Roman" w:eastAsia="FangSong" w:cs="Times New Roman"/>
-        </w:rPr>
-        <w:t>的</w:t>
-      </w:r>
-      <w:r>
-        <w:rPr>
-          <w:rFonts w:hint="eastAsia" w:ascii="Times New Roman" w:hAnsi="Times New Roman" w:eastAsia="Times New Roman" w:cs="Times New Roman"/>
-        </w:rPr>
-        <w:t>、</w:t>
-      </w:r>
-      <w:r>
-        <w:rPr>
-          <w:rFonts w:hint="eastAsia" w:ascii="Times New Roman" w:hAnsi="Times New Roman" w:eastAsia="FangSong" w:cs="Times New Roman"/>
-        </w:rPr>
-        <w:t>可用于做功的能量</w:t>
-      </w:r>
-      <w:r>
-        <w:rPr>
-          <w:rFonts w:hint="eastAsia" w:ascii="Times New Roman" w:hAnsi="Times New Roman" w:eastAsia="Times New Roman" w:cs="Times New Roman"/>
-        </w:rPr>
-        <w:t>。</w:t>
-      </w:r>
-      <w:r>
-        <w:rPr>
-          <w:rFonts w:hint="eastAsia" w:ascii="Times New Roman" w:hAnsi="Times New Roman" w:eastAsia="FangSong" w:cs="Times New Roman"/>
-        </w:rPr>
-        <w:t>所以叫</w:t>
-      </w:r>
-      <w:r>
-        <w:rPr>
-          <w:rFonts w:hint="eastAsia" w:ascii="Times New Roman" w:hAnsi="Times New Roman" w:eastAsia="Times New Roman" w:cs="Times New Roman"/>
-        </w:rPr>
-        <w:t>”</w:t>
-      </w:r>
-      <w:r>
-        <w:rPr>
-          <w:rFonts w:hint="eastAsia" w:ascii="Times New Roman" w:hAnsi="Times New Roman" w:eastAsia="FangSong" w:cs="Times New Roman"/>
-        </w:rPr>
-        <w:t>自由能</w:t>
-      </w:r>
-      <w:r>
-        <w:rPr>
-          <w:rFonts w:hint="eastAsia" w:ascii="Times New Roman" w:hAnsi="Times New Roman" w:eastAsia="Times New Roman" w:cs="Times New Roman"/>
-        </w:rPr>
-        <w:t>”。</w:t>
       </w:r>
     </w:p>
     <w:p>
       <w:pPr>
-        <w:pStyle w:val="FirstParagraph"/>
+        <w:pStyle w:val="BodyText"/>
       </w:pPr>
       <w:r>
         <w:rPr>
@@ -23114,7 +23343,13 @@
         <w:rPr>
           <w:rFonts w:hint="eastAsia" w:ascii="Times New Roman" w:hAnsi="Times New Roman" w:eastAsia="FangSong" w:cs="Times New Roman"/>
         </w:rPr>
-        <w:t>则</w:t>
+        <w:t>则环境熵变为</w:t>
+      </w:r>
+      <w:r>
+        <w:rPr>
+          <w:rFonts w:hint="eastAsia" w:ascii="Times New Roman" w:hAnsi="Times New Roman" w:eastAsia="Times New Roman" w:cs="Times New Roman"/>
+        </w:rPr>
+        <w:t>：</w:t>
       </w:r>
     </w:p>
     <w:p>
@@ -23229,17 +23464,6 @@
     <w:p>
       <w:pPr>
         <w:pStyle w:val="FirstParagraph"/>
-      </w:pPr>
-      <w:r>
-        <w:rPr>
-          <w:rFonts w:hint="eastAsia" w:ascii="Times New Roman" w:hAnsi="Times New Roman" w:eastAsia="FangSong" w:cs="Times New Roman"/>
-        </w:rPr>
-        <w:t xml:space="preserve">因此</w:t>
-      </w:r>
-    </w:p>
-    <w:p>
-      <w:pPr>
-        <w:pStyle w:val="BodyText"/>
       </w:pPr>
       <m:oMathPara>
         <m:oMathParaPr>
@@ -23400,21 +23624,10 @@
     </w:p>
     <w:p>
       <w:pPr>
-        <w:pStyle w:val="FirstParagraph"/>
-      </w:pPr>
-      <w:r>
-        <w:rPr>
-          <w:rFonts w:hint="eastAsia" w:ascii="Times New Roman" w:hAnsi="Times New Roman" w:eastAsia="FangSong" w:cs="Times New Roman"/>
-        </w:rPr>
-        <w:t xml:space="preserve">所以</w:t>
-      </w:r>
-    </w:p>
-    <w:p>
-      <w:pPr>
         <w:pStyle w:val="Compact"/>
         <w:numPr>
           <w:ilvl w:val="0"/>
-          <w:numId w:val="1010"/>
+          <w:numId w:val="1009"/>
         </w:numPr>
       </w:pPr>
       <m:oMath>
@@ -23500,7 +23713,7 @@
         <w:pStyle w:val="Compact"/>
         <w:numPr>
           <w:ilvl w:val="0"/>
-          <w:numId w:val="1010"/>
+          <w:numId w:val="1009"/>
         </w:numPr>
       </w:pPr>
       <m:oMath>
@@ -23589,7 +23802,7 @@
         <w:rPr>
           <w:rFonts w:hint="eastAsia" w:ascii="Times New Roman" w:hAnsi="Times New Roman" w:eastAsia="FangSong" w:cs="Times New Roman"/>
         </w:rPr>
-        <w:t xml:space="preserve">这就是为什么在</w:t>
+        <w:t xml:space="preserve">因此在</w:t>
       </w:r>
       <w:r>
         <w:rPr>
@@ -24315,7 +24528,7 @@
               <w:rPr>
                 <w:rFonts w:ascii="Times New Roman" w:hAnsi="Times New Roman" w:eastAsia="Times New Roman" w:cs="Times New Roman"/>
               </w:rPr>
-              <w:t xml:space="preserve">2CO → C + </w:t>
+              <w:t xml:space="preserve">2CO(g) → 2C(s) + </w:t>
             </w:r>
             <w:r>
               <w:rPr>
@@ -24334,7 +24547,7 @@
               <w:rPr>
                 <w:rFonts w:hint="eastAsia" w:ascii="Times New Roman" w:hAnsi="Times New Roman" w:eastAsia="Times New Roman" w:cs="Times New Roman"/>
               </w:rPr>
-              <w:t>（</w:t>
+              <w:t>(g)（</w:t>
             </w:r>
             <w:r>
               <w:rPr>
@@ -24758,49 +24971,37 @@
         <w:rPr>
           <w:rFonts w:hint="eastAsia" w:ascii="Times New Roman" w:hAnsi="Times New Roman" w:eastAsia="FangSong" w:cs="Times New Roman"/>
         </w:rPr>
-        <w:t>热力学只讨论</w:t>
-      </w:r>
-      <w:r>
-        <w:rPr>
-          <w:rFonts w:hint="eastAsia" w:ascii="Times New Roman" w:hAnsi="Times New Roman" w:eastAsia="Times New Roman" w:cs="Times New Roman"/>
-        </w:rPr>
-        <w:t>”</w:t>
-      </w:r>
-      <w:r>
-        <w:rPr>
-          <w:rFonts w:hint="eastAsia" w:ascii="Times New Roman" w:hAnsi="Times New Roman" w:eastAsia="FangSong" w:cs="Times New Roman"/>
-        </w:rPr>
-        <w:t>能不能</w:t>
-      </w:r>
-      <w:r>
-        <w:rPr>
-          <w:rFonts w:hint="eastAsia" w:ascii="Times New Roman" w:hAnsi="Times New Roman" w:eastAsia="Times New Roman" w:cs="Times New Roman"/>
-        </w:rPr>
-        <w:t>”，</w:t>
-      </w:r>
-      <w:r>
-        <w:rPr>
-          <w:rFonts w:hint="eastAsia" w:ascii="Times New Roman" w:hAnsi="Times New Roman" w:eastAsia="FangSong" w:cs="Times New Roman"/>
-        </w:rPr>
-        <w:t>不讨论</w:t>
-      </w:r>
-      <w:r>
-        <w:rPr>
-          <w:rFonts w:hint="eastAsia" w:ascii="Times New Roman" w:hAnsi="Times New Roman" w:eastAsia="Times New Roman" w:cs="Times New Roman"/>
-        </w:rPr>
-        <w:t>”</w:t>
-      </w:r>
-      <w:r>
-        <w:rPr>
-          <w:rFonts w:hint="eastAsia" w:ascii="Times New Roman" w:hAnsi="Times New Roman" w:eastAsia="FangSong" w:cs="Times New Roman"/>
-        </w:rPr>
-        <w:t>有多快</w:t>
-      </w:r>
-      <w:r>
-        <w:rPr>
-          <w:rFonts w:hint="eastAsia" w:ascii="Times New Roman" w:hAnsi="Times New Roman" w:eastAsia="Times New Roman" w:cs="Times New Roman"/>
-        </w:rPr>
-        <w:t>”。</w:t>
+        <w:t>热力学只回答可能性</w:t>
+      </w:r>
+      <w:r>
+        <w:rPr>
+          <w:rFonts w:hint="eastAsia" w:ascii="Times New Roman" w:hAnsi="Times New Roman" w:eastAsia="Times New Roman" w:cs="Times New Roman"/>
+        </w:rPr>
+        <w:t>，</w:t>
+      </w:r>
+      <w:r>
+        <w:rPr>
+          <w:rFonts w:hint="eastAsia" w:ascii="Times New Roman" w:hAnsi="Times New Roman" w:eastAsia="FangSong" w:cs="Times New Roman"/>
+        </w:rPr>
+        <w:t>不回答速率</w:t>
+      </w:r>
+      <w:r>
+        <w:rPr>
+          <w:rFonts w:hint="eastAsia" w:ascii="Times New Roman" w:hAnsi="Times New Roman" w:eastAsia="Times New Roman" w:cs="Times New Roman"/>
+        </w:rPr>
+        <w:t>（§</w:t>
+      </w:r>
+      <w:r>
+        <w:rPr>
+          <w:rFonts w:hint="eastAsia" w:ascii="Times New Roman" w:hAnsi="Times New Roman" w:eastAsia="FangSong" w:cs="Times New Roman"/>
+        </w:rPr>
+        <w:t>一</w:t>
+      </w:r>
+      <w:r>
+        <w:rPr>
+          <w:rFonts w:hint="eastAsia" w:ascii="Times New Roman" w:hAnsi="Times New Roman" w:eastAsia="Times New Roman" w:cs="Times New Roman"/>
+        </w:rPr>
+        <w:t>）。</w:t>
       </w:r>
       <w:r>
         <w:rPr>
@@ -24970,7 +25171,7 @@
           <w:iCs/>
           <w:sz w:val="21"/>
         </w:rPr>
-        <w:t xml:space="preserve"> 2 </w:t>
+        <w:t xml:space="preserve"> 3 </w:t>
       </w:r>
       <w:r>
         <w:rPr>
@@ -25025,7 +25226,7 @@
     </w:p>
     <w:p>
       <w:pPr>
-        <w:pStyle w:val="BlockText"/>
+        <w:pStyle w:val="BodyText"/>
       </w:pPr>
       <w:r>
         <w:rPr>
@@ -25836,7 +26037,7 @@
         <w:pStyle w:val="Compact"/>
         <w:numPr>
           <w:ilvl w:val="0"/>
-          <w:numId w:val="1011"/>
+          <w:numId w:val="1010"/>
         </w:numPr>
         <w:spacing w:before="120"/>
       </w:pPr>
@@ -25969,7 +26170,7 @@
         <w:pStyle w:val="Compact"/>
         <w:numPr>
           <w:ilvl w:val="0"/>
-          <w:numId w:val="1011"/>
+          <w:numId w:val="1010"/>
         </w:numPr>
       </w:pPr>
       <w:r>
@@ -26003,7 +26204,7 @@
         <w:pStyle w:val="Compact"/>
         <w:numPr>
           <w:ilvl w:val="0"/>
-          <w:numId w:val="1012"/>
+          <w:numId w:val="1011"/>
         </w:numPr>
       </w:pPr>
       <m:oMath>
@@ -26446,7 +26647,7 @@
         <w:pStyle w:val="Compact"/>
         <w:numPr>
           <w:ilvl w:val="0"/>
-          <w:numId w:val="1013"/>
+          <w:numId w:val="1012"/>
         </w:numPr>
       </w:pPr>
       <w:r>
@@ -28366,7 +28567,7 @@
     </w:p>
     <w:p>
       <w:pPr>
-        <w:pStyle w:val="BlockText"/>
+        <w:pStyle w:val="BodyText"/>
       </w:pPr>
       <w:r>
         <w:rPr>
@@ -30049,17 +30250,6 @@
       <w:pPr>
         <w:pStyle w:val="FirstParagraph"/>
       </w:pPr>
-      <w:r>
-        <w:rPr>
-          <w:rFonts w:hint="eastAsia" w:ascii="Times New Roman" w:hAnsi="Times New Roman" w:eastAsia="FangSong" w:cs="Times New Roman"/>
-        </w:rPr>
-        <w:t xml:space="preserve">再结合</w:t>
-      </w:r>
-    </w:p>
-    <w:p>
-      <w:pPr>
-        <w:pStyle w:val="BodyText"/>
-      </w:pPr>
       <m:oMathPara>
         <m:oMathParaPr>
           <m:jc m:val="center"/>
@@ -30131,17 +30321,6 @@
     <w:p>
       <w:pPr>
         <w:pStyle w:val="FirstParagraph"/>
-      </w:pPr>
-      <w:r>
-        <w:rPr>
-          <w:rFonts w:hint="eastAsia" w:ascii="Times New Roman" w:hAnsi="Times New Roman" w:eastAsia="FangSong" w:cs="Times New Roman"/>
-        </w:rPr>
-        <w:t xml:space="preserve">得到</w:t>
-      </w:r>
-    </w:p>
-    <w:p>
-      <w:pPr>
-        <w:pStyle w:val="BodyText"/>
       </w:pPr>
       <m:oMathPara>
         <m:oMathParaPr>
@@ -30576,7 +30755,7 @@
           <w:b/>
           <w:bCs/>
         </w:rPr>
-        <w:t xml:space="preserve">真正的做题顺序应该是</w:t>
+        <w:t xml:space="preserve">做题顺序</w:t>
       </w:r>
       <w:r>
         <w:rPr>
@@ -30590,7 +30769,7 @@
         <w:pStyle w:val="Compact"/>
         <w:numPr>
           <w:ilvl w:val="0"/>
-          <w:numId w:val="1014"/>
+          <w:numId w:val="1013"/>
         </w:numPr>
       </w:pPr>
       <w:r>
@@ -30647,7 +30826,7 @@
         <w:pStyle w:val="Compact"/>
         <w:numPr>
           <w:ilvl w:val="0"/>
-          <w:numId w:val="1014"/>
+          <w:numId w:val="1013"/>
         </w:numPr>
       </w:pPr>
       <w:r>
@@ -30771,7 +30950,7 @@
         <w:pStyle w:val="Compact"/>
         <w:numPr>
           <w:ilvl w:val="0"/>
-          <w:numId w:val="1014"/>
+          <w:numId w:val="1013"/>
         </w:numPr>
       </w:pPr>
       <w:r>
@@ -30818,7 +30997,7 @@
     </w:p>
     <w:p>
       <w:pPr>
-        <w:pStyle w:val="BlockText"/>
+        <w:pStyle w:val="FirstParagraph"/>
       </w:pPr>
       <w:r>
         <w:rPr>
@@ -30826,7 +31005,7 @@
           <w:b/>
           <w:bCs/>
         </w:rPr>
-        <w:t xml:space="preserve">一句话收口</w:t>
+        <w:t xml:space="preserve">小结</w:t>
       </w:r>
       <w:r>
         <w:rPr>
@@ -30864,25 +31043,13 @@
         <w:rPr>
           <w:rFonts w:hint="eastAsia" w:ascii="Times New Roman" w:hAnsi="Times New Roman" w:eastAsia="FangSong" w:cs="Times New Roman"/>
         </w:rPr>
-        <w:t>负责描述</w:t>
-      </w:r>
-      <w:r>
-        <w:rPr>
-          <w:rFonts w:hint="eastAsia" w:ascii="Times New Roman" w:hAnsi="Times New Roman" w:eastAsia="Times New Roman" w:cs="Times New Roman"/>
-        </w:rPr>
-        <w:t>“</w:t>
-      </w:r>
-      <w:r>
-        <w:rPr>
-          <w:rFonts w:hint="eastAsia" w:ascii="Times New Roman" w:hAnsi="Times New Roman" w:eastAsia="FangSong" w:cs="Times New Roman"/>
-        </w:rPr>
-        <w:t>这个反应在标准态下偏向哪边</w:t>
-      </w:r>
-      <w:r>
-        <w:rPr>
-          <w:rFonts w:hint="eastAsia" w:ascii="Times New Roman" w:hAnsi="Times New Roman" w:eastAsia="Times New Roman" w:cs="Times New Roman"/>
-        </w:rPr>
-        <w:t>”，</w:t>
+        <w:t>给出反应在标准态下的方向偏向</w:t>
+      </w:r>
+      <w:r>
+        <w:rPr>
+          <w:rFonts w:hint="eastAsia" w:ascii="Times New Roman" w:hAnsi="Times New Roman" w:eastAsia="Times New Roman" w:cs="Times New Roman"/>
+        </w:rPr>
+        <w:t>；</w:t>
       </w:r>
       <m:oMath>
         <m:r>
@@ -30899,37 +31066,13 @@
         <w:rPr>
           <w:rFonts w:hint="eastAsia" w:ascii="Times New Roman" w:hAnsi="Times New Roman" w:eastAsia="FangSong" w:cs="Times New Roman"/>
         </w:rPr>
-        <w:t>负责描述</w:t>
-      </w:r>
-      <w:r>
-        <w:rPr>
-          <w:rFonts w:hint="eastAsia" w:ascii="Times New Roman" w:hAnsi="Times New Roman" w:eastAsia="Times New Roman" w:cs="Times New Roman"/>
-        </w:rPr>
-        <w:t>“</w:t>
-      </w:r>
-      <w:r>
-        <w:rPr>
-          <w:rFonts w:hint="eastAsia" w:ascii="Times New Roman" w:hAnsi="Times New Roman" w:eastAsia="FangSong" w:cs="Times New Roman"/>
-        </w:rPr>
-        <w:t>你现在站在什么位置</w:t>
-      </w:r>
-      <w:r>
-        <w:rPr>
-          <w:rFonts w:hint="eastAsia" w:ascii="Times New Roman" w:hAnsi="Times New Roman" w:eastAsia="Times New Roman" w:cs="Times New Roman"/>
-        </w:rPr>
-        <w:t>”，</w:t>
-      </w:r>
-      <w:r>
-        <w:rPr>
-          <w:rFonts w:hint="eastAsia" w:ascii="Times New Roman" w:hAnsi="Times New Roman" w:eastAsia="FangSong" w:cs="Times New Roman"/>
-        </w:rPr>
-        <w:t>而</w:t>
-      </w:r>
-      <w:r>
-        <w:rPr>
-          <w:rFonts w:ascii="Times New Roman" w:hAnsi="Times New Roman" w:eastAsia="Times New Roman" w:cs="Times New Roman"/>
-        </w:rPr>
-        <w:t xml:space="preserve"> </w:t>
+        <w:t>刻画当前状态与标准态的偏离程度</w:t>
+      </w:r>
+      <w:r>
+        <w:rPr>
+          <w:rFonts w:hint="eastAsia" w:ascii="Times New Roman" w:hAnsi="Times New Roman" w:eastAsia="Times New Roman" w:cs="Times New Roman"/>
+        </w:rPr>
+        <w:t>；</w:t>
       </w:r>
       <m:oMath>
         <m:r>
@@ -30952,25 +31095,13 @@
         <w:rPr>
           <w:rFonts w:hint="eastAsia" w:ascii="Times New Roman" w:hAnsi="Times New Roman" w:eastAsia="FangSong" w:cs="Times New Roman"/>
         </w:rPr>
-        <w:t>负责告诉你</w:t>
-      </w:r>
-      <w:r>
-        <w:rPr>
-          <w:rFonts w:hint="eastAsia" w:ascii="Times New Roman" w:hAnsi="Times New Roman" w:eastAsia="Times New Roman" w:cs="Times New Roman"/>
-        </w:rPr>
-        <w:t>“</w:t>
-      </w:r>
-      <w:r>
-        <w:rPr>
-          <w:rFonts w:hint="eastAsia" w:ascii="Times New Roman" w:hAnsi="Times New Roman" w:eastAsia="FangSong" w:cs="Times New Roman"/>
-        </w:rPr>
-        <w:t>下一步往哪走</w:t>
-      </w:r>
-      <w:r>
-        <w:rPr>
-          <w:rFonts w:hint="eastAsia" w:ascii="Times New Roman" w:hAnsi="Times New Roman" w:eastAsia="Times New Roman" w:cs="Times New Roman"/>
-        </w:rPr>
-        <w:t>”。</w:t>
+        <w:t>据此给出实际方向</w:t>
+      </w:r>
+      <w:r>
+        <w:rPr>
+          <w:rFonts w:hint="eastAsia" w:ascii="Times New Roman" w:hAnsi="Times New Roman" w:eastAsia="Times New Roman" w:cs="Times New Roman"/>
+        </w:rPr>
+        <w:t>。</w:t>
       </w:r>
     </w:p>
     <w:bookmarkEnd w:id="65"/>
@@ -31848,7 +31979,7 @@
     </w:p>
     <w:p>
       <w:pPr>
-        <w:pStyle w:val="BlockText"/>
+        <w:pStyle w:val="FirstParagraph"/>
       </w:pPr>
       <w:r>
         <w:rPr>
@@ -31856,7 +31987,7 @@
           <w:b/>
           <w:bCs/>
         </w:rPr>
-        <w:t xml:space="preserve">单位陷阱预警</w:t>
+        <w:t xml:space="preserve">单位陷阱</w:t>
       </w:r>
       <w:r>
         <w:rPr>
@@ -31936,7 +32067,7 @@
         <w:rPr>
           <w:rFonts w:hint="eastAsia" w:ascii="Times New Roman" w:hAnsi="Times New Roman" w:eastAsia="Times New Roman" w:cs="Times New Roman"/>
         </w:rPr>
-        <w:t>。</w:t>
+        <w:t>，</w:t>
       </w:r>
       <w:r>
         <w:rPr>
@@ -31948,7 +32079,7 @@
         <w:rPr>
           <w:rFonts w:hint="eastAsia" w:ascii="Times New Roman" w:hAnsi="Times New Roman" w:eastAsia="Times New Roman" w:cs="Times New Roman"/>
         </w:rPr>
-        <w:t>！</w:t>
+        <w:t>——</w:t>
       </w:r>
       <w:r>
         <w:rPr>
@@ -32963,7 +33094,7 @@
     </w:tbl>
     <w:p>
       <w:pPr>
-        <w:pStyle w:val="BlockText"/>
+        <w:pStyle w:val="BodyText"/>
         <w:spacing w:before="120"/>
       </w:pPr>
       <w:r>
@@ -33132,7 +33263,7 @@
         <w:pStyle w:val="Compact"/>
         <w:numPr>
           <w:ilvl w:val="0"/>
-          <w:numId w:val="1015"/>
+          <w:numId w:val="1014"/>
         </w:numPr>
       </w:pPr>
       <w:r>
@@ -33173,7 +33304,7 @@
         <w:pStyle w:val="Compact"/>
         <w:numPr>
           <w:ilvl w:val="0"/>
-          <w:numId w:val="1015"/>
+          <w:numId w:val="1014"/>
         </w:numPr>
       </w:pPr>
       <w:r>
@@ -33280,7 +33411,7 @@
         <w:pStyle w:val="Compact"/>
         <w:numPr>
           <w:ilvl w:val="0"/>
-          <w:numId w:val="1015"/>
+          <w:numId w:val="1014"/>
         </w:numPr>
       </w:pPr>
       <w:r>
@@ -33832,25 +33963,7 @@
               <w:rPr>
                 <w:rFonts w:hint="eastAsia" w:ascii="Times New Roman" w:hAnsi="Times New Roman" w:eastAsia="FangSong" w:cs="Times New Roman"/>
               </w:rPr>
-              <w:t>靠熵项在高温时</w:t>
-            </w:r>
-            <w:r>
-              <w:rPr>
-                <w:rFonts w:hint="eastAsia" w:ascii="Times New Roman" w:hAnsi="Times New Roman" w:eastAsia="Times New Roman" w:cs="Times New Roman"/>
-              </w:rPr>
-              <w:t>“</w:t>
-            </w:r>
-            <w:r>
-              <w:rPr>
-                <w:rFonts w:hint="eastAsia" w:ascii="Times New Roman" w:hAnsi="Times New Roman" w:eastAsia="FangSong" w:cs="Times New Roman"/>
-              </w:rPr>
-              <w:t>翻盘</w:t>
-            </w:r>
-            <w:r>
-              <w:rPr>
-                <w:rFonts w:hint="eastAsia" w:ascii="Times New Roman" w:hAnsi="Times New Roman" w:eastAsia="Times New Roman" w:cs="Times New Roman"/>
-              </w:rPr>
-              <w:t>”</w:t>
+              <w:t xml:space="preserve">高温下熵项的有利贡献超过焓项的不利影响</w:t>
             </w:r>
           </w:p>
         </w:tc>
@@ -33983,7 +34096,7 @@
     </w:tbl>
     <w:p>
       <w:pPr>
-        <w:pStyle w:val="BlockText"/>
+        <w:pStyle w:val="BodyText"/>
         <w:spacing w:before="120"/>
       </w:pPr>
       <w:r>
@@ -34097,7 +34210,7 @@
     </w:p>
     <w:bookmarkEnd w:id="72"/>
     <w:bookmarkEnd w:id="73"/>
-    <w:bookmarkStart w:id="74" w:name="九本节总结速查"/>
+    <w:bookmarkStart w:id="74" w:name="九本讲速查"/>
     <w:p>
       <w:pPr>
         <w:pStyle w:val="Heading2"/>
@@ -34119,7 +34232,7 @@
         <w:rPr>
           <w:rFonts w:hint="eastAsia" w:ascii="Times New Roman" w:hAnsi="Times New Roman" w:eastAsia="SimHei" w:cs="Times New Roman"/>
         </w:rPr>
-        <w:t>本节总结速查</w:t>
+        <w:t>本讲速查</w:t>
       </w:r>
     </w:p>
     <w:tbl>
@@ -34687,6 +34800,64 @@
                 </m:rPr>
                 <m:t>∑</m:t>
               </m:r>
+              <m:sSub>
+                <m:e>
+                  <m:r>
+                    <m:t>n</m:t>
+                  </m:r>
+                </m:e>
+                <m:sub>
+                  <m:r>
+                    <m:t>j</m:t>
+                  </m:r>
+                </m:sub>
+              </m:sSub>
+              <m:sSub>
+                <m:e>
+                  <m:r>
+                    <m:rPr>
+                      <m:sty m:val="p"/>
+                    </m:rPr>
+                    <m:t>Δ</m:t>
+                  </m:r>
+                </m:e>
+                <m:sub>
+                  <m:r>
+                    <m:t>f</m:t>
+                  </m:r>
+                </m:sub>
+              </m:sSub>
+              <m:sSup>
+                <m:e>
+                  <m:r>
+                    <m:t>H</m:t>
+                  </m:r>
+                </m:e>
+                <m:sup>
+                  <m:r>
+                    <m:t>θ</m:t>
+                  </m:r>
+                </m:sup>
+              </m:sSup>
+              <m:r>
+                <m:rPr>
+                  <m:sty m:val="p"/>
+                </m:rPr>
+                <m:t>(</m:t>
+              </m:r>
+              <m:r>
+                <m:rPr>
+                  <m:nor/>
+                  <m:sty m:val="p"/>
+                </m:rPr>
+                <m:t>反</m:t>
+              </m:r>
+              <m:r>
+                <m:rPr>
+                  <m:sty m:val="p"/>
+                </m:rPr>
+                <m:t>)</m:t>
+              </m:r>
             </m:oMath>
             <w:r>
               <w:rPr>
@@ -36858,7 +37029,7 @@
         <w:rPr>
           <w:rFonts w:hint="eastAsia" w:ascii="Times New Roman" w:hAnsi="Times New Roman" w:eastAsia="FangSong" w:cs="Times New Roman"/>
         </w:rPr>
-        <w:t>以及它在计算什么物理量时特别有用</w:t>
+        <w:t>以及它在计算什么物理量时尤为有用</w:t>
       </w:r>
       <w:r>
         <w:rPr>
@@ -41239,7 +41410,7 @@
         <w:pStyle w:val="Compact"/>
         <w:numPr>
           <w:ilvl w:val="0"/>
-          <w:numId w:val="1016"/>
+          <w:numId w:val="1015"/>
         </w:numPr>
         <w:spacing w:before="120"/>
       </w:pPr>
@@ -41454,7 +41625,7 @@
         <w:pStyle w:val="Compact"/>
         <w:numPr>
           <w:ilvl w:val="0"/>
-          <w:numId w:val="1016"/>
+          <w:numId w:val="1015"/>
         </w:numPr>
       </w:pPr>
       <w:r>
@@ -41499,7 +41670,7 @@
         <w:pStyle w:val="Compact"/>
         <w:numPr>
           <w:ilvl w:val="0"/>
-          <w:numId w:val="1016"/>
+          <w:numId w:val="1015"/>
         </w:numPr>
       </w:pPr>
       <w:r>
@@ -41996,7 +42167,7 @@
         <w:pStyle w:val="Compact"/>
         <w:numPr>
           <w:ilvl w:val="0"/>
-          <w:numId w:val="1017"/>
+          <w:numId w:val="1016"/>
         </w:numPr>
         <w:spacing w:before="120"/>
       </w:pPr>
@@ -42113,7 +42284,7 @@
         <w:pStyle w:val="Compact"/>
         <w:numPr>
           <w:ilvl w:val="0"/>
-          <w:numId w:val="1017"/>
+          <w:numId w:val="1016"/>
         </w:numPr>
       </w:pPr>
       <w:r>
@@ -42134,7 +42305,7 @@
         <w:pStyle w:val="Compact"/>
         <w:numPr>
           <w:ilvl w:val="0"/>
-          <w:numId w:val="1017"/>
+          <w:numId w:val="1016"/>
         </w:numPr>
       </w:pPr>
       <w:r>
@@ -43111,7 +43282,7 @@
         <w:pStyle w:val="Compact"/>
         <w:numPr>
           <w:ilvl w:val="0"/>
-          <w:numId w:val="1018"/>
+          <w:numId w:val="1017"/>
         </w:numPr>
         <w:spacing w:before="120"/>
       </w:pPr>
@@ -43302,7 +43473,7 @@
         <w:pStyle w:val="Compact"/>
         <w:numPr>
           <w:ilvl w:val="0"/>
-          <w:numId w:val="1018"/>
+          <w:numId w:val="1017"/>
         </w:numPr>
       </w:pPr>
       <w:r>
@@ -43355,7 +43526,7 @@
         <w:pStyle w:val="Compact"/>
         <w:numPr>
           <w:ilvl w:val="0"/>
-          <w:numId w:val="1018"/>
+          <w:numId w:val="1017"/>
         </w:numPr>
       </w:pPr>
       <w:r>
@@ -43464,7 +43635,7 @@
         <w:pStyle w:val="Compact"/>
         <w:numPr>
           <w:ilvl w:val="0"/>
-          <w:numId w:val="1018"/>
+          <w:numId w:val="1017"/>
         </w:numPr>
       </w:pPr>
       <w:r>
@@ -44028,16 +44199,10 @@
           </m:e>
           <m:sup>
             <m:r>
-              <m:t>3</m:t>
+              <m:t>37</m:t>
             </m:r>
           </m:sup>
         </m:sSup>
-        <m:r>
-          <m:rPr>
-            <m:sty m:val="p"/>
-          </m:rPr>
-          <m:t>⁷</m:t>
-        </m:r>
       </m:oMath>
       <w:r>
         <w:rPr>
@@ -44258,7 +44423,7 @@
         <w:pStyle w:val="Compact"/>
         <w:numPr>
           <w:ilvl w:val="0"/>
-          <w:numId w:val="1019"/>
+          <w:numId w:val="1018"/>
         </w:numPr>
       </w:pPr>
       <w:r>
@@ -44315,7 +44480,7 @@
         <w:pStyle w:val="Compact"/>
         <w:numPr>
           <w:ilvl w:val="0"/>
-          <w:numId w:val="1019"/>
+          <w:numId w:val="1018"/>
         </w:numPr>
       </w:pPr>
       <w:r>
@@ -44372,7 +44537,7 @@
         <w:pStyle w:val="Compact"/>
         <w:numPr>
           <w:ilvl w:val="0"/>
-          <w:numId w:val="1019"/>
+          <w:numId w:val="1018"/>
         </w:numPr>
       </w:pPr>
       <w:r>
@@ -45797,7 +45962,7 @@
         <w:rPr>
           <w:rFonts w:hint="eastAsia" w:ascii="Times New Roman" w:hAnsi="Times New Roman" w:eastAsia="FangSong" w:cs="Times New Roman"/>
         </w:rPr>
-        <w:t>特别适用于间接求晶格能</w:t>
+        <w:t>尤其适用于间接求晶格能</w:t>
       </w:r>
       <w:r>
         <w:rPr>
@@ -51092,10 +51257,37 @@
     <w:abstractNumId w:val="991"/>
   </w:num>
   <w:num w:numId="1002">
-    <w:abstractNumId w:val="991"/>
+    <w:abstractNumId w:val="99431"/>
+    <w:lvlOverride w:ilvl="0">
+      <w:startOverride w:val="1"/>
+    </w:lvlOverride>
+    <w:lvlOverride w:ilvl="1">
+      <w:startOverride w:val="1"/>
+    </w:lvlOverride>
+    <w:lvlOverride w:ilvl="2">
+      <w:startOverride w:val="1"/>
+    </w:lvlOverride>
+    <w:lvlOverride w:ilvl="3">
+      <w:startOverride w:val="1"/>
+    </w:lvlOverride>
+    <w:lvlOverride w:ilvl="4">
+      <w:startOverride w:val="1"/>
+    </w:lvlOverride>
+    <w:lvlOverride w:ilvl="5">
+      <w:startOverride w:val="1"/>
+    </w:lvlOverride>
+    <w:lvlOverride w:ilvl="6">
+      <w:startOverride w:val="1"/>
+    </w:lvlOverride>
+    <w:lvlOverride w:ilvl="7">
+      <w:startOverride w:val="1"/>
+    </w:lvlOverride>
+    <w:lvlOverride w:ilvl="8">
+      <w:startOverride w:val="1"/>
+    </w:lvlOverride>
   </w:num>
   <w:num w:numId="1003">
-    <w:abstractNumId w:val="99431"/>
+    <w:abstractNumId w:val="99411"/>
     <w:lvlOverride w:ilvl="0">
       <w:startOverride w:val="1"/>
     </w:lvlOverride>
@@ -51155,6 +51347,39 @@
     </w:lvlOverride>
   </w:num>
   <w:num w:numId="1005">
+    <w:abstractNumId w:val="99431"/>
+    <w:lvlOverride w:ilvl="0">
+      <w:startOverride w:val="1"/>
+    </w:lvlOverride>
+    <w:lvlOverride w:ilvl="1">
+      <w:startOverride w:val="1"/>
+    </w:lvlOverride>
+    <w:lvlOverride w:ilvl="2">
+      <w:startOverride w:val="1"/>
+    </w:lvlOverride>
+    <w:lvlOverride w:ilvl="3">
+      <w:startOverride w:val="1"/>
+    </w:lvlOverride>
+    <w:lvlOverride w:ilvl="4">
+      <w:startOverride w:val="1"/>
+    </w:lvlOverride>
+    <w:lvlOverride w:ilvl="5">
+      <w:startOverride w:val="1"/>
+    </w:lvlOverride>
+    <w:lvlOverride w:ilvl="6">
+      <w:startOverride w:val="1"/>
+    </w:lvlOverride>
+    <w:lvlOverride w:ilvl="7">
+      <w:startOverride w:val="1"/>
+    </w:lvlOverride>
+    <w:lvlOverride w:ilvl="8">
+      <w:startOverride w:val="1"/>
+    </w:lvlOverride>
+  </w:num>
+  <w:num w:numId="1006">
+    <w:abstractNumId w:val="991"/>
+  </w:num>
+  <w:num w:numId="1007">
     <w:abstractNumId w:val="99411"/>
     <w:lvlOverride w:ilvl="0">
       <w:startOverride w:val="1"/>
@@ -51184,7 +51409,13 @@
       <w:startOverride w:val="1"/>
     </w:lvlOverride>
   </w:num>
-  <w:num w:numId="1006">
+  <w:num w:numId="1008">
+    <w:abstractNumId w:val="991"/>
+  </w:num>
+  <w:num w:numId="1009">
+    <w:abstractNumId w:val="991"/>
+  </w:num>
+  <w:num w:numId="1010">
     <w:abstractNumId w:val="99431"/>
     <w:lvlOverride w:ilvl="0">
       <w:startOverride w:val="1"/>
@@ -51213,45 +51444,6 @@
     <w:lvlOverride w:ilvl="8">
       <w:startOverride w:val="1"/>
     </w:lvlOverride>
-  </w:num>
-  <w:num w:numId="1007">
-    <w:abstractNumId w:val="991"/>
-  </w:num>
-  <w:num w:numId="1008">
-    <w:abstractNumId w:val="99411"/>
-    <w:lvlOverride w:ilvl="0">
-      <w:startOverride w:val="1"/>
-    </w:lvlOverride>
-    <w:lvlOverride w:ilvl="1">
-      <w:startOverride w:val="1"/>
-    </w:lvlOverride>
-    <w:lvlOverride w:ilvl="2">
-      <w:startOverride w:val="1"/>
-    </w:lvlOverride>
-    <w:lvlOverride w:ilvl="3">
-      <w:startOverride w:val="1"/>
-    </w:lvlOverride>
-    <w:lvlOverride w:ilvl="4">
-      <w:startOverride w:val="1"/>
-    </w:lvlOverride>
-    <w:lvlOverride w:ilvl="5">
-      <w:startOverride w:val="1"/>
-    </w:lvlOverride>
-    <w:lvlOverride w:ilvl="6">
-      <w:startOverride w:val="1"/>
-    </w:lvlOverride>
-    <w:lvlOverride w:ilvl="7">
-      <w:startOverride w:val="1"/>
-    </w:lvlOverride>
-    <w:lvlOverride w:ilvl="8">
-      <w:startOverride w:val="1"/>
-    </w:lvlOverride>
-  </w:num>
-  <w:num w:numId="1009">
-    <w:abstractNumId w:val="991"/>
-  </w:num>
-  <w:num w:numId="1010">
-    <w:abstractNumId w:val="991"/>
   </w:num>
   <w:num w:numId="1011">
     <w:abstractNumId w:val="99431"/>
@@ -51284,36 +51476,6 @@
     </w:lvlOverride>
   </w:num>
   <w:num w:numId="1012">
-    <w:abstractNumId w:val="99431"/>
-    <w:lvlOverride w:ilvl="0">
-      <w:startOverride w:val="1"/>
-    </w:lvlOverride>
-    <w:lvlOverride w:ilvl="1">
-      <w:startOverride w:val="1"/>
-    </w:lvlOverride>
-    <w:lvlOverride w:ilvl="2">
-      <w:startOverride w:val="1"/>
-    </w:lvlOverride>
-    <w:lvlOverride w:ilvl="3">
-      <w:startOverride w:val="1"/>
-    </w:lvlOverride>
-    <w:lvlOverride w:ilvl="4">
-      <w:startOverride w:val="1"/>
-    </w:lvlOverride>
-    <w:lvlOverride w:ilvl="5">
-      <w:startOverride w:val="1"/>
-    </w:lvlOverride>
-    <w:lvlOverride w:ilvl="6">
-      <w:startOverride w:val="1"/>
-    </w:lvlOverride>
-    <w:lvlOverride w:ilvl="7">
-      <w:startOverride w:val="1"/>
-    </w:lvlOverride>
-    <w:lvlOverride w:ilvl="8">
-      <w:startOverride w:val="1"/>
-    </w:lvlOverride>
-  </w:num>
-  <w:num w:numId="1013">
     <w:abstractNumId w:val="99432"/>
     <w:lvlOverride w:ilvl="0">
       <w:startOverride w:val="2"/>
@@ -51341,6 +51503,36 @@
     </w:lvlOverride>
     <w:lvlOverride w:ilvl="8">
       <w:startOverride w:val="2"/>
+    </w:lvlOverride>
+  </w:num>
+  <w:num w:numId="1013">
+    <w:abstractNumId w:val="99411"/>
+    <w:lvlOverride w:ilvl="0">
+      <w:startOverride w:val="1"/>
+    </w:lvlOverride>
+    <w:lvlOverride w:ilvl="1">
+      <w:startOverride w:val="1"/>
+    </w:lvlOverride>
+    <w:lvlOverride w:ilvl="2">
+      <w:startOverride w:val="1"/>
+    </w:lvlOverride>
+    <w:lvlOverride w:ilvl="3">
+      <w:startOverride w:val="1"/>
+    </w:lvlOverride>
+    <w:lvlOverride w:ilvl="4">
+      <w:startOverride w:val="1"/>
+    </w:lvlOverride>
+    <w:lvlOverride w:ilvl="5">
+      <w:startOverride w:val="1"/>
+    </w:lvlOverride>
+    <w:lvlOverride w:ilvl="6">
+      <w:startOverride w:val="1"/>
+    </w:lvlOverride>
+    <w:lvlOverride w:ilvl="7">
+      <w:startOverride w:val="1"/>
+    </w:lvlOverride>
+    <w:lvlOverride w:ilvl="8">
+      <w:startOverride w:val="1"/>
     </w:lvlOverride>
   </w:num>
   <w:num w:numId="1014">
@@ -51374,7 +51566,7 @@
     </w:lvlOverride>
   </w:num>
   <w:num w:numId="1015">
-    <w:abstractNumId w:val="99411"/>
+    <w:abstractNumId w:val="99731"/>
     <w:lvlOverride w:ilvl="0">
       <w:startOverride w:val="1"/>
     </w:lvlOverride>
@@ -51464,36 +51656,6 @@
     </w:lvlOverride>
   </w:num>
   <w:num w:numId="1018">
-    <w:abstractNumId w:val="99731"/>
-    <w:lvlOverride w:ilvl="0">
-      <w:startOverride w:val="1"/>
-    </w:lvlOverride>
-    <w:lvlOverride w:ilvl="1">
-      <w:startOverride w:val="1"/>
-    </w:lvlOverride>
-    <w:lvlOverride w:ilvl="2">
-      <w:startOverride w:val="1"/>
-    </w:lvlOverride>
-    <w:lvlOverride w:ilvl="3">
-      <w:startOverride w:val="1"/>
-    </w:lvlOverride>
-    <w:lvlOverride w:ilvl="4">
-      <w:startOverride w:val="1"/>
-    </w:lvlOverride>
-    <w:lvlOverride w:ilvl="5">
-      <w:startOverride w:val="1"/>
-    </w:lvlOverride>
-    <w:lvlOverride w:ilvl="6">
-      <w:startOverride w:val="1"/>
-    </w:lvlOverride>
-    <w:lvlOverride w:ilvl="7">
-      <w:startOverride w:val="1"/>
-    </w:lvlOverride>
-    <w:lvlOverride w:ilvl="8">
-      <w:startOverride w:val="1"/>
-    </w:lvlOverride>
-  </w:num>
-  <w:num w:numId="1019">
     <w:abstractNumId w:val="99731"/>
     <w:lvlOverride w:ilvl="0">
       <w:startOverride w:val="1"/>
@@ -52204,7 +52366,7 @@
     <ns0:name ns0:val="Verbatim Char"/>
     <ns0:basedOn ns0:val="BodyTextChar"/>
     <ns0:rPr>
-      <ns0:rFonts ns0:ascii="SimSun" ns0:hAnsi="SimSun" ns0:eastAsia="SimSun" ns0:cs="SimSun"/>
+      <ns0:rFonts ns0:ascii="SimSun" ns0:cs="SimSun" ns0:eastAsia="SimSun" ns0:hAnsi="SimSun"/>
       <ns0:b ns0:val="0"/>
       <ns0:sz ns0:val="20"/>
     </ns0:rPr>
@@ -52274,7 +52436,7 @@
       <w:wordWrap w:val="off"/>
     </w:pPr>
     <ns0:rPr>
-      <w:rFonts w:ascii="SimSun" w:hAnsi="SimSun" w:eastAsia="SimSun" w:cs="SimSun"/>
+      <w:rFonts ns0:ascii="SimSun" ns0:hAnsi="SimSun" ns0:eastAsia="SimSun" ns0:cs="SimSun"/>
     </ns0:rPr>
   </w:style>
   <w:style w:type="character" w:customStyle="1" w:styleId="KeywordTok">
